--- a/docs/MAIIC_System_Audit_2026-10-09.docx
+++ b/docs/MAIIC_System_Audit_2026-10-09.docx
@@ -4720,7 +4720,7 @@
                 <w:i w:val="0"/>
                 <w:sz w:val="17"/>
               </w:rPr>
-              <w:t>Governance defaults are effective from 1 January 2025; 63 of 144 contracts originated before 2024</w:t>
+              <w:t>Governance defaults were effective from 1 January 2025; 63 of 144 contracts originated before 2024</w:t>
             </w:r>
           </w:p>
         </w:tc>
@@ -4742,7 +4742,7 @@
                 <w:i w:val="0"/>
                 <w:sz w:val="17"/>
               </w:rPr>
-              <w:t>GovernanceSettingsSeeder.php:27</w:t>
+              <w:t>GovernanceSettingsSeeder.php</w:t>
             </w:r>
             <w:r>
               <w:rPr>
@@ -4805,7 +4805,7 @@
                 <w:i w:val="0"/>
                 <w:sz w:val="17"/>
               </w:rPr>
-              <w:t>16 contracts on the clean install cannot generate a schedule because "no approved value is in force for day_count" at origination; the other 47 pre-2024 contracts fail earlier for other reasons and would hit this next</w:t>
+              <w:t>16 contracts on the clean install could not generate a schedule because "no approved value is in force for day_count" at origination</w:t>
             </w:r>
           </w:p>
         </w:tc>
@@ -4822,11 +4822,19 @@
             </w:r>
             <w:r>
               <w:rPr>
-                <w:b w:val="0"/>
-                <w:i w:val="0"/>
-                <w:sz w:val="17"/>
-              </w:rPr>
-              <w:t>Seeded defaults effective from inception (the earliest origination, or 1900-01-01) with the same label; a test that every contract date resolves every setting</w:t>
+                <w:b/>
+                <w:i w:val="0"/>
+                <w:sz w:val="17"/>
+              </w:rPr>
+              <w:t>Fixed (9 October, after the audit's first issue):</w:t>
+            </w:r>
+            <w:r>
+              <w:rPr>
+                <w:b w:val="0"/>
+                <w:i w:val="0"/>
+                <w:sz w:val="17"/>
+              </w:rPr>
+              <w:t xml:space="preserve"> defaults seeded from inception; a migration backdates the untouched defaults on installed databases (49 rows on the demo copy, audit-logged); a test proves every catalogue setting resolves on MAIIC's earliest origination date (4 March 2020). On the clean install schedules rose from 31 to 47 and locked EIRs from 12 to 27; golden checks unchanged at 9 of 9</w:t>
             </w:r>
           </w:p>
         </w:tc>
@@ -8561,7 +8569,7 @@
                 <w:i w:val="0"/>
                 <w:sz w:val="17"/>
               </w:rPr>
-              <w:t>16</w:t>
+              <w:t>16, now 0</w:t>
             </w:r>
           </w:p>
         </w:tc>
@@ -8582,7 +8590,7 @@
                 <w:i w:val="0"/>
                 <w:sz w:val="17"/>
               </w:rPr>
-              <w:t>Dupleix (finding H10)</w:t>
+              <w:t>Dupleix (finding H10, fixed the same day; the 16 now generate)</w:t>
             </w:r>
           </w:p>
         </w:tc>
@@ -8773,7 +8781,7 @@
                 <w:i w:val="0"/>
                 <w:sz w:val="17"/>
               </w:rPr>
-              <w:t>19</w:t>
+              <w:t>19, now 20</w:t>
             </w:r>
           </w:p>
         </w:tc>
@@ -8810,7 +8818,7 @@
           <w:b w:val="0"/>
           <w:i w:val="0"/>
         </w:rPr>
-        <w:t>So on today's clean install the revenue roll-forward, the as-at service and the GL reconciliation cover 12 of 135 loans; the ECL covers all 135. Both facts belong in the After Build Report's section 3 in those words.</w:t>
+        <w:t>So on the clean install as first audited, the revenue roll-forward, the as-at service and the GL reconciliation covered 12 of 135 loans; after the H10 fix they cover 26 of 135 (27 locked EIRs), and the ECL covers all 135. The next two steps are MAIIC's: the moratorium type (51 contracts) and the fee rulebook (20 EIRs). These facts are now in the After Build Report's section 3 in those words.</w:t>
       </w:r>
     </w:p>
     <w:p>
@@ -8889,6 +8897,59 @@
                 <w:sz w:val="17"/>
               </w:rPr>
               <w:t>What</w:t>
+            </w:r>
+          </w:p>
+        </w:tc>
+      </w:tr>
+      <w:tr>
+        <w:tc>
+          <w:tcPr>
+            <w:tcW w:type="dxa" w:w="4986"/>
+          </w:tcPr>
+          <w:p>
+            <w:r>
+              <w:rPr>
+                <w:b w:val="0"/>
+                <w:sz w:val="17"/>
+              </w:rPr>
+            </w:r>
+            <w:r>
+              <w:rPr>
+                <w:b w:val="0"/>
+                <w:i w:val="0"/>
+                <w:sz w:val="17"/>
+              </w:rPr>
+              <w:t xml:space="preserve">after </w:t>
+            </w:r>
+            <w:r>
+              <w:rPr>
+                <w:rFonts w:ascii="Consolas" w:hAnsi="Consolas"/>
+                <w:b w:val="0"/>
+                <w:i w:val="0"/>
+                <w:sz w:val="17"/>
+              </w:rPr>
+              <w:t>e176d1d</w:t>
+            </w:r>
+          </w:p>
+        </w:tc>
+        <w:tc>
+          <w:tcPr>
+            <w:tcW w:type="dxa" w:w="4986"/>
+          </w:tcPr>
+          <w:p>
+            <w:r>
+              <w:rPr>
+                <w:b w:val="0"/>
+                <w:sz w:val="17"/>
+              </w:rPr>
+            </w:r>
+            <w:r>
+              <w:rPr>
+                <w:b w:val="0"/>
+                <w:i w:val="0"/>
+                <w:sz w:val="17"/>
+              </w:rPr>
+              <w:t>Governance defaults from inception (H10): seeder, backdating migration, test; schedules 31 to 47 and locked EIRs 12 to 27 on the clean install</w:t>
             </w:r>
           </w:p>
         </w:tc>
@@ -9919,7 +9980,7 @@
                 <w:i w:val="0"/>
                 <w:sz w:val="17"/>
               </w:rPr>
-              <w:t>C5, C6; and coverage of 12 of 135 loans (section 5)</w:t>
+              <w:t>C5, C6; and coverage of 26 of 135 loans after the H10 fix (section 5)</w:t>
             </w:r>
           </w:p>
         </w:tc>
@@ -10182,14 +10243,14 @@
           <w:b/>
           <w:i w:val="0"/>
         </w:rPr>
-        <w:t>Governance defaults from inception; thresholds at the period end under maker-checker; the lock honoured by every writer; admin override governed</w:t>
+        <w:t>Thresholds at the period end under maker-checker; the lock honoured by every writer; admin override governed</w:t>
       </w:r>
       <w:r>
         <w:rPr>
           <w:b w:val="0"/>
           <w:i w:val="0"/>
         </w:rPr>
-        <w:t xml:space="preserve"> (H10, H11, H4, H9): two days.</w:t>
+        <w:t xml:space="preserve"> (H11, H4, H9; H10 is done): a day and a half.</w:t>
       </w:r>
     </w:p>
     <w:p>

--- a/docs/MAIIC_System_Audit_2026-10-09.docx
+++ b/docs/MAIIC_System_Audit_2026-10-09.docx
@@ -1004,6 +1004,199 @@
       </w:pPr>
       <w:r>
         <w:rPr>
+          <w:b/>
+          <w:i w:val="0"/>
+        </w:rPr>
+        <w:t>Closure, 9 October 2026 (same day, after the audit's first issue).</w:t>
+      </w:r>
+      <w:r>
+        <w:rPr>
+          <w:b w:val="0"/>
+          <w:i w:val="0"/>
+        </w:rPr>
+        <w:t xml:space="preserve"> The "doable" steps of section 9 (1 to 7) were done and committed on </w:t>
+      </w:r>
+      <w:r>
+        <w:rPr>
+          <w:rFonts w:ascii="Consolas" w:hAnsi="Consolas"/>
+          <w:b w:val="0"/>
+          <w:i w:val="0"/>
+          <w:sz w:val="18"/>
+        </w:rPr>
+        <w:t>eir_revenue_recognition</w:t>
+      </w:r>
+      <w:r>
+        <w:rPr>
+          <w:b w:val="0"/>
+          <w:i w:val="0"/>
+        </w:rPr>
+        <w:t xml:space="preserve">: </w:t>
+      </w:r>
+      <w:r>
+        <w:rPr>
+          <w:rFonts w:ascii="Consolas" w:hAnsi="Consolas"/>
+          <w:b w:val="0"/>
+          <w:i w:val="0"/>
+          <w:sz w:val="18"/>
+        </w:rPr>
+        <w:t>d58a8b0</w:t>
+      </w:r>
+      <w:r>
+        <w:rPr>
+          <w:b w:val="0"/>
+          <w:i w:val="0"/>
+        </w:rPr>
+        <w:t xml:space="preserve"> (C7, C8), </w:t>
+      </w:r>
+      <w:r>
+        <w:rPr>
+          <w:rFonts w:ascii="Consolas" w:hAnsi="Consolas"/>
+          <w:b w:val="0"/>
+          <w:i w:val="0"/>
+          <w:sz w:val="18"/>
+        </w:rPr>
+        <w:t>ba117ff</w:t>
+      </w:r>
+      <w:r>
+        <w:rPr>
+          <w:b w:val="0"/>
+          <w:i w:val="0"/>
+        </w:rPr>
+        <w:t xml:space="preserve"> (C1, C2, C3, H7, M3), </w:t>
+      </w:r>
+      <w:r>
+        <w:rPr>
+          <w:rFonts w:ascii="Consolas" w:hAnsi="Consolas"/>
+          <w:b w:val="0"/>
+          <w:i w:val="0"/>
+          <w:sz w:val="18"/>
+        </w:rPr>
+        <w:t>7d339a6</w:t>
+      </w:r>
+      <w:r>
+        <w:rPr>
+          <w:b w:val="0"/>
+          <w:i w:val="0"/>
+        </w:rPr>
+        <w:t xml:space="preserve"> (C5, C6, M17), </w:t>
+      </w:r>
+      <w:r>
+        <w:rPr>
+          <w:rFonts w:ascii="Consolas" w:hAnsi="Consolas"/>
+          <w:b w:val="0"/>
+          <w:i w:val="0"/>
+          <w:sz w:val="18"/>
+        </w:rPr>
+        <w:t>bf616a7</w:t>
+      </w:r>
+      <w:r>
+        <w:rPr>
+          <w:b w:val="0"/>
+          <w:i w:val="0"/>
+        </w:rPr>
+        <w:t xml:space="preserve"> (H1, M15), </w:t>
+      </w:r>
+      <w:r>
+        <w:rPr>
+          <w:rFonts w:ascii="Consolas" w:hAnsi="Consolas"/>
+          <w:b w:val="0"/>
+          <w:i w:val="0"/>
+          <w:sz w:val="18"/>
+        </w:rPr>
+        <w:t>d062a53</w:t>
+      </w:r>
+      <w:r>
+        <w:rPr>
+          <w:b w:val="0"/>
+          <w:i w:val="0"/>
+        </w:rPr>
+        <w:t xml:space="preserve"> (C9, H3, M8, M9), </w:t>
+      </w:r>
+      <w:r>
+        <w:rPr>
+          <w:rFonts w:ascii="Consolas" w:hAnsi="Consolas"/>
+          <w:b w:val="0"/>
+          <w:i w:val="0"/>
+          <w:sz w:val="18"/>
+        </w:rPr>
+        <w:t>4a31816</w:t>
+      </w:r>
+      <w:r>
+        <w:rPr>
+          <w:b w:val="0"/>
+          <w:i w:val="0"/>
+        </w:rPr>
+        <w:t xml:space="preserve"> (H4, H11, H9), </w:t>
+      </w:r>
+      <w:r>
+        <w:rPr>
+          <w:rFonts w:ascii="Consolas" w:hAnsi="Consolas"/>
+          <w:b w:val="0"/>
+          <w:i w:val="0"/>
+          <w:sz w:val="18"/>
+        </w:rPr>
+        <w:t>af95179</w:t>
+      </w:r>
+      <w:r>
+        <w:rPr>
+          <w:b w:val="0"/>
+          <w:i w:val="0"/>
+        </w:rPr>
+        <w:t xml:space="preserve"> (H2, H8, H5, H6), with </w:t>
+      </w:r>
+      <w:r>
+        <w:rPr>
+          <w:rFonts w:ascii="Consolas" w:hAnsi="Consolas"/>
+          <w:b w:val="0"/>
+          <w:i w:val="0"/>
+          <w:sz w:val="18"/>
+        </w:rPr>
+        <w:t>4a98dca</w:t>
+      </w:r>
+      <w:r>
+        <w:rPr>
+          <w:b w:val="0"/>
+          <w:i w:val="0"/>
+        </w:rPr>
+        <w:t xml:space="preserve"> (H10) and </w:t>
+      </w:r>
+      <w:r>
+        <w:rPr>
+          <w:rFonts w:ascii="Consolas" w:hAnsi="Consolas"/>
+          <w:b w:val="0"/>
+          <w:i w:val="0"/>
+          <w:sz w:val="18"/>
+        </w:rPr>
+        <w:t>f5b08fc</w:t>
+      </w:r>
+      <w:r>
+        <w:rPr>
+          <w:b w:val="0"/>
+          <w:i w:val="0"/>
+        </w:rPr>
+        <w:t xml:space="preserve"> (C4) from earlier in the day. Each finding below carries </w:t>
+      </w:r>
+      <w:r>
+        <w:rPr>
+          <w:b/>
+          <w:i w:val="0"/>
+        </w:rPr>
+        <w:t>Closed</w:t>
+      </w:r>
+      <w:r>
+        <w:rPr>
+          <w:b w:val="0"/>
+          <w:i w:val="0"/>
+        </w:rPr>
+        <w:t xml:space="preserve"> with its commit where that is so; the figures in section 8 are restated at the end. The open findings are those that need MAIIC (H12, H13's missing ties) or the remaining Medium and Low items.</w:t>
+      </w:r>
+    </w:p>
+    <w:p>
+      <w:pPr>
+        <w:spacing w:after="120"/>
+      </w:pPr>
+      <w:r>
+        <w:rPr>
           <w:b w:val="0"/>
           <w:i w:val="0"/>
         </w:rPr>
@@ -1244,11 +1437,19 @@
             </w:r>
             <w:r>
               <w:rPr>
-                <w:b w:val="0"/>
-                <w:i w:val="0"/>
-                <w:sz w:val="17"/>
-              </w:rPr>
-              <w:t xml:space="preserve">Stage 2 allowance is a 12-month ECL; </w:t>
+                <w:b/>
+                <w:i w:val="0"/>
+                <w:sz w:val="17"/>
+              </w:rPr>
+              <w:t>Closed `ba117ff`.</w:t>
+            </w:r>
+            <w:r>
+              <w:rPr>
+                <w:b w:val="0"/>
+                <w:i w:val="0"/>
+                <w:sz w:val="17"/>
+              </w:rPr>
+              <w:t xml:space="preserve"> Stage 2 allowance is a 12-month ECL; </w:t>
             </w:r>
             <w:r>
               <w:rPr>
@@ -1497,6 +1698,22 @@
             </w:r>
             <w:r>
               <w:rPr>
+                <w:b/>
+                <w:i w:val="0"/>
+                <w:sz w:val="17"/>
+              </w:rPr>
+              <w:t>Closed `ba117ff`.</w:t>
+            </w:r>
+            <w:r>
+              <w:rPr>
+                <w:b w:val="0"/>
+                <w:i w:val="0"/>
+                <w:sz w:val="17"/>
+              </w:rPr>
+              <w:t xml:space="preserve"> </w:t>
+            </w:r>
+            <w:r>
+              <w:rPr>
                 <w:rFonts w:ascii="Consolas" w:hAnsi="Consolas"/>
                 <w:b w:val="0"/>
                 <w:i w:val="0"/>
@@ -1724,11 +1941,19 @@
             </w:r>
             <w:r>
               <w:rPr>
-                <w:b w:val="0"/>
-                <w:i w:val="0"/>
-                <w:sz w:val="17"/>
-              </w:rPr>
-              <w:t>Stage 3 ECL in the time-phased engine is discounted from the wrong date and the recovery plan is netted before discounting</w:t>
+                <w:b/>
+                <w:i w:val="0"/>
+                <w:sz w:val="17"/>
+              </w:rPr>
+              <w:t>Closed `ba117ff`.</w:t>
+            </w:r>
+            <w:r>
+              <w:rPr>
+                <w:b w:val="0"/>
+                <w:i w:val="0"/>
+                <w:sz w:val="17"/>
+              </w:rPr>
+              <w:t xml:space="preserve"> Stage 3 ECL in the time-phased engine is discounted from the wrong date and the recovery plan is netted before discounting</w:t>
             </w:r>
           </w:p>
         </w:tc>
@@ -2016,11 +2241,19 @@
             </w:r>
             <w:r>
               <w:rPr>
-                <w:b w:val="0"/>
-                <w:i w:val="0"/>
-                <w:sz w:val="17"/>
-              </w:rPr>
-              <w:t>The revenue roll-forward deducts scheduled instalments as cash after the borrower's last receipt</w:t>
+                <w:b/>
+                <w:i w:val="0"/>
+                <w:sz w:val="17"/>
+              </w:rPr>
+              <w:t>Closed `7d339a6`.</w:t>
+            </w:r>
+            <w:r>
+              <w:rPr>
+                <w:b w:val="0"/>
+                <w:i w:val="0"/>
+                <w:sz w:val="17"/>
+              </w:rPr>
+              <w:t xml:space="preserve"> The revenue roll-forward deducts scheduled instalments as cash after the borrower's last receipt</w:t>
             </w:r>
           </w:p>
         </w:tc>
@@ -2149,11 +2382,19 @@
             </w:r>
             <w:r>
               <w:rPr>
-                <w:b w:val="0"/>
-                <w:i w:val="0"/>
-                <w:sz w:val="17"/>
-              </w:rPr>
-              <w:t>Stage 3 "net carrying amount" interest never takes effect</w:t>
+                <w:b/>
+                <w:i w:val="0"/>
+                <w:sz w:val="17"/>
+              </w:rPr>
+              <w:t>Closed `7d339a6`.</w:t>
+            </w:r>
+            <w:r>
+              <w:rPr>
+                <w:b w:val="0"/>
+                <w:i w:val="0"/>
+                <w:sz w:val="17"/>
+              </w:rPr>
+              <w:t xml:space="preserve"> Stage 3 "net carrying amount" interest never takes effect</w:t>
             </w:r>
           </w:p>
         </w:tc>
@@ -2367,11 +2608,19 @@
             </w:r>
             <w:r>
               <w:rPr>
-                <w:b w:val="0"/>
-                <w:i w:val="0"/>
-                <w:sz w:val="17"/>
-              </w:rPr>
-              <w:t>180 web routes have no authentication</w:t>
+                <w:b/>
+                <w:i w:val="0"/>
+                <w:sz w:val="17"/>
+              </w:rPr>
+              <w:t>Closed `d58a8b0`.</w:t>
+            </w:r>
+            <w:r>
+              <w:rPr>
+                <w:b w:val="0"/>
+                <w:i w:val="0"/>
+                <w:sz w:val="17"/>
+              </w:rPr>
+              <w:t xml:space="preserve"> 180 web routes have no authentication</w:t>
             </w:r>
           </w:p>
         </w:tc>
@@ -2858,11 +3107,19 @@
             </w:r>
             <w:r>
               <w:rPr>
-                <w:b w:val="0"/>
-                <w:i w:val="0"/>
-                <w:sz w:val="17"/>
-              </w:rPr>
-              <w:t>Unauthenticated SQL interpolation</w:t>
+                <w:b/>
+                <w:i w:val="0"/>
+                <w:sz w:val="17"/>
+              </w:rPr>
+              <w:t>Closed `d58a8b0`.</w:t>
+            </w:r>
+            <w:r>
+              <w:rPr>
+                <w:b w:val="0"/>
+                <w:i w:val="0"/>
+                <w:sz w:val="17"/>
+              </w:rPr>
+              <w:t xml:space="preserve"> Unauthenticated SQL interpolation</w:t>
             </w:r>
           </w:p>
         </w:tc>
@@ -3076,11 +3333,19 @@
             </w:r>
             <w:r>
               <w:rPr>
-                <w:b w:val="0"/>
-                <w:i w:val="0"/>
-                <w:sz w:val="17"/>
-              </w:rPr>
-              <w:t>The bootstrap approves a regression fit under its own label and computes the ECL on it</w:t>
+                <w:b/>
+                <w:i w:val="0"/>
+                <w:sz w:val="17"/>
+              </w:rPr>
+              <w:t>Closed `d062a53`.</w:t>
+            </w:r>
+            <w:r>
+              <w:rPr>
+                <w:b w:val="0"/>
+                <w:i w:val="0"/>
+                <w:sz w:val="17"/>
+              </w:rPr>
+              <w:t xml:space="preserve"> The bootstrap approves a regression fit under its own label and computes the ECL on it</w:t>
             </w:r>
           </w:p>
         </w:tc>
@@ -3354,11 +3619,19 @@
             </w:r>
             <w:r>
               <w:rPr>
-                <w:b w:val="0"/>
-                <w:i w:val="0"/>
-                <w:sz w:val="17"/>
-              </w:rPr>
-              <w:t>Write-offs (300) and the Nascomex equity entries (401) are classed as cash receipts</w:t>
+                <w:b/>
+                <w:i w:val="0"/>
+                <w:sz w:val="17"/>
+              </w:rPr>
+              <w:t>Closed `bf616a7`.</w:t>
+            </w:r>
+            <w:r>
+              <w:rPr>
+                <w:b w:val="0"/>
+                <w:i w:val="0"/>
+                <w:sz w:val="17"/>
+              </w:rPr>
+              <w:t xml:space="preserve"> Write-offs (300) and the Nascomex equity entries (401) are classed as cash receipts</w:t>
             </w:r>
           </w:p>
         </w:tc>
@@ -3530,11 +3803,19 @@
             </w:r>
             <w:r>
               <w:rPr>
-                <w:b w:val="0"/>
-                <w:i w:val="0"/>
-                <w:sz w:val="17"/>
-              </w:rPr>
-              <w:t>Tranche facilities: later drawdowns never enter the EIR cash-flow vector</w:t>
+                <w:b/>
+                <w:i w:val="0"/>
+                <w:sz w:val="17"/>
+              </w:rPr>
+              <w:t>Closed `af95179`.</w:t>
+            </w:r>
+            <w:r>
+              <w:rPr>
+                <w:b w:val="0"/>
+                <w:i w:val="0"/>
+                <w:sz w:val="17"/>
+              </w:rPr>
+              <w:t xml:space="preserve"> Tranche facilities: later drawdowns never enter the EIR cash-flow vector</w:t>
             </w:r>
           </w:p>
         </w:tc>
@@ -3689,11 +3970,19 @@
             </w:r>
             <w:r>
               <w:rPr>
-                <w:b w:val="0"/>
-                <w:i w:val="0"/>
-                <w:sz w:val="17"/>
-              </w:rPr>
-              <w:t>Scenario weighting is applied twice over two different sets</w:t>
+                <w:b/>
+                <w:i w:val="0"/>
+                <w:sz w:val="17"/>
+              </w:rPr>
+              <w:t>Closed `d062a53`.</w:t>
+            </w:r>
+            <w:r>
+              <w:rPr>
+                <w:b w:val="0"/>
+                <w:i w:val="0"/>
+                <w:sz w:val="17"/>
+              </w:rPr>
+              <w:t xml:space="preserve"> Scenario weighting is applied twice over two different sets</w:t>
             </w:r>
           </w:p>
         </w:tc>
@@ -3856,11 +4145,19 @@
             </w:r>
             <w:r>
               <w:rPr>
-                <w:b w:val="0"/>
-                <w:i w:val="0"/>
-                <w:sz w:val="17"/>
-              </w:rPr>
-              <w:t>The reporting-period lock is honoured only by the loan-book build</w:t>
+                <w:b/>
+                <w:i w:val="0"/>
+                <w:sz w:val="17"/>
+              </w:rPr>
+              <w:t>Closed `4a31816`.</w:t>
+            </w:r>
+            <w:r>
+              <w:rPr>
+                <w:b w:val="0"/>
+                <w:i w:val="0"/>
+                <w:sz w:val="17"/>
+              </w:rPr>
+              <w:t xml:space="preserve"> The reporting-period lock is honoured only by the loan-book build</w:t>
             </w:r>
           </w:p>
         </w:tc>
@@ -4023,11 +4320,19 @@
             </w:r>
             <w:r>
               <w:rPr>
-                <w:b w:val="0"/>
-                <w:i w:val="0"/>
-                <w:sz w:val="17"/>
-              </w:rPr>
-              <w:t>Reports and the FS note split by the pre-qualitative stage; the ECL was measured on the post-qualitative stage</w:t>
+                <w:b/>
+                <w:i w:val="0"/>
+                <w:sz w:val="17"/>
+              </w:rPr>
+              <w:t>Closed `af95179`.</w:t>
+            </w:r>
+            <w:r>
+              <w:rPr>
+                <w:b w:val="0"/>
+                <w:i w:val="0"/>
+                <w:sz w:val="17"/>
+              </w:rPr>
+              <w:t xml:space="preserve"> Reports and the FS note split by the pre-qualitative stage; the ECL was measured on the post-qualitative stage</w:t>
             </w:r>
           </w:p>
         </w:tc>
@@ -4174,11 +4479,19 @@
             </w:r>
             <w:r>
               <w:rPr>
-                <w:b w:val="0"/>
-                <w:i w:val="0"/>
-                <w:sz w:val="17"/>
-              </w:rPr>
-              <w:t>The FS note's "gross carrying amount" is the EAD</w:t>
+                <w:b/>
+                <w:i w:val="0"/>
+                <w:sz w:val="17"/>
+              </w:rPr>
+              <w:t>Closed `af95179`.</w:t>
+            </w:r>
+            <w:r>
+              <w:rPr>
+                <w:b w:val="0"/>
+                <w:i w:val="0"/>
+                <w:sz w:val="17"/>
+              </w:rPr>
+              <w:t xml:space="preserve"> The FS note's "gross carrying amount" is the EAD</w:t>
             </w:r>
           </w:p>
         </w:tc>
@@ -4324,11 +4637,19 @@
             </w:r>
             <w:r>
               <w:rPr>
-                <w:b w:val="0"/>
-                <w:i w:val="0"/>
-                <w:sz w:val="17"/>
-              </w:rPr>
-              <w:t>LGD cohort workout counts a written-off loan as fully recovered and double-counts a cured loan that also paid down; recoveries undiscounted; no collateral</w:t>
+                <w:b/>
+                <w:i w:val="0"/>
+                <w:sz w:val="17"/>
+              </w:rPr>
+              <w:t>Closed `ba117ff`.</w:t>
+            </w:r>
+            <w:r>
+              <w:rPr>
+                <w:b w:val="0"/>
+                <w:i w:val="0"/>
+                <w:sz w:val="17"/>
+              </w:rPr>
+              <w:t xml:space="preserve"> LGD cohort workout counts a written-off loan as fully recovered and double-counts a cured loan that also paid down; recoveries undiscounted; no collateral</w:t>
             </w:r>
           </w:p>
         </w:tc>
@@ -4432,11 +4753,19 @@
             </w:r>
             <w:r>
               <w:rPr>
-                <w:b w:val="0"/>
-                <w:i w:val="0"/>
-                <w:sz w:val="17"/>
-              </w:rPr>
-              <w:t>12-month PD from a short window is not annualised</w:t>
+                <w:b/>
+                <w:i w:val="0"/>
+                <w:sz w:val="17"/>
+              </w:rPr>
+              <w:t>Closed `af95179`.</w:t>
+            </w:r>
+            <w:r>
+              <w:rPr>
+                <w:b w:val="0"/>
+                <w:i w:val="0"/>
+                <w:sz w:val="17"/>
+              </w:rPr>
+              <w:t xml:space="preserve"> 12-month PD from a short window is not annualised</w:t>
             </w:r>
           </w:p>
         </w:tc>
@@ -4540,11 +4869,19 @@
             </w:r>
             <w:r>
               <w:rPr>
-                <w:b w:val="0"/>
-                <w:i w:val="0"/>
-                <w:sz w:val="17"/>
-              </w:rPr>
-              <w:t xml:space="preserve">The </w:t>
+                <w:b/>
+                <w:i w:val="0"/>
+                <w:sz w:val="17"/>
+              </w:rPr>
+              <w:t>Closed `4a31816`.</w:t>
+            </w:r>
+            <w:r>
+              <w:rPr>
+                <w:b w:val="0"/>
+                <w:i w:val="0"/>
+                <w:sz w:val="17"/>
+              </w:rPr>
+              <w:t xml:space="preserve"> The </w:t>
             </w:r>
             <w:r>
               <w:rPr>
@@ -4874,11 +5211,19 @@
             </w:r>
             <w:r>
               <w:rPr>
-                <w:b w:val="0"/>
-                <w:i w:val="0"/>
-                <w:sz w:val="17"/>
-              </w:rPr>
-              <w:t>Staging thresholds are resolved at today's date, not the period end, and sit outside maker-checker</w:t>
+                <w:b/>
+                <w:i w:val="0"/>
+                <w:sz w:val="17"/>
+              </w:rPr>
+              <w:t>Closed `4a31816`.</w:t>
+            </w:r>
+            <w:r>
+              <w:rPr>
+                <w:b w:val="0"/>
+                <w:i w:val="0"/>
+                <w:sz w:val="17"/>
+              </w:rPr>
+              <w:t xml:space="preserve"> Staging thresholds are resolved at today's date, not the period end, and sit outside maker-checker</w:t>
             </w:r>
           </w:p>
         </w:tc>
@@ -5752,11 +6097,19 @@
             </w:r>
             <w:r>
               <w:rPr>
-                <w:b w:val="0"/>
-                <w:i w:val="0"/>
-                <w:sz w:val="17"/>
-              </w:rPr>
-              <w:t xml:space="preserve">The manual-overlay register of spec 14.6 does not exist; the "Manual overlay" route reads the latest legacy </w:t>
+                <w:b/>
+                <w:i w:val="0"/>
+                <w:sz w:val="17"/>
+              </w:rPr>
+              <w:t>Closed.</w:t>
+            </w:r>
+            <w:r>
+              <w:rPr>
+                <w:b w:val="0"/>
+                <w:i w:val="0"/>
+                <w:sz w:val="17"/>
+              </w:rPr>
+              <w:t xml:space="preserve"> The manual-overlay register of spec 14.6 does not exist; the "Manual overlay" route reads the latest legacy </w:t>
             </w:r>
             <w:r>
               <w:rPr>
@@ -6175,11 +6528,19 @@
             </w:r>
             <w:r>
               <w:rPr>
-                <w:b w:val="0"/>
-                <w:i w:val="0"/>
-                <w:sz w:val="17"/>
-              </w:rPr>
-              <w:t>The bootstrap gives Governance-Centre-type approvals it is told never to give: fee classifications reviewed under the label, EIR locks by administrator override; and, inconsistently, leaves the 30 seeded fee rules unapproved, so 19 contracts stall at the fee gate and EIR coverage on the clean install is 12 of 135 loans</w:t>
+                <w:b/>
+                <w:i w:val="0"/>
+                <w:sz w:val="17"/>
+              </w:rPr>
+              <w:t>Closed.</w:t>
+            </w:r>
+            <w:r>
+              <w:rPr>
+                <w:b w:val="0"/>
+                <w:i w:val="0"/>
+                <w:sz w:val="17"/>
+              </w:rPr>
+              <w:t xml:space="preserve"> The bootstrap gives Governance-Centre-type approvals it is told never to give: fee classifications reviewed under the label, EIR locks by administrator override; and, inconsistently, leaves the 30 seeded fee rules unapproved, so 19 contracts stall at the fee gate and EIR coverage on the clean install is 12 of 135 loans</w:t>
             </w:r>
           </w:p>
         </w:tc>
@@ -6258,11 +6619,19 @@
             </w:r>
             <w:r>
               <w:rPr>
-                <w:b w:val="0"/>
-                <w:i w:val="0"/>
-                <w:sz w:val="17"/>
-              </w:rPr>
-              <w:t xml:space="preserve">Sensitivity reads </w:t>
+                <w:b/>
+                <w:i w:val="0"/>
+                <w:sz w:val="17"/>
+              </w:rPr>
+              <w:t>Closed.</w:t>
+            </w:r>
+            <w:r>
+              <w:rPr>
+                <w:b w:val="0"/>
+                <w:i w:val="0"/>
+                <w:sz w:val="17"/>
+              </w:rPr>
+              <w:t xml:space="preserve"> Sensitivity reads </w:t>
             </w:r>
             <w:r>
               <w:rPr>
@@ -6909,6 +7278,22 @@
             </w:r>
             <w:r>
               <w:rPr>
+                <w:b/>
+                <w:i w:val="0"/>
+                <w:sz w:val="17"/>
+              </w:rPr>
+              <w:t>Closed.</w:t>
+            </w:r>
+            <w:r>
+              <w:rPr>
+                <w:b w:val="0"/>
+                <w:i w:val="0"/>
+                <w:sz w:val="17"/>
+              </w:rPr>
+              <w:t xml:space="preserve"> </w:t>
+            </w:r>
+            <w:r>
+              <w:rPr>
                 <w:rFonts w:ascii="Consolas" w:hAnsi="Consolas"/>
                 <w:b w:val="0"/>
                 <w:i w:val="0"/>
@@ -7194,11 +7579,19 @@
             </w:r>
             <w:r>
               <w:rPr>
-                <w:b w:val="0"/>
-                <w:i w:val="0"/>
-                <w:sz w:val="17"/>
-              </w:rPr>
-              <w:t>Engine chain in the bootstrap runs PD, LGD, FLI, ECL, stress and reports for the last period only, against "every period from the first full month"</w:t>
+                <w:b/>
+                <w:i w:val="0"/>
+                <w:sz w:val="17"/>
+              </w:rPr>
+              <w:t>Closed.</w:t>
+            </w:r>
+            <w:r>
+              <w:rPr>
+                <w:b w:val="0"/>
+                <w:i w:val="0"/>
+                <w:sz w:val="17"/>
+              </w:rPr>
+              <w:t xml:space="preserve"> Engine chain in the bootstrap runs PD, LGD, FLI, ECL, stress and reports for the last period only, against "every period from the first full month"</w:t>
             </w:r>
           </w:p>
         </w:tc>
@@ -9790,7 +10183,23 @@
           <w:b w:val="0"/>
           <w:i w:val="0"/>
         </w:rPr>
-        <w:t>The After Build Report of 8 October stands as a record of what runs and what ties. The following figures in it should not be quoted to the board, the auditor or the Reserve Bank until the findings against them are closed:</w:t>
+        <w:t>As first issued, the audit said the ECL, sensitivity, stress and revenue figures of the After Build Report should not be quoted. After the closures above the clean install (</w:t>
+      </w:r>
+      <w:r>
+        <w:rPr>
+          <w:rFonts w:ascii="Consolas" w:hAnsi="Consolas"/>
+          <w:b w:val="0"/>
+          <w:i w:val="0"/>
+          <w:sz w:val="18"/>
+        </w:rPr>
+        <w:t>af95179</w:t>
+      </w:r>
+      <w:r>
+        <w:rPr>
+          <w:b w:val="0"/>
+          <w:i w:val="0"/>
+        </w:rPr>
+        <w:t>, 9 October 2026, August 2026) reads:</w:t>
       </w:r>
     </w:p>
     <w:tbl>
@@ -9800,13 +10209,15 @@
         <w:tblLook w:firstColumn="1" w:firstRow="1" w:lastColumn="0" w:lastRow="0" w:noHBand="0" w:noVBand="1" w:val="04A0"/>
       </w:tblPr>
       <w:tblGrid>
-        <w:gridCol w:w="4986"/>
-        <w:gridCol w:w="4986"/>
+        <w:gridCol w:w="2493"/>
+        <w:gridCol w:w="2493"/>
+        <w:gridCol w:w="2493"/>
+        <w:gridCol w:w="2493"/>
       </w:tblGrid>
       <w:tr>
         <w:tc>
           <w:tcPr>
-            <w:tcW w:type="dxa" w:w="4986"/>
+            <w:tcW w:type="dxa" w:w="2493"/>
             <w:shd w:val="clear" w:color="auto" w:fill="1B2A41"/>
           </w:tcPr>
           <w:p>
@@ -9830,7 +10241,7 @@
         </w:tc>
         <w:tc>
           <w:tcPr>
-            <w:tcW w:type="dxa" w:w="4986"/>
+            <w:tcW w:type="dxa" w:w="2493"/>
             <w:shd w:val="clear" w:color="auto" w:fill="1B2A41"/>
           </w:tcPr>
           <w:p>
@@ -9848,7 +10259,55 @@
                 <w:color w:val="FFFFFF"/>
                 <w:sz w:val="17"/>
               </w:rPr>
-              <w:t>Rests on</w:t>
+              <w:t>Before the audit</w:t>
+            </w:r>
+          </w:p>
+        </w:tc>
+        <w:tc>
+          <w:tcPr>
+            <w:tcW w:type="dxa" w:w="2493"/>
+            <w:shd w:val="clear" w:color="auto" w:fill="1B2A41"/>
+          </w:tcPr>
+          <w:p>
+            <w:r>
+              <w:rPr>
+                <w:b/>
+                <w:color w:val="FFFFFF"/>
+                <w:sz w:val="17"/>
+              </w:rPr>
+            </w:r>
+            <w:r>
+              <w:rPr>
+                <w:b/>
+                <w:i w:val="0"/>
+                <w:color w:val="FFFFFF"/>
+                <w:sz w:val="17"/>
+              </w:rPr>
+              <w:t>After steps 1 to 7</w:t>
+            </w:r>
+          </w:p>
+        </w:tc>
+        <w:tc>
+          <w:tcPr>
+            <w:tcW w:type="dxa" w:w="2493"/>
+            <w:shd w:val="clear" w:color="auto" w:fill="1B2A41"/>
+          </w:tcPr>
+          <w:p>
+            <w:r>
+              <w:rPr>
+                <w:b/>
+                <w:color w:val="FFFFFF"/>
+                <w:sz w:val="17"/>
+              </w:rPr>
+            </w:r>
+            <w:r>
+              <w:rPr>
+                <w:b/>
+                <w:i w:val="0"/>
+                <w:color w:val="FFFFFF"/>
+                <w:sz w:val="17"/>
+              </w:rPr>
+              <w:t>Basis now</w:t>
             </w:r>
           </w:p>
         </w:tc>
@@ -9856,7 +10315,7 @@
       <w:tr>
         <w:tc>
           <w:tcPr>
-            <w:tcW w:type="dxa" w:w="4986"/>
+            <w:tcW w:type="dxa" w:w="2493"/>
           </w:tcPr>
           <w:p>
             <w:r>
@@ -9871,13 +10330,13 @@
                 <w:i w:val="0"/>
                 <w:sz w:val="17"/>
               </w:rPr>
-              <w:t>ECL 8.94bn post-FLI (8.33bn pre-FLI) at August 2026</w:t>
+              <w:t>ECL, undiscounted</w:t>
             </w:r>
           </w:p>
         </w:tc>
         <w:tc>
           <w:tcPr>
-            <w:tcW w:type="dxa" w:w="4986"/>
+            <w:tcW w:type="dxa" w:w="2493"/>
           </w:tcPr>
           <w:p>
             <w:r>
@@ -9892,7 +10351,57 @@
                 <w:i w:val="0"/>
                 <w:sz w:val="17"/>
               </w:rPr>
-              <w:t>C1 (12-month PD for Stage 2, undiscounted), C9 (a fit the bootstrap approved), H1 (300/401 as cash in the carrying amounts), H5 (stage split in the reports)</w:t>
+              <w:t>8.94bn (12-month PD every stage; a fit the bootstrap approved; 300/401 as cash)</w:t>
+            </w:r>
+          </w:p>
+        </w:tc>
+        <w:tc>
+          <w:tcPr>
+            <w:tcW w:type="dxa" w:w="2493"/>
+          </w:tcPr>
+          <w:p>
+            <w:r>
+              <w:rPr>
+                <w:b w:val="0"/>
+                <w:sz w:val="17"/>
+              </w:rPr>
+            </w:r>
+            <w:r>
+              <w:rPr>
+                <w:b/>
+                <w:i w:val="0"/>
+                <w:sz w:val="17"/>
+              </w:rPr>
+              <w:t>9.51bn</w:t>
+            </w:r>
+            <w:r>
+              <w:rPr>
+                <w:b w:val="0"/>
+                <w:i w:val="0"/>
+                <w:sz w:val="17"/>
+              </w:rPr>
+              <w:t>: Stage 1 1.64bn, Stage 2 3.40bn on the lifetime PD, Stage 3 on a discounted workout LGD of 59.06 percent</w:t>
+            </w:r>
+          </w:p>
+        </w:tc>
+        <w:tc>
+          <w:tcPr>
+            <w:tcW w:type="dxa" w:w="2493"/>
+          </w:tcPr>
+          <w:p>
+            <w:r>
+              <w:rPr>
+                <w:b w:val="0"/>
+                <w:sz w:val="17"/>
+              </w:rPr>
+            </w:r>
+            <w:r>
+              <w:rPr>
+                <w:b w:val="0"/>
+                <w:i w:val="0"/>
+                <w:sz w:val="17"/>
+              </w:rPr>
+              <w:t>IFRS 9 by stage; overlay at zero until two people approve a fit; a write-off is derecognition not cash</w:t>
             </w:r>
           </w:p>
         </w:tc>
@@ -9900,7 +10409,7 @@
       <w:tr>
         <w:tc>
           <w:tcPr>
-            <w:tcW w:type="dxa" w:w="4986"/>
+            <w:tcW w:type="dxa" w:w="2493"/>
           </w:tcPr>
           <w:p>
             <w:r>
@@ -9915,13 +10424,13 @@
                 <w:i w:val="0"/>
                 <w:sz w:val="17"/>
               </w:rPr>
-              <w:t>Weighted sensitivity 10.24bn; stress severe 11.86bn</w:t>
+              <w:t>ECL, discounted</w:t>
             </w:r>
           </w:p>
         </w:tc>
         <w:tc>
           <w:tcPr>
-            <w:tcW w:type="dxa" w:w="4986"/>
+            <w:tcW w:type="dxa" w:w="2493"/>
           </w:tcPr>
           <w:p>
             <w:r>
@@ -9936,7 +10445,49 @@
                 <w:i w:val="0"/>
                 <w:sz w:val="17"/>
               </w:rPr>
-              <w:t>H3 (two weightings, two scenario sets) on top of the above</w:t>
+              <w:t>not run</w:t>
+            </w:r>
+          </w:p>
+        </w:tc>
+        <w:tc>
+          <w:tcPr>
+            <w:tcW w:type="dxa" w:w="2493"/>
+          </w:tcPr>
+          <w:p>
+            <w:r>
+              <w:rPr>
+                <w:b w:val="0"/>
+                <w:sz w:val="17"/>
+              </w:rPr>
+            </w:r>
+            <w:r>
+              <w:rPr>
+                <w:b w:val="0"/>
+                <w:i w:val="0"/>
+                <w:sz w:val="17"/>
+              </w:rPr>
+              <w:t>21 loans with a locked EIR discounted through the time-phased engine; the rest carry the undiscounted figure, flagged</w:t>
+            </w:r>
+          </w:p>
+        </w:tc>
+        <w:tc>
+          <w:tcPr>
+            <w:tcW w:type="dxa" w:w="2493"/>
+          </w:tcPr>
+          <w:p>
+            <w:r>
+              <w:rPr>
+                <w:b w:val="0"/>
+                <w:sz w:val="17"/>
+              </w:rPr>
+            </w:r>
+            <w:r>
+              <w:rPr>
+                <w:b w:val="0"/>
+                <w:i w:val="0"/>
+                <w:sz w:val="17"/>
+              </w:rPr>
+              <w:t>the time-phased engine on the governed set written on the loan</w:t>
             </w:r>
           </w:p>
         </w:tc>
@@ -9944,7 +10495,7 @@
       <w:tr>
         <w:tc>
           <w:tcPr>
-            <w:tcW w:type="dxa" w:w="4986"/>
+            <w:tcW w:type="dxa" w:w="2493"/>
           </w:tcPr>
           <w:p>
             <w:r>
@@ -9959,13 +10510,13 @@
                 <w:i w:val="0"/>
                 <w:sz w:val="17"/>
               </w:rPr>
-              <w:t>Revenue roll-forward and Stage 3 net interest</w:t>
+              <w:t>Scenario sensitivity, weighted</w:t>
             </w:r>
           </w:p>
         </w:tc>
         <w:tc>
           <w:tcPr>
-            <w:tcW w:type="dxa" w:w="4986"/>
+            <w:tcW w:type="dxa" w:w="2493"/>
           </w:tcPr>
           <w:p>
             <w:r>
@@ -9980,7 +10531,57 @@
                 <w:i w:val="0"/>
                 <w:sz w:val="17"/>
               </w:rPr>
-              <w:t>C5, C6; and coverage of 26 of 135 loans after the H10 fix (section 5)</w:t>
+              <w:t>10.24bn beside an 8.94bn ECL</w:t>
+            </w:r>
+          </w:p>
+        </w:tc>
+        <w:tc>
+          <w:tcPr>
+            <w:tcW w:type="dxa" w:w="2493"/>
+          </w:tcPr>
+          <w:p>
+            <w:r>
+              <w:rPr>
+                <w:b w:val="0"/>
+                <w:sz w:val="17"/>
+              </w:rPr>
+            </w:r>
+            <w:r>
+              <w:rPr>
+                <w:b/>
+                <w:i w:val="0"/>
+                <w:sz w:val="17"/>
+              </w:rPr>
+              <w:t>9.88bn</w:t>
+            </w:r>
+            <w:r>
+              <w:rPr>
+                <w:b w:val="0"/>
+                <w:i w:val="0"/>
+                <w:sz w:val="17"/>
+              </w:rPr>
+              <w:t>; Base 9.51bn equals the allowance to the kwacha; Upside 9.06bn, Downside 10.45bn, Severe 11.51bn</w:t>
+            </w:r>
+          </w:p>
+        </w:tc>
+        <w:tc>
+          <w:tcPr>
+            <w:tcW w:type="dxa" w:w="2493"/>
+          </w:tcPr>
+          <w:p>
+            <w:r>
+              <w:rPr>
+                <w:b w:val="0"/>
+                <w:sz w:val="17"/>
+              </w:rPr>
+            </w:r>
+            <w:r>
+              <w:rPr>
+                <w:b w:val="0"/>
+                <w:i w:val="0"/>
+                <w:sz w:val="17"/>
+              </w:rPr>
+              <w:t>the booked ECL per loan scaled by the scenario's stage PD; one weighting</w:t>
             </w:r>
           </w:p>
         </w:tc>
@@ -9988,7 +10589,7 @@
       <w:tr>
         <w:tc>
           <w:tcPr>
-            <w:tcW w:type="dxa" w:w="4986"/>
+            <w:tcW w:type="dxa" w:w="2493"/>
           </w:tcPr>
           <w:p>
             <w:r>
@@ -10003,13 +10604,13 @@
                 <w:i w:val="0"/>
                 <w:sz w:val="17"/>
               </w:rPr>
-              <w:t>Mega Farm 23.5bn programme ECL (demo)</w:t>
+              <w:t>Stress, base and severe</w:t>
             </w:r>
           </w:p>
         </w:tc>
         <w:tc>
           <w:tcPr>
-            <w:tcW w:type="dxa" w:w="4986"/>
+            <w:tcW w:type="dxa" w:w="2493"/>
           </w:tcPr>
           <w:p>
             <w:r>
@@ -10024,7 +10625,49 @@
                 <w:i w:val="0"/>
                 <w:sz w:val="17"/>
               </w:rPr>
-              <w:t>H12 (D30 misread); already marked as awaiting confirmation</w:t>
+              <w:t>8.94bn / 11.86bn (12-month PD, DPD-only stage)</w:t>
+            </w:r>
+          </w:p>
+        </w:tc>
+        <w:tc>
+          <w:tcPr>
+            <w:tcW w:type="dxa" w:w="2493"/>
+          </w:tcPr>
+          <w:p>
+            <w:r>
+              <w:rPr>
+                <w:b w:val="0"/>
+                <w:sz w:val="17"/>
+              </w:rPr>
+            </w:r>
+            <w:r>
+              <w:rPr>
+                <w:b/>
+                <w:i w:val="0"/>
+                <w:sz w:val="17"/>
+              </w:rPr>
+              <w:t>9.51bn / 11.51bn</w:t>
+            </w:r>
+          </w:p>
+        </w:tc>
+        <w:tc>
+          <w:tcPr>
+            <w:tcW w:type="dxa" w:w="2493"/>
+          </w:tcPr>
+          <w:p>
+            <w:r>
+              <w:rPr>
+                <w:b w:val="0"/>
+                <w:sz w:val="17"/>
+              </w:rPr>
+            </w:r>
+            <w:r>
+              <w:rPr>
+                <w:b w:val="0"/>
+                <w:i w:val="0"/>
+                <w:sz w:val="17"/>
+              </w:rPr>
+              <w:t>the booked ECL scaled by the stressed PD and LGD, by the measured stage</w:t>
             </w:r>
           </w:p>
         </w:tc>
@@ -10032,7 +10675,7 @@
       <w:tr>
         <w:tc>
           <w:tcPr>
-            <w:tcW w:type="dxa" w:w="4986"/>
+            <w:tcW w:type="dxa" w:w="2493"/>
           </w:tcPr>
           <w:p>
             <w:r>
@@ -10047,13 +10690,13 @@
                 <w:i w:val="0"/>
                 <w:sz w:val="17"/>
               </w:rPr>
-              <w:t>RBM return and classification</w:t>
+              <w:t>Stage 3 interest (nine locked Stage 3 contracts)</w:t>
             </w:r>
           </w:p>
         </w:tc>
         <w:tc>
           <w:tcPr>
-            <w:tcW w:type="dxa" w:w="4986"/>
+            <w:tcW w:type="dxa" w:w="2493"/>
           </w:tcPr>
           <w:p>
             <w:r>
@@ -10068,7 +10711,49 @@
                 <w:i w:val="0"/>
                 <w:sz w:val="17"/>
               </w:rPr>
-              <w:t>Now on the Gazette's bands (C4 fixed); the rates and sections were right; the prescribed form is still awaited</w:t>
+              <w:t>on gross</w:t>
+            </w:r>
+          </w:p>
+        </w:tc>
+        <w:tc>
+          <w:tcPr>
+            <w:tcW w:type="dxa" w:w="2493"/>
+          </w:tcPr>
+          <w:p>
+            <w:r>
+              <w:rPr>
+                <w:b w:val="0"/>
+                <w:sz w:val="17"/>
+              </w:rPr>
+            </w:r>
+            <w:r>
+              <w:rPr>
+                <w:b w:val="0"/>
+                <w:i w:val="0"/>
+                <w:sz w:val="17"/>
+              </w:rPr>
+              <w:t>on the net carrying amount: allowance 1.00bn netted, interest 17.3m, unwind 21.9m disclosed</w:t>
+            </w:r>
+          </w:p>
+        </w:tc>
+        <w:tc>
+          <w:tcPr>
+            <w:tcW w:type="dxa" w:w="2493"/>
+          </w:tcPr>
+          <w:p>
+            <w:r>
+              <w:rPr>
+                <w:b w:val="0"/>
+                <w:sz w:val="17"/>
+              </w:rPr>
+            </w:r>
+            <w:r>
+              <w:rPr>
+                <w:b w:val="0"/>
+                <w:i w:val="0"/>
+                <w:sz w:val="17"/>
+              </w:rPr>
+              <w:t>the opening allowance the engine wrote</w:t>
             </w:r>
           </w:p>
         </w:tc>
@@ -10076,7 +10761,7 @@
       <w:tr>
         <w:tc>
           <w:tcPr>
-            <w:tcW w:type="dxa" w:w="4986"/>
+            <w:tcW w:type="dxa" w:w="2493"/>
           </w:tcPr>
           <w:p>
             <w:r>
@@ -10091,13 +10776,13 @@
                 <w:i w:val="0"/>
                 <w:sz w:val="17"/>
               </w:rPr>
-              <w:t>The nine golden ties</w:t>
+              <w:t>Revenue roll-forward, schedule-derived months</w:t>
             </w:r>
           </w:p>
         </w:tc>
         <w:tc>
           <w:tcPr>
-            <w:tcW w:type="dxa" w:w="4986"/>
+            <w:tcW w:type="dxa" w:w="2493"/>
           </w:tcPr>
           <w:p>
             <w:r>
@@ -10112,13 +10797,231 @@
                 <w:i w:val="0"/>
                 <w:sz w:val="17"/>
               </w:rPr>
-              <w:t>Sound; they prove the ledger reproduction and the GL ties, which H1 does not disturb because the stored report makes the same classification</w:t>
+              <w:t>most of the Stage 3 history</w:t>
+            </w:r>
+          </w:p>
+        </w:tc>
+        <w:tc>
+          <w:tcPr>
+            <w:tcW w:type="dxa" w:w="2493"/>
+          </w:tcPr>
+          <w:p>
+            <w:r>
+              <w:rPr>
+                <w:b w:val="0"/>
+                <w:sz w:val="17"/>
+              </w:rPr>
+            </w:r>
+            <w:r>
+              <w:rPr>
+                <w:b w:val="0"/>
+                <w:i w:val="0"/>
+                <w:sz w:val="17"/>
+              </w:rPr>
+              <w:t>3 of 483</w:t>
+            </w:r>
+          </w:p>
+        </w:tc>
+        <w:tc>
+          <w:tcPr>
+            <w:tcW w:type="dxa" w:w="2493"/>
+          </w:tcPr>
+          <w:p>
+            <w:r>
+              <w:rPr>
+                <w:b w:val="0"/>
+                <w:sz w:val="17"/>
+              </w:rPr>
+            </w:r>
+            <w:r>
+              <w:rPr>
+                <w:b w:val="0"/>
+                <w:i w:val="0"/>
+                <w:sz w:val="17"/>
+              </w:rPr>
+              <w:t>the ledger covers a month while the feed runs past it</w:t>
+            </w:r>
+          </w:p>
+        </w:tc>
+      </w:tr>
+      <w:tr>
+        <w:tc>
+          <w:tcPr>
+            <w:tcW w:type="dxa" w:w="2493"/>
+          </w:tcPr>
+          <w:p>
+            <w:r>
+              <w:rPr>
+                <w:b w:val="0"/>
+                <w:sz w:val="17"/>
+              </w:rPr>
+            </w:r>
+            <w:r>
+              <w:rPr>
+                <w:b w:val="0"/>
+                <w:i w:val="0"/>
+                <w:sz w:val="17"/>
+              </w:rPr>
+              <w:t>EIR coverage</w:t>
+            </w:r>
+          </w:p>
+        </w:tc>
+        <w:tc>
+          <w:tcPr>
+            <w:tcW w:type="dxa" w:w="2493"/>
+          </w:tcPr>
+          <w:p>
+            <w:r>
+              <w:rPr>
+                <w:b w:val="0"/>
+                <w:sz w:val="17"/>
+              </w:rPr>
+            </w:r>
+            <w:r>
+              <w:rPr>
+                <w:b w:val="0"/>
+                <w:i w:val="0"/>
+                <w:sz w:val="17"/>
+              </w:rPr>
+              <w:t>12 of 135 loans locked</w:t>
+            </w:r>
+          </w:p>
+        </w:tc>
+        <w:tc>
+          <w:tcPr>
+            <w:tcW w:type="dxa" w:w="2493"/>
+          </w:tcPr>
+          <w:p>
+            <w:r>
+              <w:rPr>
+                <w:b w:val="0"/>
+                <w:sz w:val="17"/>
+              </w:rPr>
+            </w:r>
+            <w:r>
+              <w:rPr>
+                <w:b w:val="0"/>
+                <w:i w:val="0"/>
+                <w:sz w:val="17"/>
+              </w:rPr>
+              <w:t>27 locked (26 with an amortisation); 20 wait only on the fee rulebook; 32 facilities now solve with their tranches at their dates</w:t>
+            </w:r>
+          </w:p>
+        </w:tc>
+        <w:tc>
+          <w:tcPr>
+            <w:tcW w:type="dxa" w:w="2493"/>
+          </w:tcPr>
+          <w:p>
+            <w:r>
+              <w:rPr>
+                <w:b w:val="0"/>
+                <w:sz w:val="17"/>
+              </w:rPr>
+            </w:r>
+          </w:p>
+        </w:tc>
+      </w:tr>
+      <w:tr>
+        <w:tc>
+          <w:tcPr>
+            <w:tcW w:type="dxa" w:w="2493"/>
+          </w:tcPr>
+          <w:p>
+            <w:r>
+              <w:rPr>
+                <w:b w:val="0"/>
+                <w:sz w:val="17"/>
+              </w:rPr>
+            </w:r>
+            <w:r>
+              <w:rPr>
+                <w:b w:val="0"/>
+                <w:i w:val="0"/>
+                <w:sz w:val="17"/>
+              </w:rPr>
+              <w:t>Golden ties</w:t>
+            </w:r>
+          </w:p>
+        </w:tc>
+        <w:tc>
+          <w:tcPr>
+            <w:tcW w:type="dxa" w:w="2493"/>
+          </w:tcPr>
+          <w:p>
+            <w:r>
+              <w:rPr>
+                <w:b w:val="0"/>
+                <w:sz w:val="17"/>
+              </w:rPr>
+            </w:r>
+            <w:r>
+              <w:rPr>
+                <w:b w:val="0"/>
+                <w:i w:val="0"/>
+                <w:sz w:val="17"/>
+              </w:rPr>
+              <w:t>9 of 9</w:t>
+            </w:r>
+          </w:p>
+        </w:tc>
+        <w:tc>
+          <w:tcPr>
+            <w:tcW w:type="dxa" w:w="2493"/>
+          </w:tcPr>
+          <w:p>
+            <w:r>
+              <w:rPr>
+                <w:b w:val="0"/>
+                <w:sz w:val="17"/>
+              </w:rPr>
+            </w:r>
+            <w:r>
+              <w:rPr>
+                <w:b w:val="0"/>
+                <w:i w:val="0"/>
+                <w:sz w:val="17"/>
+              </w:rPr>
+              <w:t>9 of 9</w:t>
+            </w:r>
+          </w:p>
+        </w:tc>
+        <w:tc>
+          <w:tcPr>
+            <w:tcW w:type="dxa" w:w="2493"/>
+          </w:tcPr>
+          <w:p>
+            <w:r>
+              <w:rPr>
+                <w:b w:val="0"/>
+                <w:sz w:val="17"/>
+              </w:rPr>
+            </w:r>
+            <w:r>
+              <w:rPr>
+                <w:b w:val="0"/>
+                <w:i w:val="0"/>
+                <w:sz w:val="17"/>
+              </w:rPr>
+              <w:t>unchanged by any of this</w:t>
             </w:r>
           </w:p>
         </w:tc>
       </w:tr>
     </w:tbl>
     <w:p/>
+    <w:p>
+      <w:pPr>
+        <w:spacing w:after="120"/>
+      </w:pPr>
+      <w:r>
+        <w:rPr>
+          <w:b w:val="0"/>
+          <w:i w:val="0"/>
+        </w:rPr>
+        <w:t>What still stands between these figures and a board paper is MAIIC's: the fee rulebook approval (20 EIRs, and the initial net investment of every loan with a financed fee), the moratorium type (51 schedules), D30, and the first approved run that births the golden ECL and revenue-shift numbers.</w:t>
+      </w:r>
+    </w:p>
     <w:p>
       <w:pPr>
         <w:pStyle w:val="Heading2"/>
@@ -10136,7 +11039,7 @@
           <w:b w:val="0"/>
           <w:i w:val="0"/>
         </w:rPr>
-        <w:t>What Dupleix should do, in this order, before the next figure goes to MAIIC. Effort is an estimate for one engineer.</w:t>
+        <w:t>Steps 1 to 7 below were done on 9 October 2026 (the commits are in section 4). Step 8 is what remains to build, step 9 the hygiene.</w:t>
       </w:r>
     </w:p>
     <w:p>
@@ -10145,17 +11048,26 @@
       </w:pPr>
       <w:r>
         <w:rPr>
-          <w:b/>
+          <w:b w:val="0"/>
           <w:i w:val="0"/>
         </w:rPr>
-        <w:t>Authenticate the legacy modules and bind the SQL</w:t>
+        <w:t xml:space="preserve">~~Authenticate the legacy modules and bind the SQL (C7, C8)~~ done, </w:t>
+      </w:r>
+      <w:r>
+        <w:rPr>
+          <w:rFonts w:ascii="Consolas" w:hAnsi="Consolas"/>
+          <w:b w:val="0"/>
+          <w:i w:val="0"/>
+          <w:sz w:val="18"/>
+        </w:rPr>
+        <w:t>d58a8b0</w:t>
       </w:r>
       <w:r>
         <w:rPr>
           <w:b w:val="0"/>
           <w:i w:val="0"/>
         </w:rPr>
-        <w:t xml:space="preserve"> (C7, C8): a day. Nothing else matters if the server is reachable first.</w:t>
+        <w:t>.</w:t>
       </w:r>
     </w:p>
     <w:p>
@@ -10164,17 +11076,26 @@
       </w:pPr>
       <w:r>
         <w:rPr>
-          <w:b/>
+          <w:b w:val="0"/>
           <w:i w:val="0"/>
         </w:rPr>
-        <w:t>Stage 2 lifetime PD, one tenor unit, Stage 3 from the reporting date, discounted LGD</w:t>
+        <w:t xml:space="preserve">~~Stage 2 lifetime PD, one tenor unit, Stage 3 from the reporting date, discounted LGD (C1, C2, C3, H7)~~ done, </w:t>
+      </w:r>
+      <w:r>
+        <w:rPr>
+          <w:rFonts w:ascii="Consolas" w:hAnsi="Consolas"/>
+          <w:b w:val="0"/>
+          <w:i w:val="0"/>
+          <w:sz w:val="18"/>
+        </w:rPr>
+        <w:t>ba117ff</w:t>
       </w:r>
       <w:r>
         <w:rPr>
           <w:b w:val="0"/>
           <w:i w:val="0"/>
         </w:rPr>
-        <w:t xml:space="preserve"> (C1, C2, C3, H7): three to four days, with a worked example per stage in the tests and the FS note re-run.</w:t>
+        <w:t>.</w:t>
       </w:r>
     </w:p>
     <w:p>
@@ -10183,17 +11104,26 @@
       </w:pPr>
       <w:r>
         <w:rPr>
-          <w:b/>
+          <w:b w:val="0"/>
           <w:i w:val="0"/>
         </w:rPr>
-        <w:t>Stage 3 allowance into the revenue engine; revenue after ECL; schedule fallback bounded by the feed</w:t>
+        <w:t xml:space="preserve">~~Stage 3 allowance into the revenue engine; revenue after ECL; schedule fallback bounded by the feed (C5, C6)~~ done, </w:t>
+      </w:r>
+      <w:r>
+        <w:rPr>
+          <w:rFonts w:ascii="Consolas" w:hAnsi="Consolas"/>
+          <w:b w:val="0"/>
+          <w:i w:val="0"/>
+          <w:sz w:val="18"/>
+        </w:rPr>
+        <w:t>7d339a6</w:t>
       </w:r>
       <w:r>
         <w:rPr>
           <w:b w:val="0"/>
           <w:i w:val="0"/>
         </w:rPr>
-        <w:t xml:space="preserve"> (C5, C6): two days; the golden revenue-shift number is born here, so Dr Thom's first approved run follows this.</w:t>
+        <w:t>; the revenue-shift golden number is born on Dr Thom's first approved run.</w:t>
       </w:r>
     </w:p>
     <w:p>
@@ -10202,17 +11132,26 @@
       </w:pPr>
       <w:r>
         <w:rPr>
-          <w:b/>
+          <w:b w:val="0"/>
           <w:i w:val="0"/>
         </w:rPr>
-        <w:t>300 and 401 out of cash</w:t>
+        <w:t xml:space="preserve">~~300 and 401 out of cash (H1)~~ done, </w:t>
+      </w:r>
+      <w:r>
+        <w:rPr>
+          <w:rFonts w:ascii="Consolas" w:hAnsi="Consolas"/>
+          <w:b w:val="0"/>
+          <w:i w:val="0"/>
+          <w:sz w:val="18"/>
+        </w:rPr>
+        <w:t>bf616a7</w:t>
       </w:r>
       <w:r>
         <w:rPr>
           <w:b w:val="0"/>
           <w:i w:val="0"/>
         </w:rPr>
-        <w:t xml:space="preserve"> (H1): a day plus the re-proof of the ties with the exceptions stated.</w:t>
+        <w:t>; the ties re-proved at 9 of 9.</w:t>
       </w:r>
     </w:p>
     <w:p>
@@ -10221,17 +11160,26 @@
       </w:pPr>
       <w:r>
         <w:rPr>
-          <w:b/>
+          <w:b w:val="0"/>
           <w:i w:val="0"/>
         </w:rPr>
-        <w:t>Bootstrap to the spec's rule on fits and approvals; one scenario weighting; the sensitivity from the per-scenario ECL</w:t>
+        <w:t xml:space="preserve">~~Bootstrap to the spec's rule on fits and approvals; one scenario weighting; the sensitivity from the per-scenario ECL (C9, H3, M8)~~ done, </w:t>
+      </w:r>
+      <w:r>
+        <w:rPr>
+          <w:rFonts w:ascii="Consolas" w:hAnsi="Consolas"/>
+          <w:b w:val="0"/>
+          <w:i w:val="0"/>
+          <w:sz w:val="18"/>
+        </w:rPr>
+        <w:t>d062a53</w:t>
       </w:r>
       <w:r>
         <w:rPr>
           <w:b w:val="0"/>
           <w:i w:val="0"/>
         </w:rPr>
-        <w:t xml:space="preserve"> (C9, H3, M8): two days.</w:t>
+        <w:t>.</w:t>
       </w:r>
     </w:p>
     <w:p>
@@ -10240,17 +11188,26 @@
       </w:pPr>
       <w:r>
         <w:rPr>
-          <w:b/>
+          <w:b w:val="0"/>
           <w:i w:val="0"/>
         </w:rPr>
-        <w:t>Thresholds at the period end under maker-checker; the lock honoured by every writer; admin override governed</w:t>
+        <w:t xml:space="preserve">~~Thresholds at the period end under maker-checker; the lock honoured by every writer; admin override governed (H11, H4, H9)~~ done, </w:t>
+      </w:r>
+      <w:r>
+        <w:rPr>
+          <w:rFonts w:ascii="Consolas" w:hAnsi="Consolas"/>
+          <w:b w:val="0"/>
+          <w:i w:val="0"/>
+          <w:sz w:val="18"/>
+        </w:rPr>
+        <w:t>4a31816</w:t>
       </w:r>
       <w:r>
         <w:rPr>
           <w:b w:val="0"/>
           <w:i w:val="0"/>
         </w:rPr>
-        <w:t xml:space="preserve"> (H11, H4, H9; H10 is done): a day and a half.</w:t>
+        <w:t xml:space="preserve"> (thresholds are not yet proposed and approved like a setting; they are resolved at the period end with no silent default).</w:t>
       </w:r>
     </w:p>
     <w:p>
@@ -10259,17 +11216,26 @@
       </w:pPr>
       <w:r>
         <w:rPr>
-          <w:b/>
+          <w:b w:val="0"/>
           <w:i w:val="0"/>
         </w:rPr>
-        <w:t>Tranche drawdowns in the EIR vector; PD annualisation; post-stage splits; gross carrying in the note</w:t>
+        <w:t xml:space="preserve">~~Tranche drawdowns in the EIR vector; PD annualisation; post-stage splits; gross carrying in the note (H2, H8, H5, H6)~~ done, </w:t>
+      </w:r>
+      <w:r>
+        <w:rPr>
+          <w:rFonts w:ascii="Consolas" w:hAnsi="Consolas"/>
+          <w:b w:val="0"/>
+          <w:i w:val="0"/>
+          <w:sz w:val="18"/>
+        </w:rPr>
+        <w:t>af95179</w:t>
       </w:r>
       <w:r>
         <w:rPr>
           <w:b w:val="0"/>
           <w:i w:val="0"/>
         </w:rPr>
-        <w:t xml:space="preserve"> (H2, H8, H5, H6): three days.</w:t>
+        <w:t>.</w:t>
       </w:r>
     </w:p>
     <w:p>
@@ -10288,7 +11254,7 @@
           <w:b w:val="0"/>
           <w:i w:val="0"/>
         </w:rPr>
-        <w:t xml:space="preserve"> (M1 to M18): the overlay register, the set editor, the gates, the trial-balance landing, the legacy regression chain, section 16 once D30 is confirmed: two to three weeks, to be sequenced with MAIIC's decisions.</w:t>
+        <w:t xml:space="preserve"> (M1, M2, M4 to M7, M10 to M14, M16, M18): the overlay register, the set editor, the gates at the door, the trial-balance landing, the legacy regression chain, the take-on recompute, cure and probation, the decorative settings, the as-at exports, section 16 once D30 is confirmed: two to three weeks, to be sequenced with MAIIC's decisions.</w:t>
       </w:r>
     </w:p>
     <w:p>
@@ -10323,7 +11289,7 @@
           <w:b w:val="0"/>
           <w:i w:val="0"/>
         </w:rPr>
-        <w:t xml:space="preserve"> and the ICD file, strip other-client strings, update dependencies, retire the legacy suites, lift the execution limit: a day.</w:t>
+        <w:t xml:space="preserve"> and the ICD file, strip other-client strings, update dependencies, retire the legacy suites: a day.</w:t>
       </w:r>
     </w:p>
     <w:p>

--- a/docs/MAIIC_System_Audit_2026-10-09.docx
+++ b/docs/MAIIC_System_Audit_2026-10-09.docx
@@ -1014,7 +1014,23 @@
           <w:b w:val="0"/>
           <w:i w:val="0"/>
         </w:rPr>
-        <w:t xml:space="preserve"> The "doable" steps of section 9 (1 to 7) were done and committed on </w:t>
+        <w:t xml:space="preserve"> Step 8 followed the same evening on four branches merged at </w:t>
+      </w:r>
+      <w:r>
+        <w:rPr>
+          <w:rFonts w:ascii="Consolas" w:hAnsi="Consolas"/>
+          <w:b w:val="0"/>
+          <w:i w:val="0"/>
+          <w:sz w:val="18"/>
+        </w:rPr>
+        <w:t>2903d66</w:t>
+      </w:r>
+      <w:r>
+        <w:rPr>
+          <w:b w:val="0"/>
+          <w:i w:val="0"/>
+        </w:rPr>
+        <w:t xml:space="preserve"> (gates and the trial balances through the door; the overlay register, the lock tie and the set editor; the cure period, PD on the measured stage, the legacy regression retired, macro permissions and two screens; the take-on recompute, the as-at conventions and exports, the sign-test and precedence settings wired, the zip guard). Open now: H12 and M18 (D30), H13's missing ties (data MAIIC confirms), and the hygiene of step 9. The "doable" steps of section 9 (1 to 7) were done and committed on </w:t>
       </w:r>
       <w:r>
         <w:rPr>
@@ -5931,11 +5947,19 @@
             </w:r>
             <w:r>
               <w:rPr>
-                <w:b w:val="0"/>
-                <w:i w:val="0"/>
-                <w:sz w:val="17"/>
-              </w:rPr>
-              <w:t>Trial balances bypass the landing zone (imported directly, no hash, no load row); GL_02 is landed but not read by the reconciliation</w:t>
+                <w:b/>
+                <w:i w:val="0"/>
+                <w:sz w:val="17"/>
+              </w:rPr>
+              <w:t>Closed `2903d66`.</w:t>
+            </w:r>
+            <w:r>
+              <w:rPr>
+                <w:b w:val="0"/>
+                <w:i w:val="0"/>
+                <w:sz w:val="17"/>
+              </w:rPr>
+              <w:t xml:space="preserve"> Trial balances bypass the landing zone (imported directly, no hash, no load row); GL_02 is landed but not read by the reconciliation</w:t>
             </w:r>
           </w:p>
         </w:tc>
@@ -6031,11 +6055,19 @@
             </w:r>
             <w:r>
               <w:rPr>
-                <w:b w:val="0"/>
-                <w:i w:val="0"/>
-                <w:sz w:val="17"/>
-              </w:rPr>
-              <w:t>Gates missing at the door: no account-in-master check, no balance-history-to-ledger tie, no month-end-row-per-account check, no numeric parse, query version recorded but not validated; quarantine keeps no rows; dates accepted in whatever format the manifest declares (the committed pack is m/d/yyyy, against D23)</w:t>
+                <w:b/>
+                <w:i w:val="0"/>
+                <w:sz w:val="17"/>
+              </w:rPr>
+              <w:t>Closed `2903d66`.</w:t>
+            </w:r>
+            <w:r>
+              <w:rPr>
+                <w:b w:val="0"/>
+                <w:i w:val="0"/>
+                <w:sz w:val="17"/>
+              </w:rPr>
+              <w:t xml:space="preserve"> Gates missing at the door: no account-in-master check, no balance-history-to-ledger tie, no month-end-row-per-account check, no numeric parse, query version recorded but not validated; quarantine keeps no rows; dates accepted in whatever format the manifest declares (the committed pack is m/d/yyyy, against D23)</w:t>
             </w:r>
           </w:p>
         </w:tc>
@@ -6101,7 +6133,7 @@
                 <w:i w:val="0"/>
                 <w:sz w:val="17"/>
               </w:rPr>
-              <w:t>Closed.</w:t>
+              <w:t>Closed `2903d66`.</w:t>
             </w:r>
             <w:r>
               <w:rPr>
@@ -6188,11 +6220,19 @@
             </w:r>
             <w:r>
               <w:rPr>
-                <w:b w:val="0"/>
-                <w:i w:val="0"/>
-                <w:sz w:val="17"/>
-              </w:rPr>
-              <w:t xml:space="preserve">The overlay-lock rule of 15.7 is an empty </w:t>
+                <w:b/>
+                <w:i w:val="0"/>
+                <w:sz w:val="17"/>
+              </w:rPr>
+              <w:t>Closed `2903d66`.</w:t>
+            </w:r>
+            <w:r>
+              <w:rPr>
+                <w:b w:val="0"/>
+                <w:i w:val="0"/>
+                <w:sz w:val="17"/>
+              </w:rPr>
+              <w:t xml:space="preserve"> The overlay-lock rule of 15.7 is an empty </w:t>
             </w:r>
             <w:r>
               <w:rPr>
@@ -6288,11 +6328,19 @@
             </w:r>
             <w:r>
               <w:rPr>
-                <w:b w:val="0"/>
-                <w:i w:val="0"/>
-                <w:sz w:val="17"/>
-              </w:rPr>
-              <w:t>The Scenario Sets screen cannot set weights, add scenarios or edit shocks; only the fixed first set can be seeded. The decision the spec reserves for the CFO has no screen</w:t>
+                <w:b/>
+                <w:i w:val="0"/>
+                <w:sz w:val="17"/>
+              </w:rPr>
+              <w:t>Closed `2903d66`.</w:t>
+            </w:r>
+            <w:r>
+              <w:rPr>
+                <w:b w:val="0"/>
+                <w:i w:val="0"/>
+                <w:sz w:val="17"/>
+              </w:rPr>
+              <w:t xml:space="preserve"> The Scenario Sets screen cannot set weights, add scenarios or edit shocks; only the fixed first set can be seeded. The decision the spec reserves for the CFO has no screen</w:t>
             </w:r>
           </w:p>
         </w:tc>
@@ -6371,11 +6419,19 @@
             </w:r>
             <w:r>
               <w:rPr>
-                <w:b w:val="0"/>
-                <w:i w:val="0"/>
-                <w:sz w:val="17"/>
-              </w:rPr>
-              <w:t>Two regression chains run in parallel: the new univariate path under maker-checker, and the legacy screen (</w:t>
+                <w:b/>
+                <w:i w:val="0"/>
+                <w:sz w:val="17"/>
+              </w:rPr>
+              <w:t>Closed `2903d66`.</w:t>
+            </w:r>
+            <w:r>
+              <w:rPr>
+                <w:b w:val="0"/>
+                <w:i w:val="0"/>
+                <w:sz w:val="17"/>
+              </w:rPr>
+              <w:t xml:space="preserve"> Two regression chains run in parallel: the new univariate path under maker-checker, and the legacy screen (</w:t>
             </w:r>
             <w:r>
               <w:rPr>
@@ -6445,11 +6501,19 @@
             </w:r>
             <w:r>
               <w:rPr>
-                <w:b w:val="0"/>
-                <w:i w:val="0"/>
-                <w:sz w:val="17"/>
-              </w:rPr>
-              <w:t xml:space="preserve">Take-on "recompute from origination" writes a label and nothing else: no EIR solve from the workbook schedule, no </w:t>
+                <w:b/>
+                <w:i w:val="0"/>
+                <w:sz w:val="17"/>
+              </w:rPr>
+              <w:t>Closed `2903d66`.</w:t>
+            </w:r>
+            <w:r>
+              <w:rPr>
+                <w:b w:val="0"/>
+                <w:i w:val="0"/>
+                <w:sz w:val="17"/>
+              </w:rPr>
+              <w:t xml:space="preserve"> Take-on "recompute from origination" writes a label and nothing else: no EIR solve from the workbook schedule, no </w:t>
             </w:r>
             <w:r>
               <w:rPr>
@@ -6778,11 +6842,19 @@
             </w:r>
             <w:r>
               <w:rPr>
-                <w:b w:val="0"/>
-                <w:i w:val="0"/>
-                <w:sz w:val="17"/>
-              </w:rPr>
-              <w:t>PD is assigned by the pre-qualitative stage and the matrix is pre-to-pre; the instalment trigger is outside the PD's default definition; loans that leave the book count as "Paid" in the denominator</w:t>
+                <w:b/>
+                <w:i w:val="0"/>
+                <w:sz w:val="17"/>
+              </w:rPr>
+              <w:t>Closed `2903d66`.</w:t>
+            </w:r>
+            <w:r>
+              <w:rPr>
+                <w:b w:val="0"/>
+                <w:i w:val="0"/>
+                <w:sz w:val="17"/>
+              </w:rPr>
+              <w:t xml:space="preserve"> PD is assigned by the pre-qualitative stage and the matrix is pre-to-pre; the instalment trigger is outside the PD's default definition; loans that leave the book count as "Paid" in the denominator</w:t>
             </w:r>
           </w:p>
         </w:tc>
@@ -6861,11 +6933,19 @@
             </w:r>
             <w:r>
               <w:rPr>
-                <w:b w:val="0"/>
-                <w:i w:val="0"/>
-                <w:sz w:val="17"/>
-              </w:rPr>
-              <w:t>No cure or probation period: stage is recomputed from current DPD only; the prior stage is selected and never read</w:t>
+                <w:b/>
+                <w:i w:val="0"/>
+                <w:sz w:val="17"/>
+              </w:rPr>
+              <w:t>Closed `2903d66`.</w:t>
+            </w:r>
+            <w:r>
+              <w:rPr>
+                <w:b w:val="0"/>
+                <w:i w:val="0"/>
+                <w:sz w:val="17"/>
+              </w:rPr>
+              <w:t xml:space="preserve"> No cure or probation period: stage is recomputed from current DPD only; the prior stage is selected and never read</w:t>
             </w:r>
           </w:p>
         </w:tc>
@@ -6927,11 +7007,19 @@
             </w:r>
             <w:r>
               <w:rPr>
-                <w:b w:val="0"/>
-                <w:i w:val="0"/>
-                <w:sz w:val="17"/>
-              </w:rPr>
-              <w:t>Fourteen catalogue settings are read by nothing but the Governance Centre and the trace (</w:t>
+                <w:b/>
+                <w:i w:val="0"/>
+                <w:sz w:val="17"/>
+              </w:rPr>
+              <w:t>Closed `2903d66`.</w:t>
+            </w:r>
+            <w:r>
+              <w:rPr>
+                <w:b w:val="0"/>
+                <w:i w:val="0"/>
+                <w:sz w:val="17"/>
+              </w:rPr>
+              <w:t xml:space="preserve"> Fourteen catalogue settings are read by nothing but the Governance Centre and the trace (</w:t>
             </w:r>
             <w:r>
               <w:rPr>
@@ -7095,11 +7183,19 @@
             </w:r>
             <w:r>
               <w:rPr>
-                <w:b w:val="0"/>
-                <w:i w:val="0"/>
-                <w:sz w:val="17"/>
-              </w:rPr>
-              <w:t>As-at date: CSV only (spec: Excel and PDF); part-month accrues on the EIR compounded rather than the section-3 convention; take-on basis not read</w:t>
+                <w:b/>
+                <w:i w:val="0"/>
+                <w:sz w:val="17"/>
+              </w:rPr>
+              <w:t>Closed `2903d66`.</w:t>
+            </w:r>
+            <w:r>
+              <w:rPr>
+                <w:b w:val="0"/>
+                <w:i w:val="0"/>
+                <w:sz w:val="17"/>
+              </w:rPr>
+              <w:t xml:space="preserve"> As-at date: CSV only (spec: Excel and PDF); part-month accrues on the EIR compounded rather than the section-3 convention; take-on basis not read</w:t>
             </w:r>
           </w:p>
         </w:tc>
@@ -7178,11 +7274,19 @@
             </w:r>
             <w:r>
               <w:rPr>
-                <w:b w:val="0"/>
-                <w:i w:val="0"/>
-                <w:sz w:val="17"/>
-              </w:rPr>
-              <w:t xml:space="preserve">Zip extraction from the feed API and the poller relies on PHP's internal path sanitisation with no explicit check against </w:t>
+                <w:b/>
+                <w:i w:val="0"/>
+                <w:sz w:val="17"/>
+              </w:rPr>
+              <w:t>Closed `2903d66`.</w:t>
+            </w:r>
+            <w:r>
+              <w:rPr>
+                <w:b w:val="0"/>
+                <w:i w:val="0"/>
+                <w:sz w:val="17"/>
+              </w:rPr>
+              <w:t xml:space="preserve"> Zip extraction from the feed API and the poller relies on PHP's internal path sanitisation with no explicit check against </w:t>
             </w:r>
             <w:r>
               <w:rPr>
@@ -7403,11 +7507,19 @@
             </w:r>
             <w:r>
               <w:rPr>
-                <w:b w:val="0"/>
-                <w:i w:val="0"/>
-                <w:sz w:val="17"/>
-              </w:rPr>
-              <w:t xml:space="preserve">Help chapters still carry the old group names; Correlation Finder and Auditor Pack are CLI-only with no screen; </w:t>
+                <w:b/>
+                <w:i w:val="0"/>
+                <w:sz w:val="17"/>
+              </w:rPr>
+              <w:t>Closed `2903d66`.</w:t>
+            </w:r>
+            <w:r>
+              <w:rPr>
+                <w:b w:val="0"/>
+                <w:i w:val="0"/>
+                <w:sz w:val="17"/>
+              </w:rPr>
+              <w:t xml:space="preserve"> Help chapters still carry the old group names; Correlation Finder and Auditor Pack are CLI-only with no screen; </w:t>
             </w:r>
             <w:r>
               <w:rPr>
@@ -11010,6 +11122,48 @@
       </w:tr>
     </w:tbl>
     <w:p/>
+    <w:p>
+      <w:pPr>
+        <w:spacing w:after="120"/>
+      </w:pPr>
+      <w:r>
+        <w:rPr>
+          <w:b w:val="0"/>
+          <w:i w:val="0"/>
+        </w:rPr>
+        <w:t xml:space="preserve">After step 8 (merged at </w:t>
+      </w:r>
+      <w:r>
+        <w:rPr>
+          <w:rFonts w:ascii="Consolas" w:hAnsi="Consolas"/>
+          <w:b w:val="0"/>
+          <w:i w:val="0"/>
+          <w:sz w:val="18"/>
+        </w:rPr>
+        <w:t>2903d66</w:t>
+      </w:r>
+      <w:r>
+        <w:rPr>
+          <w:b w:val="0"/>
+          <w:i w:val="0"/>
+        </w:rPr>
+        <w:t xml:space="preserve">) the clean install reads, at August 2026: ECL </w:t>
+      </w:r>
+      <w:r>
+        <w:rPr>
+          <w:b/>
+          <w:i w:val="0"/>
+        </w:rPr>
+        <w:t>10.00bn</w:t>
+      </w:r>
+      <w:r>
+        <w:rPr>
+          <w:b w:val="0"/>
+          <w:i w:val="0"/>
+        </w:rPr>
+        <w:t xml:space="preserve"> (Stage 1 1.47bn on 57 loans, Stage 2 2.76bn on 25, Stage 3 5.77bn on 53), because the PD now measures defaults on the stage the ECL is provided on (Stage 1 PD 45.0 percent, Stage 2 30.5 percent, against 35.9 and 35.2 before) and the governed three-month cure period holds six loans in their stage; sensitivity Base equals the allowance, weighted 10.38bn; the pack's gates report 3,924 of 3,924 postings in the master, 2,752 of 2,786 month-ends tying to the ledger (the 34 that do not are the one accepted-exception account), 2,134 of 2,134 month-end rows; 21 trial-balance files landed with 3,803 lines derived; golden ties 9 of 9; 140 seconds.</w:t>
+      </w:r>
+    </w:p>
     <w:p>
       <w:pPr>
         <w:spacing w:after="120"/>
@@ -11244,17 +11398,40 @@
       </w:pPr>
       <w:r>
         <w:rPr>
-          <w:b/>
+          <w:b w:val="0"/>
           <w:i w:val="0"/>
         </w:rPr>
-        <w:t>The remaining spec gaps</w:t>
+        <w:t xml:space="preserve">~~The remaining spec gaps~~ done at </w:t>
+      </w:r>
+      <w:r>
+        <w:rPr>
+          <w:rFonts w:ascii="Consolas" w:hAnsi="Consolas"/>
+          <w:b w:val="0"/>
+          <w:i w:val="0"/>
+          <w:sz w:val="18"/>
+        </w:rPr>
+        <w:t>2903d66</w:t>
       </w:r>
       <w:r>
         <w:rPr>
           <w:b w:val="0"/>
           <w:i w:val="0"/>
         </w:rPr>
-        <w:t xml:space="preserve"> (M1, M2, M4 to M7, M10 to M14, M16, M18): the overlay register, the set editor, the gates at the door, the trial-balance landing, the legacy regression chain, the take-on recompute, cure and probation, the decorative settings, the as-at exports, section 16 once D30 is confirmed: two to three weeks, to be sequenced with MAIIC's decisions.</w:t>
+        <w:t xml:space="preserve"> except M18 (M1, M2, M3 to M7, M10 to M14, M16; the register, the editor, the gates, the trial-balance landing, the legacy chain, the take-on recompute, cure and probation, the settings, the as-at exports). </w:t>
+      </w:r>
+      <w:r>
+        <w:rPr>
+          <w:b/>
+          <w:i w:val="0"/>
+        </w:rPr>
+        <w:t>M18</w:t>
+      </w:r>
+      <w:r>
+        <w:rPr>
+          <w:b w:val="0"/>
+          <w:i w:val="0"/>
+        </w:rPr>
+        <w:t xml:space="preserve"> (section 16 beyond staging and PD) waits on D30. Original scope: the overlay register, the set editor, the gates at the door, the trial-balance landing, the legacy regression chain, the take-on recompute, cure and probation, the decorative settings, the as-at exports, section 16 once D30 is confirmed: two to three weeks, to be sequenced with MAIIC's decisions.</w:t>
       </w:r>
     </w:p>
     <w:p>

--- a/docs/MAIIC_System_Audit_2026-10-09.docx
+++ b/docs/MAIIC_System_Audit_2026-10-09.docx
@@ -53,7 +53,7 @@
           <w:color w:val="5B6470"/>
           <w:sz w:val="18"/>
         </w:rPr>
-        <w:t>Scope is the MAICC-IFRS9 system at commit f5b08fc on branch eir_revenue_recognition, audited against specification v4 of 7 October 2026, IFRS 9, the RBM Credit Risk Management for DFIs Directive 2018, and ordinary standards of security, data integrity and operability. Confidential to MAIIC and Dupleix.</w:t>
+        <w:t>Addendum of 14 October 2026 at the end gives the status of every finding against the code at abe140d plus the uncommitted working tree; dated status notes are added where a 'Closed' label overstated. Original scope: Scope is the MAICC-IFRS9 system at commit f5b08fc on branch eir_revenue_recognition, audited against specification v4 of 7 October 2026, IFRS 9, the RBM Credit Risk Management for DFIs Directive 2018, and ordinary standards of security, data integrity and operability. Confidential to MAIIC and Dupleix.</w:t>
       </w:r>
     </w:p>
     <w:p>
@@ -1030,7 +1030,21 @@
           <w:b w:val="0"/>
           <w:i w:val="0"/>
         </w:rPr>
-        <w:t xml:space="preserve"> (gates and the trial balances through the door; the overlay register, the lock tie and the set editor; the cure period, PD on the measured stage, the legacy regression retired, macro permissions and two screens; the take-on recompute, the as-at conventions and exports, the sign-test and precedence settings wired, the zip guard). Open now: H12 and M18 (D30), H13's missing ties (data MAIIC confirms), and the hygiene of step 9. The "doable" steps of section 9 (1 to 7) were done and committed on </w:t>
+        <w:t xml:space="preserve"> (gates and the trial balances through the door; the overlay register, the lock tie and the set editor; the cure period, PD on the measured stage, the legacy regression retired, macro permissions and two screens; the take-on recompute, the as-at conventions and exports, the sign-test and precedence settings wired, the zip guard). Open now: H12 and M18 (D30), H13's missing ties (data MAIIC confirms), and the hygiene of step 9. </w:t>
+      </w:r>
+      <w:r>
+        <w:rPr>
+          <w:b/>
+          <w:i w:val="0"/>
+        </w:rPr>
+        <w:t>Status 14 October 2026:</w:t>
+      </w:r>
+      <w:r>
+        <w:rPr>
+          <w:b w:val="0"/>
+          <w:i w:val="0"/>
+        </w:rPr>
+        <w:t xml:space="preserve"> more is open than this sentence says. Against the code at HEAD abe140d, 18 findings are only partly closed (C1, C2, H3, H4, H7, H9, H11, H13, H14, M2, M8, M9, M12, M15, M17, L2, L4, L5), H12 and M18 wait on D30, and L1, L3 and L6 are not done; see the addendum at the end of this report. The "doable" steps of section 9 (1 to 7) were done and committed on </w:t>
       </w:r>
       <w:r>
         <w:rPr>
@@ -1465,7 +1479,23 @@
                 <w:i w:val="0"/>
                 <w:sz w:val="17"/>
               </w:rPr>
-              <w:t xml:space="preserve"> Stage 2 allowance is a 12-month ECL; </w:t>
+              <w:t xml:space="preserve"> </w:t>
+            </w:r>
+            <w:r>
+              <w:rPr>
+                <w:b/>
+                <w:i w:val="0"/>
+                <w:sz w:val="17"/>
+              </w:rPr>
+              <w:t>Status 14 October 2026:</w:t>
+            </w:r>
+            <w:r>
+              <w:rPr>
+                <w:b w:val="0"/>
+                <w:i w:val="0"/>
+                <w:sz w:val="17"/>
+              </w:rPr>
+              <w:t xml:space="preserve"> partly closed. The lifetime PD for Stage 2 is built (</w:t>
             </w:r>
             <w:r>
               <w:rPr>
@@ -1474,6 +1504,176 @@
                 <w:i w:val="0"/>
                 <w:sz w:val="17"/>
               </w:rPr>
+              <w:t>ExpectedCreditLossController.php:409-421</w:t>
+            </w:r>
+            <w:r>
+              <w:rPr>
+                <w:b w:val="0"/>
+                <w:i w:val="0"/>
+                <w:sz w:val="17"/>
+              </w:rPr>
+              <w:t xml:space="preserve">). Since </w:t>
+            </w:r>
+            <w:r>
+              <w:rPr>
+                <w:rFonts w:ascii="Consolas" w:hAnsi="Consolas"/>
+                <w:b w:val="0"/>
+                <w:i w:val="0"/>
+                <w:sz w:val="17"/>
+              </w:rPr>
+              <w:t>216aee2</w:t>
+            </w:r>
+            <w:r>
+              <w:rPr>
+                <w:b w:val="0"/>
+                <w:i w:val="0"/>
+                <w:sz w:val="17"/>
+              </w:rPr>
+              <w:t xml:space="preserve"> the month-end and the bootstrap run the ECL discounted (</w:t>
+            </w:r>
+            <w:r>
+              <w:rPr>
+                <w:rFonts w:ascii="Consolas" w:hAnsi="Consolas"/>
+                <w:b w:val="0"/>
+                <w:i w:val="0"/>
+                <w:sz w:val="17"/>
+              </w:rPr>
+              <w:t>FliMonthEndCommand.php:85</w:t>
+            </w:r>
+            <w:r>
+              <w:rPr>
+                <w:b w:val="0"/>
+                <w:i w:val="0"/>
+                <w:sz w:val="17"/>
+              </w:rPr>
+              <w:t xml:space="preserve">, </w:t>
+            </w:r>
+            <w:r>
+              <w:rPr>
+                <w:rFonts w:ascii="Consolas" w:hAnsi="Consolas"/>
+                <w:b w:val="0"/>
+                <w:i w:val="0"/>
+                <w:sz w:val="17"/>
+              </w:rPr>
+              <w:t>SegmentEcl.php:42</w:t>
+            </w:r>
+            <w:r>
+              <w:rPr>
+                <w:b w:val="0"/>
+                <w:i w:val="0"/>
+                <w:sz w:val="17"/>
+              </w:rPr>
+              <w:t xml:space="preserve">, </w:t>
+            </w:r>
+            <w:r>
+              <w:rPr>
+                <w:rFonts w:ascii="Consolas" w:hAnsi="Consolas"/>
+                <w:b w:val="0"/>
+                <w:i w:val="0"/>
+                <w:sz w:val="17"/>
+              </w:rPr>
+              <w:t>Bootstrap.php:347,417</w:t>
+            </w:r>
+            <w:r>
+              <w:rPr>
+                <w:b w:val="0"/>
+                <w:i w:val="0"/>
+                <w:sz w:val="17"/>
+              </w:rPr>
+              <w:t xml:space="preserve">), and the time-phased engine no longer overwrites </w:t>
+            </w:r>
+            <w:r>
+              <w:rPr>
+                <w:rFonts w:ascii="Consolas" w:hAnsi="Consolas"/>
+                <w:b w:val="0"/>
+                <w:i w:val="0"/>
+                <w:sz w:val="17"/>
+              </w:rPr>
+              <w:t>ecl_value</w:t>
+            </w:r>
+            <w:r>
+              <w:rPr>
+                <w:b w:val="0"/>
+                <w:i w:val="0"/>
+                <w:sz w:val="17"/>
+              </w:rPr>
+              <w:t xml:space="preserve"> (</w:t>
+            </w:r>
+            <w:r>
+              <w:rPr>
+                <w:rFonts w:ascii="Consolas" w:hAnsi="Consolas"/>
+                <w:b w:val="0"/>
+                <w:i w:val="0"/>
+                <w:sz w:val="17"/>
+              </w:rPr>
+              <w:t>TimePhasedEclService.php:35-46</w:t>
+            </w:r>
+            <w:r>
+              <w:rPr>
+                <w:b w:val="0"/>
+                <w:i w:val="0"/>
+                <w:sz w:val="17"/>
+              </w:rPr>
+              <w:t xml:space="preserve">). But the discounted allowance sits beside the booked figure in </w:t>
+            </w:r>
+            <w:r>
+              <w:rPr>
+                <w:rFonts w:ascii="Consolas" w:hAnsi="Consolas"/>
+                <w:b w:val="0"/>
+                <w:i w:val="0"/>
+                <w:sz w:val="17"/>
+              </w:rPr>
+              <w:t>ecl_value_discounted</w:t>
+            </w:r>
+            <w:r>
+              <w:rPr>
+                <w:b w:val="0"/>
+                <w:i w:val="0"/>
+                <w:sz w:val="17"/>
+              </w:rPr>
+              <w:t xml:space="preserve">: the FS note and the reports still read the undiscounted </w:t>
+            </w:r>
+            <w:r>
+              <w:rPr>
+                <w:rFonts w:ascii="Consolas" w:hAnsi="Consolas"/>
+                <w:b w:val="0"/>
+                <w:i w:val="0"/>
+                <w:sz w:val="17"/>
+              </w:rPr>
+              <w:t>ecl_value</w:t>
+            </w:r>
+            <w:r>
+              <w:rPr>
+                <w:b w:val="0"/>
+                <w:i w:val="0"/>
+                <w:sz w:val="17"/>
+              </w:rPr>
+              <w:t xml:space="preserve"> (</w:t>
+            </w:r>
+            <w:r>
+              <w:rPr>
+                <w:rFonts w:ascii="Consolas" w:hAnsi="Consolas"/>
+                <w:b w:val="0"/>
+                <w:i w:val="0"/>
+                <w:sz w:val="17"/>
+              </w:rPr>
+              <w:t>Ifrs9NoteService.php:192,220</w:t>
+            </w:r>
+            <w:r>
+              <w:rPr>
+                <w:b w:val="0"/>
+                <w:i w:val="0"/>
+                <w:sz w:val="17"/>
+              </w:rPr>
+              <w:t xml:space="preserve">). Stage 2 allowance is a 12-month ECL; </w:t>
+            </w:r>
+            <w:r>
+              <w:rPr>
+                <w:rFonts w:ascii="Consolas" w:hAnsi="Consolas"/>
+                <w:b w:val="0"/>
+                <w:i w:val="0"/>
+                <w:sz w:val="17"/>
+              </w:rPr>
               <w:t>lifetime_pd</w:t>
             </w:r>
             <w:r>
@@ -1674,7 +1874,57 @@
                 <w:i w:val="0"/>
                 <w:sz w:val="17"/>
               </w:rPr>
-              <w:t>) once C2 and C3 are fixed; the FS note then carries lifetime, discounted figures</w:t>
+              <w:t xml:space="preserve">) once C2 and C3 are fixed; the FS note then carries lifetime, discounted figures. </w:t>
+            </w:r>
+            <w:r>
+              <w:rPr>
+                <w:b/>
+                <w:i w:val="0"/>
+                <w:sz w:val="17"/>
+              </w:rPr>
+              <w:t>Status 14 October 2026:</w:t>
+            </w:r>
+            <w:r>
+              <w:rPr>
+                <w:b w:val="0"/>
+                <w:i w:val="0"/>
+                <w:sz w:val="17"/>
+              </w:rPr>
+              <w:t xml:space="preserve"> the note carries a lifetime figure but not a discounted one, and its text still describes the measure as EAD x PD x LGD (</w:t>
+            </w:r>
+            <w:r>
+              <w:rPr>
+                <w:rFonts w:ascii="Consolas" w:hAnsi="Consolas"/>
+                <w:b w:val="0"/>
+                <w:i w:val="0"/>
+                <w:sz w:val="17"/>
+              </w:rPr>
+              <w:t>Ifrs9NoteService.php:488</w:t>
+            </w:r>
+            <w:r>
+              <w:rPr>
+                <w:b w:val="0"/>
+                <w:i w:val="0"/>
+                <w:sz w:val="17"/>
+              </w:rPr>
+              <w:t xml:space="preserve">). To close: the note and the reports read </w:t>
+            </w:r>
+            <w:r>
+              <w:rPr>
+                <w:rFonts w:ascii="Consolas" w:hAnsi="Consolas"/>
+                <w:b w:val="0"/>
+                <w:i w:val="0"/>
+                <w:sz w:val="17"/>
+              </w:rPr>
+              <w:t>ecl_value_discounted</w:t>
+            </w:r>
+            <w:r>
+              <w:rPr>
+                <w:b w:val="0"/>
+                <w:i w:val="0"/>
+                <w:sz w:val="17"/>
+              </w:rPr>
+              <w:t xml:space="preserve"> where the run was discounted, and the note states the basis</w:t>
             </w:r>
           </w:p>
         </w:tc>
@@ -1730,6 +1980,56 @@
             </w:r>
             <w:r>
               <w:rPr>
+                <w:b/>
+                <w:i w:val="0"/>
+                <w:sz w:val="17"/>
+              </w:rPr>
+              <w:t>Status 14 October 2026:</w:t>
+            </w:r>
+            <w:r>
+              <w:rPr>
+                <w:b w:val="0"/>
+                <w:i w:val="0"/>
+                <w:sz w:val="17"/>
+              </w:rPr>
+              <w:t xml:space="preserve"> partly closed. Every main reader takes months, but the legacy Internal Grading screen still reads months as years (</w:t>
+            </w:r>
+            <w:r>
+              <w:rPr>
+                <w:rFonts w:ascii="Consolas" w:hAnsi="Consolas"/>
+                <w:b w:val="0"/>
+                <w:i w:val="0"/>
+                <w:sz w:val="17"/>
+              </w:rPr>
+              <w:t>InternalGradingController.php:411</w:t>
+            </w:r>
+            <w:r>
+              <w:rPr>
+                <w:b w:val="0"/>
+                <w:i w:val="0"/>
+                <w:sz w:val="17"/>
+              </w:rPr>
+              <w:t xml:space="preserve">, </w:t>
+            </w:r>
+            <w:r>
+              <w:rPr>
+                <w:rFonts w:ascii="Consolas" w:hAnsi="Consolas"/>
+                <w:b w:val="0"/>
+                <w:i w:val="0"/>
+                <w:sz w:val="17"/>
+              </w:rPr>
+              <w:t>tenor_years = (int) remaining_tenor</w:t>
+            </w:r>
+            <w:r>
+              <w:rPr>
+                <w:b w:val="0"/>
+                <w:i w:val="0"/>
+                <w:sz w:val="17"/>
+              </w:rPr>
+              <w:t xml:space="preserve">). </w:t>
+            </w:r>
+            <w:r>
+              <w:rPr>
                 <w:rFonts w:ascii="Consolas" w:hAnsi="Consolas"/>
                 <w:b w:val="0"/>
                 <w:i w:val="0"/>
@@ -3361,7 +3661,57 @@
                 <w:i w:val="0"/>
                 <w:sz w:val="17"/>
               </w:rPr>
-              <w:t xml:space="preserve"> The bootstrap approves a regression fit under its own label and computes the ECL on it</w:t>
+              <w:t xml:space="preserve"> </w:t>
+            </w:r>
+            <w:r>
+              <w:rPr>
+                <w:b/>
+                <w:i w:val="0"/>
+                <w:sz w:val="17"/>
+              </w:rPr>
+              <w:t>Status 14 October 2026:</w:t>
+            </w:r>
+            <w:r>
+              <w:rPr>
+                <w:b w:val="0"/>
+                <w:i w:val="0"/>
+                <w:sz w:val="17"/>
+              </w:rPr>
+              <w:t xml:space="preserve"> closed for the bootstrap. One residual remains: a null approver also skips the different-person check (</w:t>
+            </w:r>
+            <w:r>
+              <w:rPr>
+                <w:rFonts w:ascii="Consolas" w:hAnsi="Consolas"/>
+                <w:b w:val="0"/>
+                <w:i w:val="0"/>
+                <w:sz w:val="17"/>
+              </w:rPr>
+              <w:t>FliRouteService.php:71</w:t>
+            </w:r>
+            <w:r>
+              <w:rPr>
+                <w:b w:val="0"/>
+                <w:i w:val="0"/>
+                <w:sz w:val="17"/>
+              </w:rPr>
+              <w:t xml:space="preserve">), so </w:t>
+            </w:r>
+            <w:r>
+              <w:rPr>
+                <w:rFonts w:ascii="Consolas" w:hAnsi="Consolas"/>
+                <w:b w:val="0"/>
+                <w:i w:val="0"/>
+                <w:sz w:val="17"/>
+              </w:rPr>
+              <w:t>fli:apply --approve</w:t>
+            </w:r>
+            <w:r>
+              <w:rPr>
+                <w:b w:val="0"/>
+                <w:i w:val="0"/>
+                <w:sz w:val="17"/>
+              </w:rPr>
+              <w:t xml:space="preserve"> run without a user lets one person approve. The bootstrap approves a regression fit under its own label and computes the ECL on it</w:t>
             </w:r>
           </w:p>
         </w:tc>
@@ -3647,7 +3997,125 @@
                 <w:i w:val="0"/>
                 <w:sz w:val="17"/>
               </w:rPr>
-              <w:t xml:space="preserve"> Write-offs (300) and the Nascomex equity entries (401) are classed as cash receipts</w:t>
+              <w:t xml:space="preserve"> </w:t>
+            </w:r>
+            <w:r>
+              <w:rPr>
+                <w:b/>
+                <w:i w:val="0"/>
+                <w:sz w:val="17"/>
+              </w:rPr>
+              <w:t>Status 14 October 2026:</w:t>
+            </w:r>
+            <w:r>
+              <w:rPr>
+                <w:b w:val="0"/>
+                <w:i w:val="0"/>
+                <w:sz w:val="17"/>
+              </w:rPr>
+              <w:t xml:space="preserve"> closed. Since </w:t>
+            </w:r>
+            <w:r>
+              <w:rPr>
+                <w:rFonts w:ascii="Consolas" w:hAnsi="Consolas"/>
+                <w:b w:val="0"/>
+                <w:i w:val="0"/>
+                <w:sz w:val="17"/>
+              </w:rPr>
+              <w:t>220a5a6</w:t>
+            </w:r>
+            <w:r>
+              <w:rPr>
+                <w:b w:val="0"/>
+                <w:i w:val="0"/>
+                <w:sz w:val="17"/>
+              </w:rPr>
+              <w:t xml:space="preserve">, </w:t>
+            </w:r>
+            <w:r>
+              <w:rPr>
+                <w:rFonts w:ascii="Consolas" w:hAnsi="Consolas"/>
+                <w:b w:val="0"/>
+                <w:i w:val="0"/>
+                <w:sz w:val="17"/>
+              </w:rPr>
+              <w:t>WriteOffClassifier</w:t>
+            </w:r>
+            <w:r>
+              <w:rPr>
+                <w:b w:val="0"/>
+                <w:i w:val="0"/>
+                <w:sz w:val="17"/>
+              </w:rPr>
+              <w:t xml:space="preserve"> also treats as write-offs the batches that debit GL 1064 and the ACCOUNT CLOSURE credits on status-H loans, and the register </w:t>
+            </w:r>
+            <w:r>
+              <w:rPr>
+                <w:rFonts w:ascii="Consolas" w:hAnsi="Consolas"/>
+                <w:b w:val="0"/>
+                <w:i w:val="0"/>
+                <w:sz w:val="17"/>
+              </w:rPr>
+              <w:t>loan_write_offs</w:t>
+            </w:r>
+            <w:r>
+              <w:rPr>
+                <w:b w:val="0"/>
+                <w:i w:val="0"/>
+                <w:sz w:val="17"/>
+              </w:rPr>
+              <w:t xml:space="preserve"> is under maker-checker (</w:t>
+            </w:r>
+            <w:r>
+              <w:rPr>
+                <w:rFonts w:ascii="Consolas" w:hAnsi="Consolas"/>
+                <w:b w:val="0"/>
+                <w:i w:val="0"/>
+                <w:sz w:val="17"/>
+              </w:rPr>
+              <w:t>WriteOffTest</w:t>
+            </w:r>
+            <w:r>
+              <w:rPr>
+                <w:b w:val="0"/>
+                <w:i w:val="0"/>
+                <w:sz w:val="17"/>
+              </w:rPr>
+              <w:t>, 5 tests). The amounts written off still do not reach the IFRS 7 reconciliation, which hard-codes nil (</w:t>
+            </w:r>
+            <w:r>
+              <w:rPr>
+                <w:rFonts w:ascii="Consolas" w:hAnsi="Consolas"/>
+                <w:b w:val="0"/>
+                <w:i w:val="0"/>
+                <w:sz w:val="17"/>
+              </w:rPr>
+              <w:t>EclReconciliationService.php:383,416</w:t>
+            </w:r>
+            <w:r>
+              <w:rPr>
+                <w:b w:val="0"/>
+                <w:i w:val="0"/>
+                <w:sz w:val="17"/>
+              </w:rPr>
+              <w:t xml:space="preserve">; </w:t>
+            </w:r>
+            <w:r>
+              <w:rPr>
+                <w:rFonts w:ascii="Consolas" w:hAnsi="Consolas"/>
+                <w:b w:val="0"/>
+                <w:i w:val="0"/>
+                <w:sz w:val="17"/>
+              </w:rPr>
+              <w:t>LoanBookReconciliationService.php:64</w:t>
+            </w:r>
+            <w:r>
+              <w:rPr>
+                <w:b w:val="0"/>
+                <w:i w:val="0"/>
+                <w:sz w:val="17"/>
+              </w:rPr>
+              <w:t>). Write-offs (300) and the Nascomex equity entries (401) are classed as cash receipts</w:t>
             </w:r>
           </w:p>
         </w:tc>
@@ -3998,7 +4466,74 @@
                 <w:i w:val="0"/>
                 <w:sz w:val="17"/>
               </w:rPr>
-              <w:t xml:space="preserve"> Scenario weighting is applied twice over two different sets</w:t>
+              <w:t xml:space="preserve"> </w:t>
+            </w:r>
+            <w:r>
+              <w:rPr>
+                <w:b/>
+                <w:i w:val="0"/>
+                <w:sz w:val="17"/>
+              </w:rPr>
+              <w:t>Status 14 October 2026:</w:t>
+            </w:r>
+            <w:r>
+              <w:rPr>
+                <w:b w:val="0"/>
+                <w:i w:val="0"/>
+                <w:sz w:val="17"/>
+              </w:rPr>
+              <w:t xml:space="preserve"> partly closed. The time-phased engine uses the governed set written on each loan (</w:t>
+            </w:r>
+            <w:r>
+              <w:rPr>
+                <w:rFonts w:ascii="Consolas" w:hAnsi="Consolas"/>
+                <w:b w:val="0"/>
+                <w:i w:val="0"/>
+                <w:sz w:val="17"/>
+              </w:rPr>
+              <w:t>TimePhasedEclService.php:80,164</w:t>
+            </w:r>
+            <w:r>
+              <w:rPr>
+                <w:b w:val="0"/>
+                <w:i w:val="0"/>
+                <w:sz w:val="17"/>
+              </w:rPr>
+              <w:t>). But the legacy synthetic set (BASE 60, UPSIDE 20, DOWNSIDE 20) is still seeded APPROVED (</w:t>
+            </w:r>
+            <w:r>
+              <w:rPr>
+                <w:rFonts w:ascii="Consolas" w:hAnsi="Consolas"/>
+                <w:b w:val="0"/>
+                <w:i w:val="0"/>
+                <w:sz w:val="17"/>
+              </w:rPr>
+              <w:t>Bootstrap.php:106</w:t>
+            </w:r>
+            <w:r>
+              <w:rPr>
+                <w:b w:val="0"/>
+                <w:i w:val="0"/>
+                <w:sz w:val="17"/>
+              </w:rPr>
+              <w:t xml:space="preserve">, </w:t>
+            </w:r>
+            <w:r>
+              <w:rPr>
+                <w:rFonts w:ascii="Consolas" w:hAnsi="Consolas"/>
+                <w:b w:val="0"/>
+                <w:i w:val="0"/>
+                <w:sz w:val="17"/>
+              </w:rPr>
+              <w:t>EclScenarioAssumptionSeeder</w:t>
+            </w:r>
+            <w:r>
+              <w:rPr>
+                <w:b w:val="0"/>
+                <w:i w:val="0"/>
+                <w:sz w:val="17"/>
+              </w:rPr>
+              <w:t>) and weights every loan that carries no governed set. Scenario weighting is applied twice over two different sets</w:t>
             </w:r>
           </w:p>
         </w:tc>
@@ -4173,7 +4708,74 @@
                 <w:i w:val="0"/>
                 <w:sz w:val="17"/>
               </w:rPr>
-              <w:t xml:space="preserve"> The reporting-period lock is honoured only by the loan-book build</w:t>
+              <w:t xml:space="preserve"> </w:t>
+            </w:r>
+            <w:r>
+              <w:rPr>
+                <w:b/>
+                <w:i w:val="0"/>
+                <w:sz w:val="17"/>
+              </w:rPr>
+              <w:t>Status 14 October 2026:</w:t>
+            </w:r>
+            <w:r>
+              <w:rPr>
+                <w:b w:val="0"/>
+                <w:i w:val="0"/>
+                <w:sz w:val="17"/>
+              </w:rPr>
+              <w:t xml:space="preserve"> partly closed. </w:t>
+            </w:r>
+            <w:r>
+              <w:rPr>
+                <w:rFonts w:ascii="Consolas" w:hAnsi="Consolas"/>
+                <w:b w:val="0"/>
+                <w:i w:val="0"/>
+                <w:sz w:val="17"/>
+              </w:rPr>
+              <w:t>ReportingPeriodLock</w:t>
+            </w:r>
+            <w:r>
+              <w:rPr>
+                <w:b w:val="0"/>
+                <w:i w:val="0"/>
+                <w:sz w:val="17"/>
+              </w:rPr>
+              <w:t xml:space="preserve"> is checked by staging, PD, LGD, the FLI route, segment ECL, revenue and the write-off register. It is not checked by </w:t>
+            </w:r>
+            <w:r>
+              <w:rPr>
+                <w:rFonts w:ascii="Consolas" w:hAnsi="Consolas"/>
+                <w:b w:val="0"/>
+                <w:i w:val="0"/>
+                <w:sz w:val="17"/>
+              </w:rPr>
+              <w:t>MegaFarmEclService</w:t>
+            </w:r>
+            <w:r>
+              <w:rPr>
+                <w:b w:val="0"/>
+                <w:i w:val="0"/>
+                <w:sz w:val="17"/>
+              </w:rPr>
+              <w:t xml:space="preserve">, by </w:t>
+            </w:r>
+            <w:r>
+              <w:rPr>
+                <w:rFonts w:ascii="Consolas" w:hAnsi="Consolas"/>
+                <w:b w:val="0"/>
+                <w:i w:val="0"/>
+                <w:sz w:val="17"/>
+              </w:rPr>
+              <w:t>EirCalculationService</w:t>
+            </w:r>
+            <w:r>
+              <w:rPr>
+                <w:b w:val="0"/>
+                <w:i w:val="0"/>
+                <w:sz w:val="17"/>
+              </w:rPr>
+              <w:t xml:space="preserve"> (which clears discounted figures on loan_books) or by the legacy transition-matrix, LGD, collateral and grading writers. The reporting-period lock is honoured only by the loan-book build</w:t>
             </w:r>
           </w:p>
         </w:tc>
@@ -4665,7 +5267,57 @@
                 <w:i w:val="0"/>
                 <w:sz w:val="17"/>
               </w:rPr>
-              <w:t xml:space="preserve"> LGD cohort workout counts a written-off loan as fully recovered and double-counts a cured loan that also paid down; recoveries undiscounted; no collateral</w:t>
+              <w:t xml:space="preserve"> </w:t>
+            </w:r>
+            <w:r>
+              <w:rPr>
+                <w:b/>
+                <w:i w:val="0"/>
+                <w:sz w:val="17"/>
+              </w:rPr>
+              <w:t>Status 14 October 2026:</w:t>
+            </w:r>
+            <w:r>
+              <w:rPr>
+                <w:b w:val="0"/>
+                <w:i w:val="0"/>
+                <w:sz w:val="17"/>
+              </w:rPr>
+              <w:t xml:space="preserve"> partly closed. Write-off as loss, cure and recovery kept exclusive, and discounting are built (</w:t>
+            </w:r>
+            <w:r>
+              <w:rPr>
+                <w:rFonts w:ascii="Consolas" w:hAnsi="Consolas"/>
+                <w:b w:val="0"/>
+                <w:i w:val="0"/>
+                <w:sz w:val="17"/>
+              </w:rPr>
+              <w:t>LgdEngineService.php</w:t>
+            </w:r>
+            <w:r>
+              <w:rPr>
+                <w:b w:val="0"/>
+                <w:i w:val="0"/>
+                <w:sz w:val="17"/>
+              </w:rPr>
+              <w:t xml:space="preserve">; since </w:t>
+            </w:r>
+            <w:r>
+              <w:rPr>
+                <w:rFonts w:ascii="Consolas" w:hAnsi="Consolas"/>
+                <w:b w:val="0"/>
+                <w:i w:val="0"/>
+                <w:sz w:val="17"/>
+              </w:rPr>
+              <w:t>216aee2</w:t>
+            </w:r>
+            <w:r>
+              <w:rPr>
+                <w:b w:val="0"/>
+                <w:i w:val="0"/>
+                <w:sz w:val="17"/>
+              </w:rPr>
+              <w:t xml:space="preserve"> a written-off loan left at nil is no longer counted as a cure). Collateral is not used: one portfolio LGD applies to every loan. LGD cohort workout counts a written-off loan as fully recovered and double-counts a cured loan that also paid down; recoveries undiscounted; no collateral</w:t>
             </w:r>
           </w:p>
         </w:tc>
@@ -4897,7 +5549,74 @@
                 <w:i w:val="0"/>
                 <w:sz w:val="17"/>
               </w:rPr>
-              <w:t xml:space="preserve"> The </w:t>
+              <w:t xml:space="preserve"> </w:t>
+            </w:r>
+            <w:r>
+              <w:rPr>
+                <w:b/>
+                <w:i w:val="0"/>
+                <w:sz w:val="17"/>
+              </w:rPr>
+              <w:t>Status 14 October 2026:</w:t>
+            </w:r>
+            <w:r>
+              <w:rPr>
+                <w:b w:val="0"/>
+                <w:i w:val="0"/>
+                <w:sz w:val="17"/>
+              </w:rPr>
+              <w:t xml:space="preserve"> partly closed. The administrator override is a governed setting (</w:t>
+            </w:r>
+            <w:r>
+              <w:rPr>
+                <w:rFonts w:ascii="Consolas" w:hAnsi="Consolas"/>
+                <w:b w:val="0"/>
+                <w:i w:val="0"/>
+                <w:sz w:val="17"/>
+              </w:rPr>
+              <w:t>GovernanceService.php:462</w:t>
+            </w:r>
+            <w:r>
+              <w:rPr>
+                <w:b w:val="0"/>
+                <w:i w:val="0"/>
+                <w:sz w:val="17"/>
+              </w:rPr>
+              <w:t>). Schedule approval still has no different-person check (</w:t>
+            </w:r>
+            <w:r>
+              <w:rPr>
+                <w:rFonts w:ascii="Consolas" w:hAnsi="Consolas"/>
+                <w:b w:val="0"/>
+                <w:i w:val="0"/>
+                <w:sz w:val="17"/>
+              </w:rPr>
+              <w:t>ScheduleWorkflowService.php:305-319</w:t>
+            </w:r>
+            <w:r>
+              <w:rPr>
+                <w:b w:val="0"/>
+                <w:i w:val="0"/>
+                <w:sz w:val="17"/>
+              </w:rPr>
+              <w:t xml:space="preserve">), and the setting </w:t>
+            </w:r>
+            <w:r>
+              <w:rPr>
+                <w:rFonts w:ascii="Consolas" w:hAnsi="Consolas"/>
+                <w:b w:val="0"/>
+                <w:i w:val="0"/>
+                <w:sz w:val="17"/>
+              </w:rPr>
+              <w:t>schedule_approval_control</w:t>
+            </w:r>
+            <w:r>
+              <w:rPr>
+                <w:b w:val="0"/>
+                <w:i w:val="0"/>
+                <w:sz w:val="17"/>
+              </w:rPr>
+              <w:t xml:space="preserve"> is read by no code. The </w:t>
             </w:r>
             <w:r>
               <w:rPr>
@@ -5239,7 +5958,108 @@
                 <w:i w:val="0"/>
                 <w:sz w:val="17"/>
               </w:rPr>
-              <w:t xml:space="preserve"> Staging thresholds are resolved at today's date, not the period end, and sit outside maker-checker</w:t>
+              <w:t xml:space="preserve"> </w:t>
+            </w:r>
+            <w:r>
+              <w:rPr>
+                <w:b/>
+                <w:i w:val="0"/>
+                <w:sz w:val="17"/>
+              </w:rPr>
+              <w:t>Status 14 October 2026:</w:t>
+            </w:r>
+            <w:r>
+              <w:rPr>
+                <w:b w:val="0"/>
+                <w:i w:val="0"/>
+                <w:sz w:val="17"/>
+              </w:rPr>
+              <w:t xml:space="preserve"> partly closed, as section 9 step 6 already says. The thresholds are resolved at the period end with no silent default (</w:t>
+            </w:r>
+            <w:r>
+              <w:rPr>
+                <w:rFonts w:ascii="Consolas" w:hAnsi="Consolas"/>
+                <w:b w:val="0"/>
+                <w:i w:val="0"/>
+                <w:sz w:val="17"/>
+              </w:rPr>
+              <w:t>StagingService</w:t>
+            </w:r>
+            <w:r>
+              <w:rPr>
+                <w:b w:val="0"/>
+                <w:i w:val="0"/>
+                <w:sz w:val="17"/>
+              </w:rPr>
+              <w:t xml:space="preserve">), but </w:t>
+            </w:r>
+            <w:r>
+              <w:rPr>
+                <w:rFonts w:ascii="Consolas" w:hAnsi="Consolas"/>
+                <w:b w:val="0"/>
+                <w:i w:val="0"/>
+                <w:sz w:val="17"/>
+              </w:rPr>
+              <w:t>staging_thresholds</w:t>
+            </w:r>
+            <w:r>
+              <w:rPr>
+                <w:b w:val="0"/>
+                <w:i w:val="0"/>
+                <w:sz w:val="17"/>
+              </w:rPr>
+              <w:t xml:space="preserve"> has no propose-and-approve path (Settings shows them read only), and the legacy importer's </w:t>
+            </w:r>
+            <w:r>
+              <w:rPr>
+                <w:rFonts w:ascii="Consolas" w:hAnsi="Consolas"/>
+                <w:b w:val="0"/>
+                <w:i w:val="0"/>
+                <w:sz w:val="17"/>
+              </w:rPr>
+              <w:t>StagingClassifier</w:t>
+            </w:r>
+            <w:r>
+              <w:rPr>
+                <w:b w:val="0"/>
+                <w:i w:val="0"/>
+                <w:sz w:val="17"/>
+              </w:rPr>
+              <w:t xml:space="preserve"> still resolves at today's date with a 31/181 fallback (</w:t>
+            </w:r>
+            <w:r>
+              <w:rPr>
+                <w:rFonts w:ascii="Consolas" w:hAnsi="Consolas"/>
+                <w:b w:val="0"/>
+                <w:i w:val="0"/>
+                <w:sz w:val="17"/>
+              </w:rPr>
+              <w:t>StagingClassifier.php:84,95</w:t>
+            </w:r>
+            <w:r>
+              <w:rPr>
+                <w:b w:val="0"/>
+                <w:i w:val="0"/>
+                <w:sz w:val="17"/>
+              </w:rPr>
+              <w:t xml:space="preserve">; </w:t>
+            </w:r>
+            <w:r>
+              <w:rPr>
+                <w:rFonts w:ascii="Consolas" w:hAnsi="Consolas"/>
+                <w:b w:val="0"/>
+                <w:i w:val="0"/>
+                <w:sz w:val="17"/>
+              </w:rPr>
+              <w:t>StagingThreshold.php:43</w:t>
+            </w:r>
+            <w:r>
+              <w:rPr>
+                <w:b w:val="0"/>
+                <w:i w:val="0"/>
+                <w:sz w:val="17"/>
+              </w:rPr>
+              <w:t>). Staging thresholds are resolved at today's date, not the period end, and sit outside maker-checker</w:t>
             </w:r>
           </w:p>
         </w:tc>
@@ -5389,7 +6209,108 @@
                 <w:i w:val="0"/>
                 <w:sz w:val="17"/>
               </w:rPr>
-              <w:t>Mega Farm ECL misreads decision D30</w:t>
+              <w:t xml:space="preserve">Mega Farm ECL misreads decision D30. </w:t>
+            </w:r>
+            <w:r>
+              <w:rPr>
+                <w:b/>
+                <w:i w:val="0"/>
+                <w:sz w:val="17"/>
+              </w:rPr>
+              <w:t>Status 14 October 2026:</w:t>
+            </w:r>
+            <w:r>
+              <w:rPr>
+                <w:b w:val="0"/>
+                <w:i w:val="0"/>
+                <w:sz w:val="17"/>
+              </w:rPr>
+              <w:t xml:space="preserve"> open, waiting on D30. Since </w:t>
+            </w:r>
+            <w:r>
+              <w:rPr>
+                <w:rFonts w:ascii="Consolas" w:hAnsi="Consolas"/>
+                <w:b w:val="0"/>
+                <w:i w:val="0"/>
+                <w:sz w:val="17"/>
+              </w:rPr>
+              <w:t>216aee2</w:t>
+            </w:r>
+            <w:r>
+              <w:rPr>
+                <w:b w:val="0"/>
+                <w:i w:val="0"/>
+                <w:sz w:val="17"/>
+              </w:rPr>
+              <w:t xml:space="preserve"> the programme is kept out of the main PD, LGD and ECL: segment ECL leaves out the programme portfolio and refuses a mixed book (</w:t>
+            </w:r>
+            <w:r>
+              <w:rPr>
+                <w:rFonts w:ascii="Consolas" w:hAnsi="Consolas"/>
+                <w:b w:val="0"/>
+                <w:i w:val="0"/>
+                <w:sz w:val="17"/>
+              </w:rPr>
+              <w:t>SegmentEcl.php:69-72,121-126</w:t>
+            </w:r>
+            <w:r>
+              <w:rPr>
+                <w:b w:val="0"/>
+                <w:i w:val="0"/>
+                <w:sz w:val="17"/>
+              </w:rPr>
+              <w:t xml:space="preserve">; </w:t>
+            </w:r>
+            <w:r>
+              <w:rPr>
+                <w:rFonts w:ascii="Consolas" w:hAnsi="Consolas"/>
+                <w:b w:val="0"/>
+                <w:i w:val="0"/>
+                <w:sz w:val="17"/>
+              </w:rPr>
+              <w:t>MegaFarmProgrammeSeparationTest</w:t>
+            </w:r>
+            <w:r>
+              <w:rPr>
+                <w:b w:val="0"/>
+                <w:i w:val="0"/>
+                <w:sz w:val="17"/>
+              </w:rPr>
+              <w:t>), so a portfolio run no longer restores the loan to 100 percent. The programme ECL is still EAD x PD x LGD x share (</w:t>
+            </w:r>
+            <w:r>
+              <w:rPr>
+                <w:rFonts w:ascii="Consolas" w:hAnsi="Consolas"/>
+                <w:b w:val="0"/>
+                <w:i w:val="0"/>
+                <w:sz w:val="17"/>
+              </w:rPr>
+              <w:t>MegaFarmEclService.php:166</w:t>
+            </w:r>
+            <w:r>
+              <w:rPr>
+                <w:b w:val="0"/>
+                <w:i w:val="0"/>
+                <w:sz w:val="17"/>
+              </w:rPr>
+              <w:t>), and the share falls back to 1.0 when the setting names none (</w:t>
+            </w:r>
+            <w:r>
+              <w:rPr>
+                <w:rFonts w:ascii="Consolas" w:hAnsi="Consolas"/>
+                <w:b w:val="0"/>
+                <w:i w:val="0"/>
+                <w:sz w:val="17"/>
+              </w:rPr>
+              <w:t>:93</w:t>
+            </w:r>
+            <w:r>
+              <w:rPr>
+                <w:b w:val="0"/>
+                <w:i w:val="0"/>
+                <w:sz w:val="17"/>
+              </w:rPr>
+              <w:t>)</w:t>
             </w:r>
           </w:p>
         </w:tc>
@@ -5548,7 +6469,57 @@
                 <w:i w:val="0"/>
                 <w:sz w:val="17"/>
               </w:rPr>
-              <w:t xml:space="preserve"> covers 9 checks against 13 section-9 ties and 6 golden numbers</w:t>
+              <w:t xml:space="preserve"> covers 9 checks against 13 section-9 ties and 6 golden numbers. </w:t>
+            </w:r>
+            <w:r>
+              <w:rPr>
+                <w:b/>
+                <w:i w:val="0"/>
+                <w:sz w:val="17"/>
+              </w:rPr>
+              <w:t>Status 14 October 2026:</w:t>
+            </w:r>
+            <w:r>
+              <w:rPr>
+                <w:b w:val="0"/>
+                <w:i w:val="0"/>
+                <w:sz w:val="17"/>
+              </w:rPr>
+              <w:t xml:space="preserve"> section 9 of the specification now has 16 rows (13 on 9 October). </w:t>
+            </w:r>
+            <w:r>
+              <w:rPr>
+                <w:rFonts w:ascii="Consolas" w:hAnsi="Consolas"/>
+                <w:b w:val="0"/>
+                <w:i w:val="0"/>
+                <w:sz w:val="17"/>
+              </w:rPr>
+              <w:t>--verify</w:t>
+            </w:r>
+            <w:r>
+              <w:rPr>
+                <w:b w:val="0"/>
+                <w:i w:val="0"/>
+                <w:sz w:val="17"/>
+              </w:rPr>
+              <w:t xml:space="preserve"> asserts five kinds of check (</w:t>
+            </w:r>
+            <w:r>
+              <w:rPr>
+                <w:rFonts w:ascii="Consolas" w:hAnsi="Consolas"/>
+                <w:b w:val="0"/>
+                <w:i w:val="0"/>
+                <w:sz w:val="17"/>
+              </w:rPr>
+              <w:t>BaselineService.php:27-81</w:t>
+            </w:r>
+            <w:r>
+              <w:rPr>
+                <w:b w:val="0"/>
+                <w:i w:val="0"/>
+                <w:sz w:val="17"/>
+              </w:rPr>
+              <w:t>): the ledger interest total, method B against the stored report, the 4215 leg, the 4216 leg, and the December 2025 loan GLs against the trial balance (one row per GL, hence the nine rows). It also reports, but does not test, the Mega Farm difference. The other 11 rows of section 9 are stated only, and there are still no ECL or revenue-shift golden numbers</w:t>
             </w:r>
           </w:p>
         </w:tc>
@@ -5812,7 +6783,142 @@
                 <w:i w:val="0"/>
                 <w:sz w:val="17"/>
               </w:rPr>
-              <w:t xml:space="preserve"> resets the limit to unbounded before every test; the controllers should raise the limit only when it is lower (not lower it from unlimited)</w:t>
+              <w:t xml:space="preserve"> resets the limit to unbounded before every test; the controllers should raise the limit only when it is lower (not lower it from unlimited). </w:t>
+            </w:r>
+            <w:r>
+              <w:rPr>
+                <w:b/>
+                <w:i w:val="0"/>
+                <w:sz w:val="17"/>
+              </w:rPr>
+              <w:t>Status 14 October 2026:</w:t>
+            </w:r>
+            <w:r>
+              <w:rPr>
+                <w:b w:val="0"/>
+                <w:i w:val="0"/>
+                <w:sz w:val="17"/>
+              </w:rPr>
+              <w:t xml:space="preserve"> partly closed. The suite half is done (</w:t>
+            </w:r>
+            <w:r>
+              <w:rPr>
+                <w:rFonts w:ascii="Consolas" w:hAnsi="Consolas"/>
+                <w:b w:val="0"/>
+                <w:i w:val="0"/>
+                <w:sz w:val="17"/>
+              </w:rPr>
+              <w:t>tests/TestCase.php:19</w:t>
+            </w:r>
+            <w:r>
+              <w:rPr>
+                <w:b w:val="0"/>
+                <w:i w:val="0"/>
+                <w:sz w:val="17"/>
+              </w:rPr>
+              <w:t xml:space="preserve">). Since </w:t>
+            </w:r>
+            <w:r>
+              <w:rPr>
+                <w:rFonts w:ascii="Consolas" w:hAnsi="Consolas"/>
+                <w:b w:val="0"/>
+                <w:i w:val="0"/>
+                <w:sz w:val="17"/>
+              </w:rPr>
+              <w:t>216aee2</w:t>
+            </w:r>
+            <w:r>
+              <w:rPr>
+                <w:b w:val="0"/>
+                <w:i w:val="0"/>
+                <w:sz w:val="17"/>
+              </w:rPr>
+              <w:t xml:space="preserve"> the bootstrap, </w:t>
+            </w:r>
+            <w:r>
+              <w:rPr>
+                <w:rFonts w:ascii="Consolas" w:hAnsi="Consolas"/>
+                <w:b w:val="0"/>
+                <w:i w:val="0"/>
+                <w:sz w:val="17"/>
+              </w:rPr>
+              <w:t>ifrs9:segment-ecl</w:t>
+            </w:r>
+            <w:r>
+              <w:rPr>
+                <w:b w:val="0"/>
+                <w:i w:val="0"/>
+                <w:sz w:val="17"/>
+              </w:rPr>
+              <w:t xml:space="preserve"> and </w:t>
+            </w:r>
+            <w:r>
+              <w:rPr>
+                <w:rFonts w:ascii="Consolas" w:hAnsi="Consolas"/>
+                <w:b w:val="0"/>
+                <w:i w:val="0"/>
+                <w:sz w:val="17"/>
+              </w:rPr>
+              <w:t>ifrs9:smoke-reports</w:t>
+            </w:r>
+            <w:r>
+              <w:rPr>
+                <w:b w:val="0"/>
+                <w:i w:val="0"/>
+                <w:sz w:val="17"/>
+              </w:rPr>
+              <w:t xml:space="preserve"> reset the limit to unlimited after each call (</w:t>
+            </w:r>
+            <w:r>
+              <w:rPr>
+                <w:rFonts w:ascii="Consolas" w:hAnsi="Consolas"/>
+                <w:b w:val="0"/>
+                <w:i w:val="0"/>
+                <w:sz w:val="17"/>
+              </w:rPr>
+              <w:t>Bootstrap.php:348,495</w:t>
+            </w:r>
+            <w:r>
+              <w:rPr>
+                <w:b w:val="0"/>
+                <w:i w:val="0"/>
+                <w:sz w:val="17"/>
+              </w:rPr>
+              <w:t xml:space="preserve">, </w:t>
+            </w:r>
+            <w:r>
+              <w:rPr>
+                <w:rFonts w:ascii="Consolas" w:hAnsi="Consolas"/>
+                <w:b w:val="0"/>
+                <w:i w:val="0"/>
+                <w:sz w:val="17"/>
+              </w:rPr>
+              <w:t>SegmentEcl.php:82</w:t>
+            </w:r>
+            <w:r>
+              <w:rPr>
+                <w:b w:val="0"/>
+                <w:i w:val="0"/>
+                <w:sz w:val="17"/>
+              </w:rPr>
+              <w:t xml:space="preserve">, </w:t>
+            </w:r>
+            <w:r>
+              <w:rPr>
+                <w:rFonts w:ascii="Consolas" w:hAnsi="Consolas"/>
+                <w:b w:val="0"/>
+                <w:i w:val="0"/>
+                <w:sz w:val="17"/>
+              </w:rPr>
+              <w:t>SmokeIfrs9Reports.php:39</w:t>
+            </w:r>
+            <w:r>
+              <w:rPr>
+                <w:b w:val="0"/>
+                <w:i w:val="0"/>
+                <w:sz w:val="17"/>
+              </w:rPr>
+              <w:t>). The ECL controller lowers it only for a web request, but that change is uncommitted. Eight other controllers still lower an unlimited limit to 300</w:t>
             </w:r>
           </w:p>
         </w:tc>
@@ -6067,7 +7173,91 @@
                 <w:i w:val="0"/>
                 <w:sz w:val="17"/>
               </w:rPr>
-              <w:t xml:space="preserve"> Gates missing at the door: no account-in-master check, no balance-history-to-ledger tie, no month-end-row-per-account check, no numeric parse, query version recorded but not validated; quarantine keeps no rows; dates accepted in whatever format the manifest declares (the committed pack is m/d/yyyy, against D23)</w:t>
+              <w:t xml:space="preserve"> </w:t>
+            </w:r>
+            <w:r>
+              <w:rPr>
+                <w:b/>
+                <w:i w:val="0"/>
+                <w:sz w:val="17"/>
+              </w:rPr>
+              <w:t>Status 14 October 2026:</w:t>
+            </w:r>
+            <w:r>
+              <w:rPr>
+                <w:b w:val="0"/>
+                <w:i w:val="0"/>
+                <w:sz w:val="17"/>
+              </w:rPr>
+              <w:t xml:space="preserve"> partly closed. The account, numeric and query-version gates fail a pack, but the ISO-date, balance-history and month-end-row gates only warn (</w:t>
+            </w:r>
+            <w:r>
+              <w:rPr>
+                <w:rFonts w:ascii="Consolas" w:hAnsi="Consolas"/>
+                <w:b w:val="0"/>
+                <w:i w:val="0"/>
+                <w:sz w:val="17"/>
+              </w:rPr>
+              <w:t>PackGates.php:144,228,273</w:t>
+            </w:r>
+            <w:r>
+              <w:rPr>
+                <w:b w:val="0"/>
+                <w:i w:val="0"/>
+                <w:sz w:val="17"/>
+              </w:rPr>
+              <w:t xml:space="preserve">). The fee GL gate was built in </w:t>
+            </w:r>
+            <w:r>
+              <w:rPr>
+                <w:rFonts w:ascii="Consolas" w:hAnsi="Consolas"/>
+                <w:b w:val="0"/>
+                <w:i w:val="0"/>
+                <w:sz w:val="17"/>
+              </w:rPr>
+              <w:t>216aee2</w:t>
+            </w:r>
+            <w:r>
+              <w:rPr>
+                <w:b w:val="0"/>
+                <w:i w:val="0"/>
+                <w:sz w:val="17"/>
+              </w:rPr>
+              <w:t xml:space="preserve"> as a report on </w:t>
+            </w:r>
+            <w:r>
+              <w:rPr>
+                <w:rFonts w:ascii="Consolas" w:hAnsi="Consolas"/>
+                <w:b w:val="0"/>
+                <w:i w:val="0"/>
+                <w:sz w:val="17"/>
+              </w:rPr>
+              <w:t>eir:build-gl-fees</w:t>
+            </w:r>
+            <w:r>
+              <w:rPr>
+                <w:b w:val="0"/>
+                <w:i w:val="0"/>
+                <w:sz w:val="17"/>
+              </w:rPr>
+              <w:t xml:space="preserve"> (</w:t>
+            </w:r>
+            <w:r>
+              <w:rPr>
+                <w:rFonts w:ascii="Consolas" w:hAnsi="Consolas"/>
+                <w:b w:val="0"/>
+                <w:i w:val="0"/>
+                <w:sz w:val="17"/>
+              </w:rPr>
+              <w:t>GlFeeBuildService.php:286-312</w:t>
+            </w:r>
+            <w:r>
+              <w:rPr>
+                <w:b w:val="0"/>
+                <w:i w:val="0"/>
+                <w:sz w:val="17"/>
+              </w:rPr>
+              <w:t>), not as a gate at the door. Gates missing at the door: no account-in-master check, no balance-history-to-ledger tie, no month-end-row-per-account check, no numeric parse, query version recorded but not validated; quarantine keeps no rows; dates accepted in whatever format the manifest declares (the committed pack is m/d/yyyy, against D23)</w:t>
             </w:r>
           </w:p>
         </w:tc>
@@ -6604,7 +7794,57 @@
                 <w:i w:val="0"/>
                 <w:sz w:val="17"/>
               </w:rPr>
-              <w:t xml:space="preserve"> The bootstrap gives Governance-Centre-type approvals it is told never to give: fee classifications reviewed under the label, EIR locks by administrator override; and, inconsistently, leaves the 30 seeded fee rules unapproved, so 19 contracts stall at the fee gate and EIR coverage on the clean install is 12 of 135 loans</w:t>
+              <w:t xml:space="preserve"> </w:t>
+            </w:r>
+            <w:r>
+              <w:rPr>
+                <w:b/>
+                <w:i w:val="0"/>
+                <w:sz w:val="17"/>
+              </w:rPr>
+              <w:t>Status 14 October 2026:</w:t>
+            </w:r>
+            <w:r>
+              <w:rPr>
+                <w:b w:val="0"/>
+                <w:i w:val="0"/>
+                <w:sz w:val="17"/>
+              </w:rPr>
+              <w:t xml:space="preserve"> partly closed. The bootstrap no longer reviews fee classifications. It still locks every solved EIR by administrator override (</w:t>
+            </w:r>
+            <w:r>
+              <w:rPr>
+                <w:rFonts w:ascii="Consolas" w:hAnsi="Consolas"/>
+                <w:b w:val="0"/>
+                <w:i w:val="0"/>
+                <w:sz w:val="17"/>
+              </w:rPr>
+              <w:t>Bootstrap.php:314</w:t>
+            </w:r>
+            <w:r>
+              <w:rPr>
+                <w:b w:val="0"/>
+                <w:i w:val="0"/>
+                <w:sz w:val="17"/>
+              </w:rPr>
+              <w:t xml:space="preserve">, </w:t>
+            </w:r>
+            <w:r>
+              <w:rPr>
+                <w:rFonts w:ascii="Consolas" w:hAnsi="Consolas"/>
+                <w:b w:val="0"/>
+                <w:i w:val="0"/>
+                <w:sz w:val="17"/>
+              </w:rPr>
+              <w:t>lock(..., true)</w:t>
+            </w:r>
+            <w:r>
+              <w:rPr>
+                <w:b w:val="0"/>
+                <w:i w:val="0"/>
+                <w:sz w:val="17"/>
+              </w:rPr>
+              <w:t>); the run note now names this as an override under the bootstrap label. The bootstrap gives Governance-Centre-type approvals it is told never to give: fee classifications reviewed under the label, EIR locks by administrator override; and, inconsistently, leaves the 30 seeded fee rules unapproved, so 19 contracts stall at the fee gate and EIR coverage on the clean install is 12 of 135 loans</w:t>
             </w:r>
           </w:p>
         </w:tc>
@@ -6695,7 +7935,108 @@
                 <w:i w:val="0"/>
                 <w:sz w:val="17"/>
               </w:rPr>
-              <w:t xml:space="preserve"> Sensitivity reads </w:t>
+              <w:t xml:space="preserve"> </w:t>
+            </w:r>
+            <w:r>
+              <w:rPr>
+                <w:b/>
+                <w:i w:val="0"/>
+                <w:sz w:val="17"/>
+              </w:rPr>
+              <w:t>Status 14 October 2026:</w:t>
+            </w:r>
+            <w:r>
+              <w:rPr>
+                <w:b w:val="0"/>
+                <w:i w:val="0"/>
+                <w:sz w:val="17"/>
+              </w:rPr>
+              <w:t xml:space="preserve"> partly closed. The EAD half is fixed. </w:t>
+            </w:r>
+            <w:r>
+              <w:rPr>
+                <w:rFonts w:ascii="Consolas" w:hAnsi="Consolas"/>
+                <w:b w:val="0"/>
+                <w:i w:val="0"/>
+                <w:sz w:val="17"/>
+              </w:rPr>
+              <w:t>coalesce(pd_prefli, pd_value, 12m_pd)</w:t>
+            </w:r>
+            <w:r>
+              <w:rPr>
+                <w:b w:val="0"/>
+                <w:i w:val="0"/>
+                <w:sz w:val="17"/>
+              </w:rPr>
+              <w:t xml:space="preserve"> remains (</w:t>
+            </w:r>
+            <w:r>
+              <w:rPr>
+                <w:rFonts w:ascii="Consolas" w:hAnsi="Consolas"/>
+                <w:b w:val="0"/>
+                <w:i w:val="0"/>
+                <w:sz w:val="17"/>
+              </w:rPr>
+              <w:t>ScenarioSetService.php:557</w:t>
+            </w:r>
+            <w:r>
+              <w:rPr>
+                <w:b w:val="0"/>
+                <w:i w:val="0"/>
+                <w:sz w:val="17"/>
+              </w:rPr>
+              <w:t xml:space="preserve">, </w:t>
+            </w:r>
+            <w:r>
+              <w:rPr>
+                <w:rFonts w:ascii="Consolas" w:hAnsi="Consolas"/>
+                <w:b w:val="0"/>
+                <w:i w:val="0"/>
+                <w:sz w:val="17"/>
+              </w:rPr>
+              <w:t>OverlayService.php:226</w:t>
+            </w:r>
+            <w:r>
+              <w:rPr>
+                <w:b w:val="0"/>
+                <w:i w:val="0"/>
+                <w:sz w:val="17"/>
+              </w:rPr>
+              <w:t xml:space="preserve">), and </w:t>
+            </w:r>
+            <w:r>
+              <w:rPr>
+                <w:rFonts w:ascii="Consolas" w:hAnsi="Consolas"/>
+                <w:b w:val="0"/>
+                <w:i w:val="0"/>
+                <w:sz w:val="17"/>
+              </w:rPr>
+              <w:t>12m_pd</w:t>
+            </w:r>
+            <w:r>
+              <w:rPr>
+                <w:b w:val="0"/>
+                <w:i w:val="0"/>
+                <w:sz w:val="17"/>
+              </w:rPr>
+              <w:t xml:space="preserve"> is still a decimal(8,2) column written by more than one writer (</w:t>
+            </w:r>
+            <w:r>
+              <w:rPr>
+                <w:rFonts w:ascii="Consolas" w:hAnsi="Consolas"/>
+                <w:b w:val="0"/>
+                <w:i w:val="0"/>
+                <w:sz w:val="17"/>
+              </w:rPr>
+              <w:t>SeedReportFields.php:81</w:t>
+            </w:r>
+            <w:r>
+              <w:rPr>
+                <w:b w:val="0"/>
+                <w:i w:val="0"/>
+                <w:sz w:val="17"/>
+              </w:rPr>
+              <w:t xml:space="preserve">). Sensitivity reads </w:t>
             </w:r>
             <w:r>
               <w:rPr>
@@ -7019,7 +8360,91 @@
                 <w:i w:val="0"/>
                 <w:sz w:val="17"/>
               </w:rPr>
-              <w:t xml:space="preserve"> Fourteen catalogue settings are read by nothing but the Governance Centre and the trace (</w:t>
+              <w:t xml:space="preserve"> </w:t>
+            </w:r>
+            <w:r>
+              <w:rPr>
+                <w:b/>
+                <w:i w:val="0"/>
+                <w:sz w:val="17"/>
+              </w:rPr>
+              <w:t>Status 14 October 2026:</w:t>
+            </w:r>
+            <w:r>
+              <w:rPr>
+                <w:b w:val="0"/>
+                <w:i w:val="0"/>
+                <w:sz w:val="17"/>
+              </w:rPr>
+              <w:t xml:space="preserve"> partly closed. The catalogue now holds 61 settings, and 20 of them are read by no engine code. They are plr_mid_period, reset_trigger, rate_source_precedence, margin_basis, cash_source, manual_policy_handling, modification_threshold, counter_reset_handling, contractual_record, expected_cashflow_basis, history_before_dec_2025, trueup_gl_account, auditor_export_format, keyman_insurance_treatment, nascomex_preference_shares, staging_rebuttal, rate_change_classification, schedule_approval_control, historic_materiality_assessment and fee_reclass_journal. </w:t>
+            </w:r>
+            <w:r>
+              <w:rPr>
+                <w:rFonts w:ascii="Consolas" w:hAnsi="Consolas"/>
+                <w:b w:val="0"/>
+                <w:i w:val="0"/>
+                <w:sz w:val="17"/>
+              </w:rPr>
+              <w:t>partly_drawn_interest_basis</w:t>
+            </w:r>
+            <w:r>
+              <w:rPr>
+                <w:b w:val="0"/>
+                <w:i w:val="0"/>
+                <w:sz w:val="17"/>
+              </w:rPr>
+              <w:t xml:space="preserve"> has been read since </w:t>
+            </w:r>
+            <w:r>
+              <w:rPr>
+                <w:rFonts w:ascii="Consolas" w:hAnsi="Consolas"/>
+                <w:b w:val="0"/>
+                <w:i w:val="0"/>
+                <w:sz w:val="17"/>
+              </w:rPr>
+              <w:t>216aee2</w:t>
+            </w:r>
+            <w:r>
+              <w:rPr>
+                <w:b w:val="0"/>
+                <w:i w:val="0"/>
+                <w:sz w:val="17"/>
+              </w:rPr>
+              <w:t xml:space="preserve">. The second store </w:t>
+            </w:r>
+            <w:r>
+              <w:rPr>
+                <w:rFonts w:ascii="Consolas" w:hAnsi="Consolas"/>
+                <w:b w:val="0"/>
+                <w:i w:val="0"/>
+                <w:sz w:val="17"/>
+              </w:rPr>
+              <w:t>governed_parameters</w:t>
+            </w:r>
+            <w:r>
+              <w:rPr>
+                <w:b w:val="0"/>
+                <w:i w:val="0"/>
+                <w:sz w:val="17"/>
+              </w:rPr>
+              <w:t xml:space="preserve"> remains (</w:t>
+            </w:r>
+            <w:r>
+              <w:rPr>
+                <w:rFonts w:ascii="Consolas" w:hAnsi="Consolas"/>
+                <w:b w:val="0"/>
+                <w:i w:val="0"/>
+                <w:sz w:val="17"/>
+              </w:rPr>
+              <w:t>GovernedValues.php</w:t>
+            </w:r>
+            <w:r>
+              <w:rPr>
+                <w:b w:val="0"/>
+                <w:i w:val="0"/>
+                <w:sz w:val="17"/>
+              </w:rPr>
+              <w:t>). Fourteen catalogue settings are read by nothing but the Governance Centre and the trace (</w:t>
             </w:r>
             <w:r>
               <w:rPr>
@@ -7195,7 +8620,57 @@
                 <w:i w:val="0"/>
                 <w:sz w:val="17"/>
               </w:rPr>
-              <w:t xml:space="preserve"> As-at date: CSV only (spec: Excel and PDF); part-month accrues on the EIR compounded rather than the section-3 convention; take-on basis not read</w:t>
+              <w:t xml:space="preserve"> </w:t>
+            </w:r>
+            <w:r>
+              <w:rPr>
+                <w:b/>
+                <w:i w:val="0"/>
+                <w:sz w:val="17"/>
+              </w:rPr>
+              <w:t>Status 14 October 2026:</w:t>
+            </w:r>
+            <w:r>
+              <w:rPr>
+                <w:b w:val="0"/>
+                <w:i w:val="0"/>
+                <w:sz w:val="17"/>
+              </w:rPr>
+              <w:t xml:space="preserve"> closed as asked. Review item R12 of 12 October found a separate defect in the part-month branch: the contractual accrual is returned as </w:t>
+            </w:r>
+            <w:r>
+              <w:rPr>
+                <w:rFonts w:ascii="Consolas" w:hAnsi="Consolas"/>
+                <w:b w:val="0"/>
+                <w:i w:val="0"/>
+                <w:sz w:val="17"/>
+              </w:rPr>
+              <w:t>eir_period_to_date</w:t>
+            </w:r>
+            <w:r>
+              <w:rPr>
+                <w:b w:val="0"/>
+                <w:i w:val="0"/>
+                <w:sz w:val="17"/>
+              </w:rPr>
+              <w:t xml:space="preserve"> (</w:t>
+            </w:r>
+            <w:r>
+              <w:rPr>
+                <w:rFonts w:ascii="Consolas" w:hAnsi="Consolas"/>
+                <w:b w:val="0"/>
+                <w:i w:val="0"/>
+                <w:sz w:val="17"/>
+              </w:rPr>
+              <w:t>EirAsAtService.php:123-127,188</w:t>
+            </w:r>
+            <w:r>
+              <w:rPr>
+                <w:b w:val="0"/>
+                <w:i w:val="0"/>
+                <w:sz w:val="17"/>
+              </w:rPr>
+              <w:t>). It is not fixed. As-at date: CSV only (spec: Excel and PDF); part-month accrues on the EIR compounded rather than the section-3 convention; take-on basis not read</w:t>
             </w:r>
           </w:p>
         </w:tc>
@@ -7398,6 +8873,107 @@
             </w:r>
             <w:r>
               <w:rPr>
+                <w:b/>
+                <w:i w:val="0"/>
+                <w:sz w:val="17"/>
+              </w:rPr>
+              <w:t>Status 14 October 2026:</w:t>
+            </w:r>
+            <w:r>
+              <w:rPr>
+                <w:b w:val="0"/>
+                <w:i w:val="0"/>
+                <w:sz w:val="17"/>
+              </w:rPr>
+              <w:t xml:space="preserve"> partly closed. Only </w:t>
+            </w:r>
+            <w:r>
+              <w:rPr>
+                <w:rFonts w:ascii="Consolas" w:hAnsi="Consolas"/>
+                <w:b w:val="0"/>
+                <w:i w:val="0"/>
+                <w:sz w:val="17"/>
+              </w:rPr>
+              <w:t>COLLECTION_TYPES</w:t>
+            </w:r>
+            <w:r>
+              <w:rPr>
+                <w:b w:val="0"/>
+                <w:i w:val="0"/>
+                <w:sz w:val="17"/>
+              </w:rPr>
+              <w:t xml:space="preserve"> is fixed (</w:t>
+            </w:r>
+            <w:r>
+              <w:rPr>
+                <w:rFonts w:ascii="Consolas" w:hAnsi="Consolas"/>
+                <w:b w:val="0"/>
+                <w:i w:val="0"/>
+                <w:sz w:val="17"/>
+              </w:rPr>
+              <w:t>EirRevenueService.php:29</w:t>
+            </w:r>
+            <w:r>
+              <w:rPr>
+                <w:b w:val="0"/>
+                <w:i w:val="0"/>
+                <w:sz w:val="17"/>
+              </w:rPr>
+              <w:t>). Reversal pairing is not built: a receipt reversal only nets the month's cash (</w:t>
+            </w:r>
+            <w:r>
+              <w:rPr>
+                <w:rFonts w:ascii="Consolas" w:hAnsi="Consolas"/>
+                <w:b w:val="0"/>
+                <w:i w:val="0"/>
+                <w:sz w:val="17"/>
+              </w:rPr>
+              <w:t>EirLedgerCashService.php:85</w:t>
+            </w:r>
+            <w:r>
+              <w:rPr>
+                <w:b w:val="0"/>
+                <w:i w:val="0"/>
+                <w:sz w:val="17"/>
+              </w:rPr>
+              <w:t xml:space="preserve">). The over-sanction flag is not built. The </w:t>
+            </w:r>
+            <w:r>
+              <w:rPr>
+                <w:rFonts w:ascii="Consolas" w:hAnsi="Consolas"/>
+                <w:b w:val="0"/>
+                <w:i w:val="0"/>
+                <w:sz w:val="17"/>
+              </w:rPr>
+              <w:t>RATE_BASIS</w:t>
+            </w:r>
+            <w:r>
+              <w:rPr>
+                <w:b w:val="0"/>
+                <w:i w:val="0"/>
+                <w:sz w:val="17"/>
+              </w:rPr>
+              <w:t xml:space="preserve"> mapping is still in the legacy importer (</w:t>
+            </w:r>
+            <w:r>
+              <w:rPr>
+                <w:rFonts w:ascii="Consolas" w:hAnsi="Consolas"/>
+                <w:b w:val="0"/>
+                <w:i w:val="0"/>
+                <w:sz w:val="17"/>
+              </w:rPr>
+              <w:t>ContractMasterImport.php:71-75</w:t>
+            </w:r>
+            <w:r>
+              <w:rPr>
+                <w:b w:val="0"/>
+                <w:i w:val="0"/>
+                <w:sz w:val="17"/>
+              </w:rPr>
+              <w:t xml:space="preserve">). </w:t>
+            </w:r>
+            <w:r>
+              <w:rPr>
                 <w:rFonts w:ascii="Consolas" w:hAnsi="Consolas"/>
                 <w:b w:val="0"/>
                 <w:i w:val="0"/>
@@ -7703,7 +9279,74 @@
                 <w:i w:val="0"/>
                 <w:sz w:val="17"/>
               </w:rPr>
-              <w:t xml:space="preserve"> Engine chain in the bootstrap runs PD, LGD, FLI, ECL, stress and reports for the last period only, against "every period from the first full month"</w:t>
+              <w:t xml:space="preserve"> </w:t>
+            </w:r>
+            <w:r>
+              <w:rPr>
+                <w:b/>
+                <w:i w:val="0"/>
+                <w:sz w:val="17"/>
+              </w:rPr>
+              <w:t>Status 14 October 2026:</w:t>
+            </w:r>
+            <w:r>
+              <w:rPr>
+                <w:b w:val="0"/>
+                <w:i w:val="0"/>
+                <w:sz w:val="17"/>
+              </w:rPr>
+              <w:t xml:space="preserve"> partly closed. Since </w:t>
+            </w:r>
+            <w:r>
+              <w:rPr>
+                <w:rFonts w:ascii="Consolas" w:hAnsi="Consolas"/>
+                <w:b w:val="0"/>
+                <w:i w:val="0"/>
+                <w:sz w:val="17"/>
+              </w:rPr>
+              <w:t>216aee2</w:t>
+            </w:r>
+            <w:r>
+              <w:rPr>
+                <w:b w:val="0"/>
+                <w:i w:val="0"/>
+                <w:sz w:val="17"/>
+              </w:rPr>
+              <w:t xml:space="preserve"> the bootstrap runs, for every period, the PD and LGD by segment, the FLI route, the discounted ECL and the Mega Farm programme (</w:t>
+            </w:r>
+            <w:r>
+              <w:rPr>
+                <w:rFonts w:ascii="Consolas" w:hAnsi="Consolas"/>
+                <w:b w:val="0"/>
+                <w:i w:val="0"/>
+                <w:sz w:val="17"/>
+              </w:rPr>
+              <w:t>Bootstrap.php:330-361</w:t>
+            </w:r>
+            <w:r>
+              <w:rPr>
+                <w:b w:val="0"/>
+                <w:i w:val="0"/>
+                <w:sz w:val="17"/>
+              </w:rPr>
+              <w:t>), as well as staging and revenue. The scenario-set seed, the correlation and fit, the sensitivity, the stress test and the report smoke still run for the last period only (</w:t>
+            </w:r>
+            <w:r>
+              <w:rPr>
+                <w:rFonts w:ascii="Consolas" w:hAnsi="Consolas"/>
+                <w:b w:val="0"/>
+                <w:i w:val="0"/>
+                <w:sz w:val="17"/>
+              </w:rPr>
+              <w:t>Bootstrap.php:379-451</w:t>
+            </w:r>
+            <w:r>
+              <w:rPr>
+                <w:b w:val="0"/>
+                <w:i w:val="0"/>
+                <w:sz w:val="17"/>
+              </w:rPr>
+              <w:t>). Engine chain in the bootstrap runs PD, LGD, FLI, ECL, stress and reports for the last period only, against "every period from the first full month"</w:t>
             </w:r>
           </w:p>
         </w:tc>
@@ -7765,11 +9408,53 @@
             </w:r>
             <w:r>
               <w:rPr>
-                <w:b w:val="0"/>
-                <w:i w:val="0"/>
-                <w:sz w:val="17"/>
-              </w:rPr>
-              <w:t>Section 16 beyond staging and PD is not built: the 15 percent interest split, the maize repayment and buyer receivable, the fund liability roll-forward, the Mega Farms report, seasonal segmentation; LGD borrowed from MAIIC's own book; scalar fallback hard-coded from the statements</w:t>
+                <w:b/>
+                <w:i w:val="0"/>
+                <w:sz w:val="17"/>
+              </w:rPr>
+              <w:t>Status 14 October 2026:</w:t>
+            </w:r>
+            <w:r>
+              <w:rPr>
+                <w:b w:val="0"/>
+                <w:i w:val="0"/>
+                <w:sz w:val="17"/>
+              </w:rPr>
+              <w:t xml:space="preserve"> open, waiting on D30. Since </w:t>
+            </w:r>
+            <w:r>
+              <w:rPr>
+                <w:rFonts w:ascii="Consolas" w:hAnsi="Consolas"/>
+                <w:b w:val="0"/>
+                <w:i w:val="0"/>
+                <w:sz w:val="17"/>
+              </w:rPr>
+              <w:t>216aee2</w:t>
+            </w:r>
+            <w:r>
+              <w:rPr>
+                <w:b w:val="0"/>
+                <w:i w:val="0"/>
+                <w:sz w:val="17"/>
+              </w:rPr>
+              <w:t xml:space="preserve"> the programme's LGD is measured on its own cohort, a scalar that cannot be measured is declined rather than typed in (</w:t>
+            </w:r>
+            <w:r>
+              <w:rPr>
+                <w:rFonts w:ascii="Consolas" w:hAnsi="Consolas"/>
+                <w:b w:val="0"/>
+                <w:i w:val="0"/>
+                <w:sz w:val="17"/>
+              </w:rPr>
+              <w:t>MegaFarmEclService.php:117-120,228-244</w:t>
+            </w:r>
+            <w:r>
+              <w:rPr>
+                <w:b w:val="0"/>
+                <w:i w:val="0"/>
+                <w:sz w:val="17"/>
+              </w:rPr>
+              <w:t>), and the programme is a segment of its own. The interest split, the receivable, the fund liability and the report are not built. Section 16 beyond staging and PD is not built: the 15 percent interest split, the maize repayment and buyer receivable, the fund liability roll-forward, the Mega Farms report, seasonal segmentation; LGD borrowed from MAIIC's own book; scalar fallback hard-coded from the statements</w:t>
             </w:r>
           </w:p>
         </w:tc>
@@ -9177,7 +10862,57 @@
                 <w:i w:val="0"/>
                 <w:sz w:val="17"/>
               </w:rPr>
-              <w:t xml:space="preserve"> is a catalogue setting nothing reads yet; M12)</w:t>
+              <w:t xml:space="preserve"> is a catalogue setting nothing reads yet; M12). </w:t>
+            </w:r>
+            <w:r>
+              <w:rPr>
+                <w:b/>
+                <w:i w:val="0"/>
+                <w:sz w:val="17"/>
+              </w:rPr>
+              <w:t>Status 14 October 2026:</w:t>
+            </w:r>
+            <w:r>
+              <w:rPr>
+                <w:b w:val="0"/>
+                <w:i w:val="0"/>
+                <w:sz w:val="17"/>
+              </w:rPr>
+              <w:t xml:space="preserve"> the setting has been read since </w:t>
+            </w:r>
+            <w:r>
+              <w:rPr>
+                <w:rFonts w:ascii="Consolas" w:hAnsi="Consolas"/>
+                <w:b w:val="0"/>
+                <w:i w:val="0"/>
+                <w:sz w:val="17"/>
+              </w:rPr>
+              <w:t>216aee2</w:t>
+            </w:r>
+            <w:r>
+              <w:rPr>
+                <w:b w:val="0"/>
+                <w:i w:val="0"/>
+                <w:sz w:val="17"/>
+              </w:rPr>
+              <w:t>, after E-Banker's own postings (</w:t>
+            </w:r>
+            <w:r>
+              <w:rPr>
+                <w:rFonts w:ascii="Consolas" w:hAnsi="Consolas"/>
+                <w:b w:val="0"/>
+                <w:i w:val="0"/>
+                <w:sz w:val="17"/>
+              </w:rPr>
+              <w:t>ScheduleWorkflowService.php:375</w:t>
+            </w:r>
+            <w:r>
+              <w:rPr>
+                <w:b w:val="0"/>
+                <w:i w:val="0"/>
+                <w:sz w:val="17"/>
+              </w:rPr>
+              <w:t>); the value is still MAIIC's to approve</w:t>
             </w:r>
           </w:p>
         </w:tc>
@@ -11249,7 +12984,21 @@
           <w:b w:val="0"/>
           <w:i w:val="0"/>
         </w:rPr>
-        <w:t>.</w:t>
+        <w:t xml:space="preserve">. </w:t>
+      </w:r>
+      <w:r>
+        <w:rPr>
+          <w:b/>
+          <w:i w:val="0"/>
+        </w:rPr>
+        <w:t>Status 14 October 2026:</w:t>
+      </w:r>
+      <w:r>
+        <w:rPr>
+          <w:b w:val="0"/>
+          <w:i w:val="0"/>
+        </w:rPr>
+        <w:t xml:space="preserve"> C3 is closed; C1, C2 and H7 are partly closed (the note reads the undiscounted figure, one legacy tenor reader remains, and the LGD uses no collateral).</w:t>
       </w:r>
     </w:p>
     <w:p>
@@ -11333,7 +13082,21 @@
           <w:b w:val="0"/>
           <w:i w:val="0"/>
         </w:rPr>
-        <w:t>.</w:t>
+        <w:t xml:space="preserve">. </w:t>
+      </w:r>
+      <w:r>
+        <w:rPr>
+          <w:b/>
+          <w:i w:val="0"/>
+        </w:rPr>
+        <w:t>Status 14 October 2026:</w:t>
+      </w:r>
+      <w:r>
+        <w:rPr>
+          <w:b w:val="0"/>
+          <w:i w:val="0"/>
+        </w:rPr>
+        <w:t xml:space="preserve"> H3 and M8 are partly closed (the legacy synthetic set is still seeded APPROVED; the bootstrap still locks EIRs by administrator override).</w:t>
       </w:r>
     </w:p>
     <w:p>
@@ -11361,7 +13124,21 @@
           <w:b w:val="0"/>
           <w:i w:val="0"/>
         </w:rPr>
-        <w:t xml:space="preserve"> (thresholds are not yet proposed and approved like a setting; they are resolved at the period end with no silent default).</w:t>
+        <w:t xml:space="preserve"> (thresholds are not yet proposed and approved like a setting; they are resolved at the period end with no silent default). </w:t>
+      </w:r>
+      <w:r>
+        <w:rPr>
+          <w:b/>
+          <w:i w:val="0"/>
+        </w:rPr>
+        <w:t>Status 14 October 2026:</w:t>
+      </w:r>
+      <w:r>
+        <w:rPr>
+          <w:b w:val="0"/>
+          <w:i w:val="0"/>
+        </w:rPr>
+        <w:t xml:space="preserve"> H11, H4 and H9 are each only partly closed (see their rows), so this step is not fully done.</w:t>
       </w:r>
     </w:p>
     <w:p>
@@ -11485,7 +13262,7 @@
           <w:b w:val="0"/>
           <w:i w:val="0"/>
         </w:rPr>
-        <w:t xml:space="preserve"> D30 (Mega Farm basis), the fee rulebook approval (19 EIRs wait on it), the default moratorium type (51 schedules wait on it), the partly-drawn interest basis (5), the prescribed RBM return form, and the first approved run from which the ECL and revenue-shift golden numbers are born.</w:t>
+        <w:t xml:space="preserve"> D30 (Mega Farm basis), the fee rulebook approval (20 EIRs wait on it, as sections 5 and 8 say) (corrected 14 October 2026; it said "19 EIRs wait on it"), the default moratorium type (51 schedules wait on it), the partly-drawn interest basis (5), the prescribed RBM return form, and the first approved run from which the ECL and revenue-shift golden numbers are born.</w:t>
       </w:r>
     </w:p>
     <w:p>
@@ -11586,6 +13363,6293 @@
           <w:i w:val="0"/>
         </w:rPr>
         <w:t xml:space="preserve"> (master fast-forwarded).</w:t>
+      </w:r>
+    </w:p>
+    <w:p>
+      <w:pPr>
+        <w:pStyle w:val="Heading2"/>
+      </w:pPr>
+      <w:r>
+        <w:t>Addendum, 14 October 2026: status of every finding against the code</w:t>
+      </w:r>
+    </w:p>
+    <w:p>
+      <w:pPr>
+        <w:spacing w:after="120"/>
+      </w:pPr>
+      <w:r>
+        <w:rPr>
+          <w:b w:val="0"/>
+          <w:i w:val="0"/>
+        </w:rPr>
+        <w:t xml:space="preserve">Each finding was re-read against the code at HEAD </w:t>
+      </w:r>
+      <w:r>
+        <w:rPr>
+          <w:rFonts w:ascii="Consolas" w:hAnsi="Consolas"/>
+          <w:b w:val="0"/>
+          <w:i w:val="0"/>
+          <w:sz w:val="18"/>
+        </w:rPr>
+        <w:t>abe140d</w:t>
+      </w:r>
+      <w:r>
+        <w:rPr>
+          <w:b w:val="0"/>
+          <w:i w:val="0"/>
+        </w:rPr>
+        <w:t xml:space="preserve"> on </w:t>
+      </w:r>
+      <w:r>
+        <w:rPr>
+          <w:rFonts w:ascii="Consolas" w:hAnsi="Consolas"/>
+          <w:b w:val="0"/>
+          <w:i w:val="0"/>
+          <w:sz w:val="18"/>
+        </w:rPr>
+        <w:t>eir_revenue_recognition</w:t>
+      </w:r>
+      <w:r>
+        <w:rPr>
+          <w:b w:val="0"/>
+          <w:i w:val="0"/>
+        </w:rPr>
+        <w:t xml:space="preserve">, plus the uncommitted working tree, which is marked as such where it matters. Since 9 October, </w:t>
+      </w:r>
+      <w:r>
+        <w:rPr>
+          <w:rFonts w:ascii="Consolas" w:hAnsi="Consolas"/>
+          <w:b w:val="0"/>
+          <w:i w:val="0"/>
+          <w:sz w:val="18"/>
+        </w:rPr>
+        <w:t>220a5a6</w:t>
+      </w:r>
+      <w:r>
+        <w:rPr>
+          <w:b w:val="0"/>
+          <w:i w:val="0"/>
+        </w:rPr>
+        <w:t xml:space="preserve"> (13 October) classified and governed the write-offs and put packs 3 and 4 in the bootstrap. </w:t>
+      </w:r>
+      <w:r>
+        <w:rPr>
+          <w:rFonts w:ascii="Consolas" w:hAnsi="Consolas"/>
+          <w:b w:val="0"/>
+          <w:i w:val="0"/>
+          <w:sz w:val="18"/>
+        </w:rPr>
+        <w:t>216aee2</w:t>
+      </w:r>
+      <w:r>
+        <w:rPr>
+          <w:b w:val="0"/>
+          <w:i w:val="0"/>
+        </w:rPr>
+        <w:t xml:space="preserve"> (14 October) did the following:</w:t>
+      </w:r>
+    </w:p>
+    <w:p>
+      <w:pPr>
+        <w:pStyle w:val="ListBullet"/>
+      </w:pPr>
+      <w:r>
+        <w:rPr>
+          <w:b w:val="0"/>
+          <w:i w:val="0"/>
+        </w:rPr>
+        <w:t>kept Mega Farm out of the main PD, LGD and ECL;</w:t>
+      </w:r>
+    </w:p>
+    <w:p>
+      <w:pPr>
+        <w:pStyle w:val="ListBullet"/>
+      </w:pPr>
+      <w:r>
+        <w:rPr>
+          <w:b w:val="0"/>
+          <w:i w:val="0"/>
+        </w:rPr>
+        <w:t>made staging and the PD read E-Banker's instalment chart in force;</w:t>
+      </w:r>
+    </w:p>
+    <w:p>
+      <w:pPr>
+        <w:pStyle w:val="ListBullet"/>
+      </w:pPr>
+      <w:r>
+        <w:rPr>
+          <w:b w:val="0"/>
+          <w:i w:val="0"/>
+        </w:rPr>
+        <w:t>discounted the month-end ECL;</w:t>
+      </w:r>
+    </w:p>
+    <w:p>
+      <w:pPr>
+        <w:pStyle w:val="ListBullet"/>
+      </w:pPr>
+      <w:r>
+        <w:rPr>
+          <w:b w:val="0"/>
+          <w:i w:val="0"/>
+        </w:rPr>
+        <w:t>ran the CLI steps without a time limit;</w:t>
+      </w:r>
+    </w:p>
+    <w:p>
+      <w:pPr>
+        <w:pStyle w:val="ListBullet"/>
+      </w:pPr>
+      <w:r>
+        <w:rPr>
+          <w:b w:val="0"/>
+          <w:i w:val="0"/>
+        </w:rPr>
+        <w:t>built the tranche register, the take-on EIR check and the GL_04 fee route.</w:t>
+      </w:r>
+    </w:p>
+    <w:p>
+      <w:pPr>
+        <w:spacing w:after="120"/>
+      </w:pPr>
+      <w:r>
+        <w:rPr>
+          <w:b w:val="0"/>
+          <w:i w:val="0"/>
+        </w:rPr>
+        <w:t xml:space="preserve">The test suite and </w:t>
+      </w:r>
+      <w:r>
+        <w:rPr>
+          <w:rFonts w:ascii="Consolas" w:hAnsi="Consolas"/>
+          <w:b w:val="0"/>
+          <w:i w:val="0"/>
+          <w:sz w:val="18"/>
+        </w:rPr>
+        <w:t>eir:bootstrap --verify</w:t>
+      </w:r>
+      <w:r>
+        <w:rPr>
+          <w:b w:val="0"/>
+          <w:i w:val="0"/>
+        </w:rPr>
+        <w:t xml:space="preserve"> were not re-run for this addendum. Status words: BUILT, PARTLY, NOT BUILT, WAITING ON MAIIC.</w:t>
+      </w:r>
+    </w:p>
+    <w:tbl>
+      <w:tblPr>
+        <w:tblStyle w:val="TableGrid"/>
+        <w:tblW w:type="auto" w:w="0"/>
+        <w:tblLook w:firstColumn="1" w:firstRow="1" w:lastColumn="0" w:lastRow="0" w:noHBand="0" w:noVBand="1" w:val="04A0"/>
+      </w:tblPr>
+      <w:tblGrid>
+        <w:gridCol w:w="2493"/>
+        <w:gridCol w:w="2493"/>
+        <w:gridCol w:w="2493"/>
+        <w:gridCol w:w="2493"/>
+      </w:tblGrid>
+      <w:tr>
+        <w:tc>
+          <w:tcPr>
+            <w:tcW w:type="dxa" w:w="2493"/>
+            <w:shd w:val="clear" w:color="auto" w:fill="1B2A41"/>
+          </w:tcPr>
+          <w:p>
+            <w:r>
+              <w:rPr>
+                <w:b/>
+                <w:color w:val="FFFFFF"/>
+                <w:sz w:val="17"/>
+              </w:rPr>
+            </w:r>
+            <w:r>
+              <w:rPr>
+                <w:b/>
+                <w:i w:val="0"/>
+                <w:color w:val="FFFFFF"/>
+                <w:sz w:val="17"/>
+              </w:rPr>
+              <w:t>Id</w:t>
+            </w:r>
+          </w:p>
+        </w:tc>
+        <w:tc>
+          <w:tcPr>
+            <w:tcW w:type="dxa" w:w="2493"/>
+            <w:shd w:val="clear" w:color="auto" w:fill="1B2A41"/>
+          </w:tcPr>
+          <w:p>
+            <w:r>
+              <w:rPr>
+                <w:b/>
+                <w:color w:val="FFFFFF"/>
+                <w:sz w:val="17"/>
+              </w:rPr>
+            </w:r>
+            <w:r>
+              <w:rPr>
+                <w:b/>
+                <w:i w:val="0"/>
+                <w:color w:val="FFFFFF"/>
+                <w:sz w:val="17"/>
+              </w:rPr>
+              <w:t>Status on 14 Oct</w:t>
+            </w:r>
+          </w:p>
+        </w:tc>
+        <w:tc>
+          <w:tcPr>
+            <w:tcW w:type="dxa" w:w="2493"/>
+            <w:shd w:val="clear" w:color="auto" w:fill="1B2A41"/>
+          </w:tcPr>
+          <w:p>
+            <w:r>
+              <w:rPr>
+                <w:b/>
+                <w:color w:val="FFFFFF"/>
+                <w:sz w:val="17"/>
+              </w:rPr>
+            </w:r>
+            <w:r>
+              <w:rPr>
+                <w:b/>
+                <w:i w:val="0"/>
+                <w:color w:val="FFFFFF"/>
+                <w:sz w:val="17"/>
+              </w:rPr>
+              <w:t>Evidence</w:t>
+            </w:r>
+          </w:p>
+        </w:tc>
+        <w:tc>
+          <w:tcPr>
+            <w:tcW w:type="dxa" w:w="2493"/>
+            <w:shd w:val="clear" w:color="auto" w:fill="1B2A41"/>
+          </w:tcPr>
+          <w:p>
+            <w:r>
+              <w:rPr>
+                <w:b/>
+                <w:color w:val="FFFFFF"/>
+                <w:sz w:val="17"/>
+              </w:rPr>
+            </w:r>
+            <w:r>
+              <w:rPr>
+                <w:b/>
+                <w:i w:val="0"/>
+                <w:color w:val="FFFFFF"/>
+                <w:sz w:val="17"/>
+              </w:rPr>
+              <w:t>What changed since 9 Oct</w:t>
+            </w:r>
+          </w:p>
+        </w:tc>
+      </w:tr>
+      <w:tr>
+        <w:tc>
+          <w:tcPr>
+            <w:tcW w:type="dxa" w:w="2493"/>
+          </w:tcPr>
+          <w:p>
+            <w:r>
+              <w:rPr>
+                <w:b w:val="0"/>
+                <w:sz w:val="17"/>
+              </w:rPr>
+            </w:r>
+            <w:r>
+              <w:rPr>
+                <w:b w:val="0"/>
+                <w:i w:val="0"/>
+                <w:sz w:val="17"/>
+              </w:rPr>
+              <w:t>C1</w:t>
+            </w:r>
+          </w:p>
+        </w:tc>
+        <w:tc>
+          <w:tcPr>
+            <w:tcW w:type="dxa" w:w="2493"/>
+          </w:tcPr>
+          <w:p>
+            <w:r>
+              <w:rPr>
+                <w:b w:val="0"/>
+                <w:sz w:val="17"/>
+              </w:rPr>
+            </w:r>
+            <w:r>
+              <w:rPr>
+                <w:b w:val="0"/>
+                <w:i w:val="0"/>
+                <w:sz w:val="17"/>
+              </w:rPr>
+              <w:t>PARTLY</w:t>
+            </w:r>
+          </w:p>
+        </w:tc>
+        <w:tc>
+          <w:tcPr>
+            <w:tcW w:type="dxa" w:w="2493"/>
+          </w:tcPr>
+          <w:p>
+            <w:r>
+              <w:rPr>
+                <w:b w:val="0"/>
+                <w:sz w:val="17"/>
+              </w:rPr>
+            </w:r>
+            <w:r>
+              <w:rPr>
+                <w:b w:val="0"/>
+                <w:i w:val="0"/>
+                <w:sz w:val="17"/>
+              </w:rPr>
+              <w:t xml:space="preserve">Lifetime PD </w:t>
+            </w:r>
+            <w:r>
+              <w:rPr>
+                <w:rFonts w:ascii="Consolas" w:hAnsi="Consolas"/>
+                <w:b w:val="0"/>
+                <w:i w:val="0"/>
+                <w:sz w:val="17"/>
+              </w:rPr>
+              <w:t>ExpectedCreditLossController.php:409-421</w:t>
+            </w:r>
+            <w:r>
+              <w:rPr>
+                <w:b w:val="0"/>
+                <w:i w:val="0"/>
+                <w:sz w:val="17"/>
+              </w:rPr>
+              <w:t xml:space="preserve">; discounted run </w:t>
+            </w:r>
+            <w:r>
+              <w:rPr>
+                <w:rFonts w:ascii="Consolas" w:hAnsi="Consolas"/>
+                <w:b w:val="0"/>
+                <w:i w:val="0"/>
+                <w:sz w:val="17"/>
+              </w:rPr>
+              <w:t>FliMonthEndCommand.php:85</w:t>
+            </w:r>
+            <w:r>
+              <w:rPr>
+                <w:b w:val="0"/>
+                <w:i w:val="0"/>
+                <w:sz w:val="17"/>
+              </w:rPr>
+              <w:t xml:space="preserve">, </w:t>
+            </w:r>
+            <w:r>
+              <w:rPr>
+                <w:rFonts w:ascii="Consolas" w:hAnsi="Consolas"/>
+                <w:b w:val="0"/>
+                <w:i w:val="0"/>
+                <w:sz w:val="17"/>
+              </w:rPr>
+              <w:t>SegmentEcl.php:42</w:t>
+            </w:r>
+            <w:r>
+              <w:rPr>
+                <w:b w:val="0"/>
+                <w:i w:val="0"/>
+                <w:sz w:val="17"/>
+              </w:rPr>
+              <w:t xml:space="preserve">, </w:t>
+            </w:r>
+            <w:r>
+              <w:rPr>
+                <w:rFonts w:ascii="Consolas" w:hAnsi="Consolas"/>
+                <w:b w:val="0"/>
+                <w:i w:val="0"/>
+                <w:sz w:val="17"/>
+              </w:rPr>
+              <w:t>Bootstrap.php:347,417</w:t>
+            </w:r>
+            <w:r>
+              <w:rPr>
+                <w:b w:val="0"/>
+                <w:i w:val="0"/>
+                <w:sz w:val="17"/>
+              </w:rPr>
+              <w:t xml:space="preserve">; note and reports read </w:t>
+            </w:r>
+            <w:r>
+              <w:rPr>
+                <w:rFonts w:ascii="Consolas" w:hAnsi="Consolas"/>
+                <w:b w:val="0"/>
+                <w:i w:val="0"/>
+                <w:sz w:val="17"/>
+              </w:rPr>
+              <w:t>ecl_value</w:t>
+            </w:r>
+            <w:r>
+              <w:rPr>
+                <w:b w:val="0"/>
+                <w:i w:val="0"/>
+                <w:sz w:val="17"/>
+              </w:rPr>
+              <w:t xml:space="preserve"> (</w:t>
+            </w:r>
+            <w:r>
+              <w:rPr>
+                <w:rFonts w:ascii="Consolas" w:hAnsi="Consolas"/>
+                <w:b w:val="0"/>
+                <w:i w:val="0"/>
+                <w:sz w:val="17"/>
+              </w:rPr>
+              <w:t>Ifrs9NoteService.php:192,220,488</w:t>
+            </w:r>
+            <w:r>
+              <w:rPr>
+                <w:b w:val="0"/>
+                <w:i w:val="0"/>
+                <w:sz w:val="17"/>
+              </w:rPr>
+              <w:t>)</w:t>
+            </w:r>
+          </w:p>
+        </w:tc>
+        <w:tc>
+          <w:tcPr>
+            <w:tcW w:type="dxa" w:w="2493"/>
+          </w:tcPr>
+          <w:p>
+            <w:r>
+              <w:rPr>
+                <w:b w:val="0"/>
+                <w:sz w:val="17"/>
+              </w:rPr>
+            </w:r>
+            <w:r>
+              <w:rPr>
+                <w:rFonts w:ascii="Consolas" w:hAnsi="Consolas"/>
+                <w:b w:val="0"/>
+                <w:i w:val="0"/>
+                <w:sz w:val="17"/>
+              </w:rPr>
+              <w:t>216aee2</w:t>
+            </w:r>
+            <w:r>
+              <w:rPr>
+                <w:b w:val="0"/>
+                <w:i w:val="0"/>
+                <w:sz w:val="17"/>
+              </w:rPr>
+              <w:t xml:space="preserve">: the month-end runs discounted, and </w:t>
+            </w:r>
+            <w:r>
+              <w:rPr>
+                <w:rFonts w:ascii="Consolas" w:hAnsi="Consolas"/>
+                <w:b w:val="0"/>
+                <w:i w:val="0"/>
+                <w:sz w:val="17"/>
+              </w:rPr>
+              <w:t>ecl_value</w:t>
+            </w:r>
+            <w:r>
+              <w:rPr>
+                <w:b w:val="0"/>
+                <w:i w:val="0"/>
+                <w:sz w:val="17"/>
+              </w:rPr>
+              <w:t xml:space="preserve"> is no longer overwritten, so it holds one basis. The booked note is still undiscounted</w:t>
+            </w:r>
+          </w:p>
+        </w:tc>
+      </w:tr>
+      <w:tr>
+        <w:tc>
+          <w:tcPr>
+            <w:tcW w:type="dxa" w:w="2493"/>
+          </w:tcPr>
+          <w:p>
+            <w:r>
+              <w:rPr>
+                <w:b w:val="0"/>
+                <w:sz w:val="17"/>
+              </w:rPr>
+            </w:r>
+            <w:r>
+              <w:rPr>
+                <w:b w:val="0"/>
+                <w:i w:val="0"/>
+                <w:sz w:val="17"/>
+              </w:rPr>
+              <w:t>C2</w:t>
+            </w:r>
+          </w:p>
+        </w:tc>
+        <w:tc>
+          <w:tcPr>
+            <w:tcW w:type="dxa" w:w="2493"/>
+          </w:tcPr>
+          <w:p>
+            <w:r>
+              <w:rPr>
+                <w:b w:val="0"/>
+                <w:sz w:val="17"/>
+              </w:rPr>
+            </w:r>
+            <w:r>
+              <w:rPr>
+                <w:b w:val="0"/>
+                <w:i w:val="0"/>
+                <w:sz w:val="17"/>
+              </w:rPr>
+              <w:t>PARTLY</w:t>
+            </w:r>
+          </w:p>
+        </w:tc>
+        <w:tc>
+          <w:tcPr>
+            <w:tcW w:type="dxa" w:w="2493"/>
+          </w:tcPr>
+          <w:p>
+            <w:r>
+              <w:rPr>
+                <w:b w:val="0"/>
+                <w:sz w:val="17"/>
+              </w:rPr>
+            </w:r>
+            <w:r>
+              <w:rPr>
+                <w:rFonts w:ascii="Consolas" w:hAnsi="Consolas"/>
+                <w:b w:val="0"/>
+                <w:i w:val="0"/>
+                <w:sz w:val="17"/>
+              </w:rPr>
+              <w:t>InternalGradingController.php:411</w:t>
+            </w:r>
+            <w:r>
+              <w:rPr>
+                <w:b w:val="0"/>
+                <w:i w:val="0"/>
+                <w:sz w:val="17"/>
+              </w:rPr>
+              <w:t xml:space="preserve"> reads months as years</w:t>
+            </w:r>
+          </w:p>
+        </w:tc>
+        <w:tc>
+          <w:tcPr>
+            <w:tcW w:type="dxa" w:w="2493"/>
+          </w:tcPr>
+          <w:p>
+            <w:r>
+              <w:rPr>
+                <w:b w:val="0"/>
+                <w:sz w:val="17"/>
+              </w:rPr>
+            </w:r>
+            <w:r>
+              <w:rPr>
+                <w:b w:val="0"/>
+                <w:i w:val="0"/>
+                <w:sz w:val="17"/>
+              </w:rPr>
+              <w:t>None</w:t>
+            </w:r>
+          </w:p>
+        </w:tc>
+      </w:tr>
+      <w:tr>
+        <w:tc>
+          <w:tcPr>
+            <w:tcW w:type="dxa" w:w="2493"/>
+          </w:tcPr>
+          <w:p>
+            <w:r>
+              <w:rPr>
+                <w:b w:val="0"/>
+                <w:sz w:val="17"/>
+              </w:rPr>
+            </w:r>
+            <w:r>
+              <w:rPr>
+                <w:b w:val="0"/>
+                <w:i w:val="0"/>
+                <w:sz w:val="17"/>
+              </w:rPr>
+              <w:t>C3</w:t>
+            </w:r>
+          </w:p>
+        </w:tc>
+        <w:tc>
+          <w:tcPr>
+            <w:tcW w:type="dxa" w:w="2493"/>
+          </w:tcPr>
+          <w:p>
+            <w:r>
+              <w:rPr>
+                <w:b w:val="0"/>
+                <w:sz w:val="17"/>
+              </w:rPr>
+            </w:r>
+            <w:r>
+              <w:rPr>
+                <w:b w:val="0"/>
+                <w:i w:val="0"/>
+                <w:sz w:val="17"/>
+              </w:rPr>
+              <w:t>BUILT</w:t>
+            </w:r>
+          </w:p>
+        </w:tc>
+        <w:tc>
+          <w:tcPr>
+            <w:tcW w:type="dxa" w:w="2493"/>
+          </w:tcPr>
+          <w:p>
+            <w:r>
+              <w:rPr>
+                <w:b w:val="0"/>
+                <w:sz w:val="17"/>
+              </w:rPr>
+            </w:r>
+            <w:r>
+              <w:rPr>
+                <w:rFonts w:ascii="Consolas" w:hAnsi="Consolas"/>
+                <w:b w:val="0"/>
+                <w:i w:val="0"/>
+                <w:sz w:val="17"/>
+              </w:rPr>
+              <w:t>TimePhasedEclService.php</w:t>
+            </w:r>
+            <w:r>
+              <w:rPr>
+                <w:b w:val="0"/>
+                <w:i w:val="0"/>
+                <w:sz w:val="17"/>
+              </w:rPr>
+              <w:t xml:space="preserve">; </w:t>
+            </w:r>
+            <w:r>
+              <w:rPr>
+                <w:rFonts w:ascii="Consolas" w:hAnsi="Consolas"/>
+                <w:b w:val="0"/>
+                <w:i w:val="0"/>
+                <w:sz w:val="17"/>
+              </w:rPr>
+              <w:t>TimePhasedEclServiceTest</w:t>
+            </w:r>
+          </w:p>
+        </w:tc>
+        <w:tc>
+          <w:tcPr>
+            <w:tcW w:type="dxa" w:w="2493"/>
+          </w:tcPr>
+          <w:p>
+            <w:r>
+              <w:rPr>
+                <w:b w:val="0"/>
+                <w:sz w:val="17"/>
+              </w:rPr>
+            </w:r>
+            <w:r>
+              <w:rPr>
+                <w:rFonts w:ascii="Consolas" w:hAnsi="Consolas"/>
+                <w:b w:val="0"/>
+                <w:i w:val="0"/>
+                <w:sz w:val="17"/>
+              </w:rPr>
+              <w:t>216aee2</w:t>
+            </w:r>
+            <w:r>
+              <w:rPr>
+                <w:b w:val="0"/>
+                <w:i w:val="0"/>
+                <w:sz w:val="17"/>
+              </w:rPr>
+              <w:t>: a Stage 3 loan with no recovery plan is measured at the reporting date, with no EIR needed</w:t>
+            </w:r>
+          </w:p>
+        </w:tc>
+      </w:tr>
+      <w:tr>
+        <w:tc>
+          <w:tcPr>
+            <w:tcW w:type="dxa" w:w="2493"/>
+          </w:tcPr>
+          <w:p>
+            <w:r>
+              <w:rPr>
+                <w:b w:val="0"/>
+                <w:sz w:val="17"/>
+              </w:rPr>
+            </w:r>
+            <w:r>
+              <w:rPr>
+                <w:b w:val="0"/>
+                <w:i w:val="0"/>
+                <w:sz w:val="17"/>
+              </w:rPr>
+              <w:t>C4</w:t>
+            </w:r>
+          </w:p>
+        </w:tc>
+        <w:tc>
+          <w:tcPr>
+            <w:tcW w:type="dxa" w:w="2493"/>
+          </w:tcPr>
+          <w:p>
+            <w:r>
+              <w:rPr>
+                <w:b w:val="0"/>
+                <w:sz w:val="17"/>
+              </w:rPr>
+            </w:r>
+            <w:r>
+              <w:rPr>
+                <w:b w:val="0"/>
+                <w:i w:val="0"/>
+                <w:sz w:val="17"/>
+              </w:rPr>
+              <w:t>BUILT</w:t>
+            </w:r>
+          </w:p>
+        </w:tc>
+        <w:tc>
+          <w:tcPr>
+            <w:tcW w:type="dxa" w:w="2493"/>
+          </w:tcPr>
+          <w:p>
+            <w:r>
+              <w:rPr>
+                <w:b w:val="0"/>
+                <w:sz w:val="17"/>
+              </w:rPr>
+            </w:r>
+            <w:r>
+              <w:rPr>
+                <w:rFonts w:ascii="Consolas" w:hAnsi="Consolas"/>
+                <w:b w:val="0"/>
+                <w:i w:val="0"/>
+                <w:sz w:val="17"/>
+              </w:rPr>
+              <w:t>RbmReturnService.php</w:t>
+            </w:r>
+            <w:r>
+              <w:rPr>
+                <w:b w:val="0"/>
+                <w:i w:val="0"/>
+                <w:sz w:val="17"/>
+              </w:rPr>
+              <w:t xml:space="preserve">; </w:t>
+            </w:r>
+            <w:r>
+              <w:rPr>
+                <w:rFonts w:ascii="Consolas" w:hAnsi="Consolas"/>
+                <w:b w:val="0"/>
+                <w:i w:val="0"/>
+                <w:sz w:val="17"/>
+              </w:rPr>
+              <w:t>RbmReturnServiceTest</w:t>
+            </w:r>
+          </w:p>
+        </w:tc>
+        <w:tc>
+          <w:tcPr>
+            <w:tcW w:type="dxa" w:w="2493"/>
+          </w:tcPr>
+          <w:p>
+            <w:r>
+              <w:rPr>
+                <w:b w:val="0"/>
+                <w:sz w:val="17"/>
+              </w:rPr>
+            </w:r>
+            <w:r>
+              <w:rPr>
+                <w:b w:val="0"/>
+                <w:i w:val="0"/>
+                <w:sz w:val="17"/>
+              </w:rPr>
+              <w:t>None</w:t>
+            </w:r>
+          </w:p>
+        </w:tc>
+      </w:tr>
+      <w:tr>
+        <w:tc>
+          <w:tcPr>
+            <w:tcW w:type="dxa" w:w="2493"/>
+          </w:tcPr>
+          <w:p>
+            <w:r>
+              <w:rPr>
+                <w:b w:val="0"/>
+                <w:sz w:val="17"/>
+              </w:rPr>
+            </w:r>
+            <w:r>
+              <w:rPr>
+                <w:b w:val="0"/>
+                <w:i w:val="0"/>
+                <w:sz w:val="17"/>
+              </w:rPr>
+              <w:t>C5</w:t>
+            </w:r>
+          </w:p>
+        </w:tc>
+        <w:tc>
+          <w:tcPr>
+            <w:tcW w:type="dxa" w:w="2493"/>
+          </w:tcPr>
+          <w:p>
+            <w:r>
+              <w:rPr>
+                <w:b w:val="0"/>
+                <w:sz w:val="17"/>
+              </w:rPr>
+            </w:r>
+            <w:r>
+              <w:rPr>
+                <w:b w:val="0"/>
+                <w:i w:val="0"/>
+                <w:sz w:val="17"/>
+              </w:rPr>
+              <w:t>BUILT</w:t>
+            </w:r>
+          </w:p>
+        </w:tc>
+        <w:tc>
+          <w:tcPr>
+            <w:tcW w:type="dxa" w:w="2493"/>
+          </w:tcPr>
+          <w:p>
+            <w:r>
+              <w:rPr>
+                <w:b w:val="0"/>
+                <w:sz w:val="17"/>
+              </w:rPr>
+            </w:r>
+            <w:r>
+              <w:rPr>
+                <w:rFonts w:ascii="Consolas" w:hAnsi="Consolas"/>
+                <w:b w:val="0"/>
+                <w:i w:val="0"/>
+                <w:sz w:val="17"/>
+              </w:rPr>
+              <w:t>EirRevenueService.php:394-407</w:t>
+            </w:r>
+            <w:r>
+              <w:rPr>
+                <w:b w:val="0"/>
+                <w:i w:val="0"/>
+                <w:sz w:val="17"/>
+              </w:rPr>
+              <w:t xml:space="preserve"> (window = feed coverage)</w:t>
+            </w:r>
+          </w:p>
+        </w:tc>
+        <w:tc>
+          <w:tcPr>
+            <w:tcW w:type="dxa" w:w="2493"/>
+          </w:tcPr>
+          <w:p>
+            <w:r>
+              <w:rPr>
+                <w:b w:val="0"/>
+                <w:sz w:val="17"/>
+              </w:rPr>
+            </w:r>
+            <w:r>
+              <w:rPr>
+                <w:b w:val="0"/>
+                <w:i w:val="0"/>
+                <w:sz w:val="17"/>
+              </w:rPr>
+              <w:t>None</w:t>
+            </w:r>
+          </w:p>
+        </w:tc>
+      </w:tr>
+      <w:tr>
+        <w:tc>
+          <w:tcPr>
+            <w:tcW w:type="dxa" w:w="2493"/>
+          </w:tcPr>
+          <w:p>
+            <w:r>
+              <w:rPr>
+                <w:b w:val="0"/>
+                <w:sz w:val="17"/>
+              </w:rPr>
+            </w:r>
+            <w:r>
+              <w:rPr>
+                <w:b w:val="0"/>
+                <w:i w:val="0"/>
+                <w:sz w:val="17"/>
+              </w:rPr>
+              <w:t>C6</w:t>
+            </w:r>
+          </w:p>
+        </w:tc>
+        <w:tc>
+          <w:tcPr>
+            <w:tcW w:type="dxa" w:w="2493"/>
+          </w:tcPr>
+          <w:p>
+            <w:r>
+              <w:rPr>
+                <w:b w:val="0"/>
+                <w:sz w:val="17"/>
+              </w:rPr>
+            </w:r>
+            <w:r>
+              <w:rPr>
+                <w:b w:val="0"/>
+                <w:i w:val="0"/>
+                <w:sz w:val="17"/>
+              </w:rPr>
+              <w:t>BUILT</w:t>
+            </w:r>
+          </w:p>
+        </w:tc>
+        <w:tc>
+          <w:tcPr>
+            <w:tcW w:type="dxa" w:w="2493"/>
+          </w:tcPr>
+          <w:p>
+            <w:r>
+              <w:rPr>
+                <w:b w:val="0"/>
+                <w:sz w:val="17"/>
+              </w:rPr>
+            </w:r>
+            <w:r>
+              <w:rPr>
+                <w:rFonts w:ascii="Consolas" w:hAnsi="Consolas"/>
+                <w:b w:val="0"/>
+                <w:i w:val="0"/>
+                <w:sz w:val="17"/>
+              </w:rPr>
+              <w:t>EirRevenueService.php:350</w:t>
+            </w:r>
+            <w:r>
+              <w:rPr>
+                <w:b w:val="0"/>
+                <w:i w:val="0"/>
+                <w:sz w:val="17"/>
+              </w:rPr>
+              <w:t xml:space="preserve"> nets the opening allowance; the bootstrap runs the ECL every period before revenue (</w:t>
+            </w:r>
+            <w:r>
+              <w:rPr>
+                <w:rFonts w:ascii="Consolas" w:hAnsi="Consolas"/>
+                <w:b w:val="0"/>
+                <w:i w:val="0"/>
+                <w:sz w:val="17"/>
+              </w:rPr>
+              <w:t>Bootstrap.php:330-377</w:t>
+            </w:r>
+            <w:r>
+              <w:rPr>
+                <w:b w:val="0"/>
+                <w:i w:val="0"/>
+                <w:sz w:val="17"/>
+              </w:rPr>
+              <w:t>)</w:t>
+            </w:r>
+          </w:p>
+        </w:tc>
+        <w:tc>
+          <w:tcPr>
+            <w:tcW w:type="dxa" w:w="2493"/>
+          </w:tcPr>
+          <w:p>
+            <w:r>
+              <w:rPr>
+                <w:b w:val="0"/>
+                <w:sz w:val="17"/>
+              </w:rPr>
+            </w:r>
+            <w:r>
+              <w:rPr>
+                <w:b w:val="0"/>
+                <w:i w:val="0"/>
+                <w:sz w:val="17"/>
+              </w:rPr>
+              <w:t>The ECL now runs for every period first</w:t>
+            </w:r>
+          </w:p>
+        </w:tc>
+      </w:tr>
+      <w:tr>
+        <w:tc>
+          <w:tcPr>
+            <w:tcW w:type="dxa" w:w="2493"/>
+          </w:tcPr>
+          <w:p>
+            <w:r>
+              <w:rPr>
+                <w:b w:val="0"/>
+                <w:sz w:val="17"/>
+              </w:rPr>
+            </w:r>
+            <w:r>
+              <w:rPr>
+                <w:b w:val="0"/>
+                <w:i w:val="0"/>
+                <w:sz w:val="17"/>
+              </w:rPr>
+              <w:t>C7</w:t>
+            </w:r>
+          </w:p>
+        </w:tc>
+        <w:tc>
+          <w:tcPr>
+            <w:tcW w:type="dxa" w:w="2493"/>
+          </w:tcPr>
+          <w:p>
+            <w:r>
+              <w:rPr>
+                <w:b w:val="0"/>
+                <w:sz w:val="17"/>
+              </w:rPr>
+            </w:r>
+            <w:r>
+              <w:rPr>
+                <w:b w:val="0"/>
+                <w:i w:val="0"/>
+                <w:sz w:val="17"/>
+              </w:rPr>
+              <w:t>BUILT</w:t>
+            </w:r>
+          </w:p>
+        </w:tc>
+        <w:tc>
+          <w:tcPr>
+            <w:tcW w:type="dxa" w:w="2493"/>
+          </w:tcPr>
+          <w:p>
+            <w:r>
+              <w:rPr>
+                <w:b w:val="0"/>
+                <w:sz w:val="17"/>
+              </w:rPr>
+            </w:r>
+            <w:r>
+              <w:rPr>
+                <w:rFonts w:ascii="Consolas" w:hAnsi="Consolas"/>
+                <w:b w:val="0"/>
+                <w:i w:val="0"/>
+                <w:sz w:val="17"/>
+              </w:rPr>
+              <w:t>RequireLogin</w:t>
+            </w:r>
+            <w:r>
+              <w:rPr>
+                <w:b w:val="0"/>
+                <w:i w:val="0"/>
+                <w:sz w:val="17"/>
+              </w:rPr>
+              <w:t xml:space="preserve"> in </w:t>
+            </w:r>
+            <w:r>
+              <w:rPr>
+                <w:rFonts w:ascii="Consolas" w:hAnsi="Consolas"/>
+                <w:b w:val="0"/>
+                <w:i w:val="0"/>
+                <w:sz w:val="17"/>
+              </w:rPr>
+              <w:t>Kernel.php:45</w:t>
+            </w:r>
+            <w:r>
+              <w:rPr>
+                <w:b w:val="0"/>
+                <w:i w:val="0"/>
+                <w:sz w:val="17"/>
+              </w:rPr>
+              <w:t xml:space="preserve">; </w:t>
+            </w:r>
+            <w:r>
+              <w:rPr>
+                <w:rFonts w:ascii="Consolas" w:hAnsi="Consolas"/>
+                <w:b w:val="0"/>
+                <w:i w:val="0"/>
+                <w:sz w:val="17"/>
+              </w:rPr>
+              <w:t>RequireLoginTest</w:t>
+            </w:r>
+          </w:p>
+        </w:tc>
+        <w:tc>
+          <w:tcPr>
+            <w:tcW w:type="dxa" w:w="2493"/>
+          </w:tcPr>
+          <w:p>
+            <w:r>
+              <w:rPr>
+                <w:b w:val="0"/>
+                <w:sz w:val="17"/>
+              </w:rPr>
+            </w:r>
+            <w:r>
+              <w:rPr>
+                <w:b w:val="0"/>
+                <w:i w:val="0"/>
+                <w:sz w:val="17"/>
+              </w:rPr>
+              <w:t>None. APP_DEBUG must be false on the server</w:t>
+            </w:r>
+          </w:p>
+        </w:tc>
+      </w:tr>
+      <w:tr>
+        <w:tc>
+          <w:tcPr>
+            <w:tcW w:type="dxa" w:w="2493"/>
+          </w:tcPr>
+          <w:p>
+            <w:r>
+              <w:rPr>
+                <w:b w:val="0"/>
+                <w:sz w:val="17"/>
+              </w:rPr>
+            </w:r>
+            <w:r>
+              <w:rPr>
+                <w:b w:val="0"/>
+                <w:i w:val="0"/>
+                <w:sz w:val="17"/>
+              </w:rPr>
+              <w:t>C8</w:t>
+            </w:r>
+          </w:p>
+        </w:tc>
+        <w:tc>
+          <w:tcPr>
+            <w:tcW w:type="dxa" w:w="2493"/>
+          </w:tcPr>
+          <w:p>
+            <w:r>
+              <w:rPr>
+                <w:b w:val="0"/>
+                <w:sz w:val="17"/>
+              </w:rPr>
+            </w:r>
+            <w:r>
+              <w:rPr>
+                <w:b w:val="0"/>
+                <w:i w:val="0"/>
+                <w:sz w:val="17"/>
+              </w:rPr>
+              <w:t>BUILT</w:t>
+            </w:r>
+          </w:p>
+        </w:tc>
+        <w:tc>
+          <w:tcPr>
+            <w:tcW w:type="dxa" w:w="2493"/>
+          </w:tcPr>
+          <w:p>
+            <w:r>
+              <w:rPr>
+                <w:b w:val="0"/>
+                <w:sz w:val="17"/>
+              </w:rPr>
+            </w:r>
+            <w:r>
+              <w:rPr>
+                <w:rFonts w:ascii="Consolas" w:hAnsi="Consolas"/>
+                <w:b w:val="0"/>
+                <w:i w:val="0"/>
+                <w:sz w:val="17"/>
+              </w:rPr>
+              <w:t>TransitionProfileOptionController.php:88</w:t>
+            </w:r>
+            <w:r>
+              <w:rPr>
+                <w:b w:val="0"/>
+                <w:i w:val="0"/>
+                <w:sz w:val="17"/>
+              </w:rPr>
+              <w:t xml:space="preserve"> casts to int</w:t>
+            </w:r>
+          </w:p>
+        </w:tc>
+        <w:tc>
+          <w:tcPr>
+            <w:tcW w:type="dxa" w:w="2493"/>
+          </w:tcPr>
+          <w:p>
+            <w:r>
+              <w:rPr>
+                <w:b w:val="0"/>
+                <w:sz w:val="17"/>
+              </w:rPr>
+            </w:r>
+            <w:r>
+              <w:rPr>
+                <w:b w:val="0"/>
+                <w:i w:val="0"/>
+                <w:sz w:val="17"/>
+              </w:rPr>
+              <w:t>None</w:t>
+            </w:r>
+          </w:p>
+        </w:tc>
+      </w:tr>
+      <w:tr>
+        <w:tc>
+          <w:tcPr>
+            <w:tcW w:type="dxa" w:w="2493"/>
+          </w:tcPr>
+          <w:p>
+            <w:r>
+              <w:rPr>
+                <w:b w:val="0"/>
+                <w:sz w:val="17"/>
+              </w:rPr>
+            </w:r>
+            <w:r>
+              <w:rPr>
+                <w:b w:val="0"/>
+                <w:i w:val="0"/>
+                <w:sz w:val="17"/>
+              </w:rPr>
+              <w:t>C9</w:t>
+            </w:r>
+          </w:p>
+        </w:tc>
+        <w:tc>
+          <w:tcPr>
+            <w:tcW w:type="dxa" w:w="2493"/>
+          </w:tcPr>
+          <w:p>
+            <w:r>
+              <w:rPr>
+                <w:b w:val="0"/>
+                <w:sz w:val="17"/>
+              </w:rPr>
+            </w:r>
+            <w:r>
+              <w:rPr>
+                <w:b w:val="0"/>
+                <w:i w:val="0"/>
+                <w:sz w:val="17"/>
+              </w:rPr>
+              <w:t>BUILT</w:t>
+            </w:r>
+          </w:p>
+        </w:tc>
+        <w:tc>
+          <w:tcPr>
+            <w:tcW w:type="dxa" w:w="2493"/>
+          </w:tcPr>
+          <w:p>
+            <w:r>
+              <w:rPr>
+                <w:b w:val="0"/>
+                <w:sz w:val="17"/>
+              </w:rPr>
+            </w:r>
+            <w:r>
+              <w:rPr>
+                <w:rFonts w:ascii="Consolas" w:hAnsi="Consolas"/>
+                <w:b w:val="0"/>
+                <w:i w:val="0"/>
+                <w:sz w:val="17"/>
+              </w:rPr>
+              <w:t>Bootstrap.php</w:t>
+            </w:r>
+            <w:r>
+              <w:rPr>
+                <w:b w:val="0"/>
+                <w:i w:val="0"/>
+                <w:sz w:val="17"/>
+              </w:rPr>
+              <w:t xml:space="preserve"> applies the route with the overlay at zero; residual: a null approver skips the check (</w:t>
+            </w:r>
+            <w:r>
+              <w:rPr>
+                <w:rFonts w:ascii="Consolas" w:hAnsi="Consolas"/>
+                <w:b w:val="0"/>
+                <w:i w:val="0"/>
+                <w:sz w:val="17"/>
+              </w:rPr>
+              <w:t>FliRouteService.php:71</w:t>
+            </w:r>
+            <w:r>
+              <w:rPr>
+                <w:b w:val="0"/>
+                <w:i w:val="0"/>
+                <w:sz w:val="17"/>
+              </w:rPr>
+              <w:t>)</w:t>
+            </w:r>
+          </w:p>
+        </w:tc>
+        <w:tc>
+          <w:tcPr>
+            <w:tcW w:type="dxa" w:w="2493"/>
+          </w:tcPr>
+          <w:p>
+            <w:r>
+              <w:rPr>
+                <w:b w:val="0"/>
+                <w:sz w:val="17"/>
+              </w:rPr>
+            </w:r>
+            <w:r>
+              <w:rPr>
+                <w:b w:val="0"/>
+                <w:i w:val="0"/>
+                <w:sz w:val="17"/>
+              </w:rPr>
+              <w:t>None</w:t>
+            </w:r>
+          </w:p>
+        </w:tc>
+      </w:tr>
+      <w:tr>
+        <w:tc>
+          <w:tcPr>
+            <w:tcW w:type="dxa" w:w="2493"/>
+          </w:tcPr>
+          <w:p>
+            <w:r>
+              <w:rPr>
+                <w:b w:val="0"/>
+                <w:sz w:val="17"/>
+              </w:rPr>
+            </w:r>
+            <w:r>
+              <w:rPr>
+                <w:b w:val="0"/>
+                <w:i w:val="0"/>
+                <w:sz w:val="17"/>
+              </w:rPr>
+              <w:t>H1</w:t>
+            </w:r>
+          </w:p>
+        </w:tc>
+        <w:tc>
+          <w:tcPr>
+            <w:tcW w:type="dxa" w:w="2493"/>
+          </w:tcPr>
+          <w:p>
+            <w:r>
+              <w:rPr>
+                <w:b w:val="0"/>
+                <w:sz w:val="17"/>
+              </w:rPr>
+            </w:r>
+            <w:r>
+              <w:rPr>
+                <w:b w:val="0"/>
+                <w:i w:val="0"/>
+                <w:sz w:val="17"/>
+              </w:rPr>
+              <w:t>BUILT</w:t>
+            </w:r>
+          </w:p>
+        </w:tc>
+        <w:tc>
+          <w:tcPr>
+            <w:tcW w:type="dxa" w:w="2493"/>
+          </w:tcPr>
+          <w:p>
+            <w:r>
+              <w:rPr>
+                <w:b w:val="0"/>
+                <w:sz w:val="17"/>
+              </w:rPr>
+            </w:r>
+            <w:r>
+              <w:rPr>
+                <w:rFonts w:ascii="Consolas" w:hAnsi="Consolas"/>
+                <w:b w:val="0"/>
+                <w:i w:val="0"/>
+                <w:sz w:val="17"/>
+              </w:rPr>
+              <w:t>LoanBookBuildService.php:42-46</w:t>
+            </w:r>
+            <w:r>
+              <w:rPr>
+                <w:b w:val="0"/>
+                <w:i w:val="0"/>
+                <w:sz w:val="17"/>
+              </w:rPr>
+              <w:t xml:space="preserve">; </w:t>
+            </w:r>
+            <w:r>
+              <w:rPr>
+                <w:rFonts w:ascii="Consolas" w:hAnsi="Consolas"/>
+                <w:b w:val="0"/>
+                <w:i w:val="0"/>
+                <w:sz w:val="17"/>
+              </w:rPr>
+              <w:t>WriteOffClassifier</w:t>
+            </w:r>
+            <w:r>
+              <w:rPr>
+                <w:b w:val="0"/>
+                <w:i w:val="0"/>
+                <w:sz w:val="17"/>
+              </w:rPr>
+              <w:t xml:space="preserve">; </w:t>
+            </w:r>
+            <w:r>
+              <w:rPr>
+                <w:rFonts w:ascii="Consolas" w:hAnsi="Consolas"/>
+                <w:b w:val="0"/>
+                <w:i w:val="0"/>
+                <w:sz w:val="17"/>
+              </w:rPr>
+              <w:t>WriteOffTest</w:t>
+            </w:r>
+            <w:r>
+              <w:rPr>
+                <w:b w:val="0"/>
+                <w:i w:val="0"/>
+                <w:sz w:val="17"/>
+              </w:rPr>
+              <w:t xml:space="preserve"> (5 tests)</w:t>
+            </w:r>
+          </w:p>
+        </w:tc>
+        <w:tc>
+          <w:tcPr>
+            <w:tcW w:type="dxa" w:w="2493"/>
+          </w:tcPr>
+          <w:p>
+            <w:r>
+              <w:rPr>
+                <w:b w:val="0"/>
+                <w:sz w:val="17"/>
+              </w:rPr>
+            </w:r>
+            <w:r>
+              <w:rPr>
+                <w:rFonts w:ascii="Consolas" w:hAnsi="Consolas"/>
+                <w:b w:val="0"/>
+                <w:i w:val="0"/>
+                <w:sz w:val="17"/>
+              </w:rPr>
+              <w:t>220a5a6</w:t>
+            </w:r>
+            <w:r>
+              <w:rPr>
+                <w:b w:val="0"/>
+                <w:i w:val="0"/>
+                <w:sz w:val="17"/>
+              </w:rPr>
+              <w:t xml:space="preserve">: GL 1064 batches and status-H closures classed as write-offs; maker-checker register </w:t>
+            </w:r>
+            <w:r>
+              <w:rPr>
+                <w:rFonts w:ascii="Consolas" w:hAnsi="Consolas"/>
+                <w:b w:val="0"/>
+                <w:i w:val="0"/>
+                <w:sz w:val="17"/>
+              </w:rPr>
+              <w:t>loan_write_offs</w:t>
+            </w:r>
+            <w:r>
+              <w:rPr>
+                <w:b w:val="0"/>
+                <w:i w:val="0"/>
+                <w:sz w:val="17"/>
+              </w:rPr>
+              <w:t>. The IFRS 7 reconciliation still shows write-offs as nil (</w:t>
+            </w:r>
+            <w:r>
+              <w:rPr>
+                <w:rFonts w:ascii="Consolas" w:hAnsi="Consolas"/>
+                <w:b w:val="0"/>
+                <w:i w:val="0"/>
+                <w:sz w:val="17"/>
+              </w:rPr>
+              <w:t>EclReconciliationService.php:383,416</w:t>
+            </w:r>
+            <w:r>
+              <w:rPr>
+                <w:b w:val="0"/>
+                <w:i w:val="0"/>
+                <w:sz w:val="17"/>
+              </w:rPr>
+              <w:t>)</w:t>
+            </w:r>
+          </w:p>
+        </w:tc>
+      </w:tr>
+      <w:tr>
+        <w:tc>
+          <w:tcPr>
+            <w:tcW w:type="dxa" w:w="2493"/>
+          </w:tcPr>
+          <w:p>
+            <w:r>
+              <w:rPr>
+                <w:b w:val="0"/>
+                <w:sz w:val="17"/>
+              </w:rPr>
+            </w:r>
+            <w:r>
+              <w:rPr>
+                <w:b w:val="0"/>
+                <w:i w:val="0"/>
+                <w:sz w:val="17"/>
+              </w:rPr>
+              <w:t>H2</w:t>
+            </w:r>
+          </w:p>
+        </w:tc>
+        <w:tc>
+          <w:tcPr>
+            <w:tcW w:type="dxa" w:w="2493"/>
+          </w:tcPr>
+          <w:p>
+            <w:r>
+              <w:rPr>
+                <w:b w:val="0"/>
+                <w:sz w:val="17"/>
+              </w:rPr>
+            </w:r>
+            <w:r>
+              <w:rPr>
+                <w:b w:val="0"/>
+                <w:i w:val="0"/>
+                <w:sz w:val="17"/>
+              </w:rPr>
+              <w:t>BUILT</w:t>
+            </w:r>
+          </w:p>
+        </w:tc>
+        <w:tc>
+          <w:tcPr>
+            <w:tcW w:type="dxa" w:w="2493"/>
+          </w:tcPr>
+          <w:p>
+            <w:r>
+              <w:rPr>
+                <w:b w:val="0"/>
+                <w:sz w:val="17"/>
+              </w:rPr>
+            </w:r>
+            <w:r>
+              <w:rPr>
+                <w:rFonts w:ascii="Consolas" w:hAnsi="Consolas"/>
+                <w:b w:val="0"/>
+                <w:i w:val="0"/>
+                <w:sz w:val="17"/>
+              </w:rPr>
+              <w:t>EirContractInputService.php</w:t>
+            </w:r>
+            <w:r>
+              <w:rPr>
+                <w:b w:val="0"/>
+                <w:i w:val="0"/>
+                <w:sz w:val="17"/>
+              </w:rPr>
+              <w:t xml:space="preserve">; tranche register </w:t>
+            </w:r>
+            <w:r>
+              <w:rPr>
+                <w:rFonts w:ascii="Consolas" w:hAnsi="Consolas"/>
+                <w:b w:val="0"/>
+                <w:i w:val="0"/>
+                <w:sz w:val="17"/>
+              </w:rPr>
+              <w:t>ContractInputsBuildService.php:191-260</w:t>
+            </w:r>
+            <w:r>
+              <w:rPr>
+                <w:b w:val="0"/>
+                <w:i w:val="0"/>
+                <w:sz w:val="17"/>
+              </w:rPr>
+              <w:t xml:space="preserve">; </w:t>
+            </w:r>
+            <w:r>
+              <w:rPr>
+                <w:rFonts w:ascii="Consolas" w:hAnsi="Consolas"/>
+                <w:b w:val="0"/>
+                <w:i w:val="0"/>
+                <w:sz w:val="17"/>
+              </w:rPr>
+              <w:t>TrancheScheduleTest</w:t>
+            </w:r>
+            <w:r>
+              <w:rPr>
+                <w:b w:val="0"/>
+                <w:i w:val="0"/>
+                <w:sz w:val="17"/>
+              </w:rPr>
+              <w:t xml:space="preserve">, </w:t>
+            </w:r>
+            <w:r>
+              <w:rPr>
+                <w:rFonts w:ascii="Consolas" w:hAnsi="Consolas"/>
+                <w:b w:val="0"/>
+                <w:i w:val="0"/>
+                <w:sz w:val="17"/>
+              </w:rPr>
+              <w:t>TakeonAndTrancheEirInputTest</w:t>
+            </w:r>
+          </w:p>
+        </w:tc>
+        <w:tc>
+          <w:tcPr>
+            <w:tcW w:type="dxa" w:w="2493"/>
+          </w:tcPr>
+          <w:p>
+            <w:r>
+              <w:rPr>
+                <w:b w:val="0"/>
+                <w:sz w:val="17"/>
+              </w:rPr>
+            </w:r>
+            <w:r>
+              <w:rPr>
+                <w:rFonts w:ascii="Consolas" w:hAnsi="Consolas"/>
+                <w:b w:val="0"/>
+                <w:i w:val="0"/>
+                <w:sz w:val="17"/>
+              </w:rPr>
+              <w:t>216aee2</w:t>
+            </w:r>
+            <w:r>
+              <w:rPr>
+                <w:b w:val="0"/>
+                <w:i w:val="0"/>
+                <w:sz w:val="17"/>
+              </w:rPr>
+              <w:t>: tranches from the ledger, fee debits joined to their drawdown, schedules follow each drawdown</w:t>
+            </w:r>
+          </w:p>
+        </w:tc>
+      </w:tr>
+      <w:tr>
+        <w:tc>
+          <w:tcPr>
+            <w:tcW w:type="dxa" w:w="2493"/>
+          </w:tcPr>
+          <w:p>
+            <w:r>
+              <w:rPr>
+                <w:b w:val="0"/>
+                <w:sz w:val="17"/>
+              </w:rPr>
+            </w:r>
+            <w:r>
+              <w:rPr>
+                <w:b w:val="0"/>
+                <w:i w:val="0"/>
+                <w:sz w:val="17"/>
+              </w:rPr>
+              <w:t>H3</w:t>
+            </w:r>
+          </w:p>
+        </w:tc>
+        <w:tc>
+          <w:tcPr>
+            <w:tcW w:type="dxa" w:w="2493"/>
+          </w:tcPr>
+          <w:p>
+            <w:r>
+              <w:rPr>
+                <w:b w:val="0"/>
+                <w:sz w:val="17"/>
+              </w:rPr>
+            </w:r>
+            <w:r>
+              <w:rPr>
+                <w:b w:val="0"/>
+                <w:i w:val="0"/>
+                <w:sz w:val="17"/>
+              </w:rPr>
+              <w:t>PARTLY</w:t>
+            </w:r>
+          </w:p>
+        </w:tc>
+        <w:tc>
+          <w:tcPr>
+            <w:tcW w:type="dxa" w:w="2493"/>
+          </w:tcPr>
+          <w:p>
+            <w:r>
+              <w:rPr>
+                <w:b w:val="0"/>
+                <w:sz w:val="17"/>
+              </w:rPr>
+            </w:r>
+            <w:r>
+              <w:rPr>
+                <w:b w:val="0"/>
+                <w:i w:val="0"/>
+                <w:sz w:val="17"/>
+              </w:rPr>
+              <w:t>Legacy set seeded APPROVED (</w:t>
+            </w:r>
+            <w:r>
+              <w:rPr>
+                <w:rFonts w:ascii="Consolas" w:hAnsi="Consolas"/>
+                <w:b w:val="0"/>
+                <w:i w:val="0"/>
+                <w:sz w:val="17"/>
+              </w:rPr>
+              <w:t>Bootstrap.php:106</w:t>
+            </w:r>
+            <w:r>
+              <w:rPr>
+                <w:b w:val="0"/>
+                <w:i w:val="0"/>
+                <w:sz w:val="17"/>
+              </w:rPr>
+              <w:t xml:space="preserve">, </w:t>
+            </w:r>
+            <w:r>
+              <w:rPr>
+                <w:rFonts w:ascii="Consolas" w:hAnsi="Consolas"/>
+                <w:b w:val="0"/>
+                <w:i w:val="0"/>
+                <w:sz w:val="17"/>
+              </w:rPr>
+              <w:t>EclScenarioAssumptionSeeder</w:t>
+            </w:r>
+            <w:r>
+              <w:rPr>
+                <w:b w:val="0"/>
+                <w:i w:val="0"/>
+                <w:sz w:val="17"/>
+              </w:rPr>
+              <w:t>) and used for loans with no governed set (</w:t>
+            </w:r>
+            <w:r>
+              <w:rPr>
+                <w:rFonts w:ascii="Consolas" w:hAnsi="Consolas"/>
+                <w:b w:val="0"/>
+                <w:i w:val="0"/>
+                <w:sz w:val="17"/>
+              </w:rPr>
+              <w:t>TimePhasedEclService.php:20-25</w:t>
+            </w:r>
+            <w:r>
+              <w:rPr>
+                <w:b w:val="0"/>
+                <w:i w:val="0"/>
+                <w:sz w:val="17"/>
+              </w:rPr>
+              <w:t>)</w:t>
+            </w:r>
+          </w:p>
+        </w:tc>
+        <w:tc>
+          <w:tcPr>
+            <w:tcW w:type="dxa" w:w="2493"/>
+          </w:tcPr>
+          <w:p>
+            <w:r>
+              <w:rPr>
+                <w:b w:val="0"/>
+                <w:sz w:val="17"/>
+              </w:rPr>
+            </w:r>
+            <w:r>
+              <w:rPr>
+                <w:b w:val="0"/>
+                <w:i w:val="0"/>
+                <w:sz w:val="17"/>
+              </w:rPr>
+              <w:t>The discounted path runs on the governed set on the loans (</w:t>
+            </w:r>
+            <w:r>
+              <w:rPr>
+                <w:rFonts w:ascii="Consolas" w:hAnsi="Consolas"/>
+                <w:b w:val="0"/>
+                <w:i w:val="0"/>
+                <w:sz w:val="17"/>
+              </w:rPr>
+              <w:t>ExpectedCreditLossController.php:531-532</w:t>
+            </w:r>
+            <w:r>
+              <w:rPr>
+                <w:b w:val="0"/>
+                <w:i w:val="0"/>
+                <w:sz w:val="17"/>
+              </w:rPr>
+              <w:t>, uncommitted)</w:t>
+            </w:r>
+          </w:p>
+        </w:tc>
+      </w:tr>
+      <w:tr>
+        <w:tc>
+          <w:tcPr>
+            <w:tcW w:type="dxa" w:w="2493"/>
+          </w:tcPr>
+          <w:p>
+            <w:r>
+              <w:rPr>
+                <w:b w:val="0"/>
+                <w:sz w:val="17"/>
+              </w:rPr>
+            </w:r>
+            <w:r>
+              <w:rPr>
+                <w:b w:val="0"/>
+                <w:i w:val="0"/>
+                <w:sz w:val="17"/>
+              </w:rPr>
+              <w:t>H4</w:t>
+            </w:r>
+          </w:p>
+        </w:tc>
+        <w:tc>
+          <w:tcPr>
+            <w:tcW w:type="dxa" w:w="2493"/>
+          </w:tcPr>
+          <w:p>
+            <w:r>
+              <w:rPr>
+                <w:b w:val="0"/>
+                <w:sz w:val="17"/>
+              </w:rPr>
+            </w:r>
+            <w:r>
+              <w:rPr>
+                <w:b w:val="0"/>
+                <w:i w:val="0"/>
+                <w:sz w:val="17"/>
+              </w:rPr>
+              <w:t>PARTLY</w:t>
+            </w:r>
+          </w:p>
+        </w:tc>
+        <w:tc>
+          <w:tcPr>
+            <w:tcW w:type="dxa" w:w="2493"/>
+          </w:tcPr>
+          <w:p>
+            <w:r>
+              <w:rPr>
+                <w:b w:val="0"/>
+                <w:sz w:val="17"/>
+              </w:rPr>
+            </w:r>
+            <w:r>
+              <w:rPr>
+                <w:b w:val="0"/>
+                <w:i w:val="0"/>
+                <w:sz w:val="17"/>
+              </w:rPr>
+              <w:t xml:space="preserve">Lock checked in 11 classes; not in </w:t>
+            </w:r>
+            <w:r>
+              <w:rPr>
+                <w:rFonts w:ascii="Consolas" w:hAnsi="Consolas"/>
+                <w:b w:val="0"/>
+                <w:i w:val="0"/>
+                <w:sz w:val="17"/>
+              </w:rPr>
+              <w:t>MegaFarmEclService</w:t>
+            </w:r>
+            <w:r>
+              <w:rPr>
+                <w:b w:val="0"/>
+                <w:i w:val="0"/>
+                <w:sz w:val="17"/>
+              </w:rPr>
+              <w:t xml:space="preserve">, </w:t>
+            </w:r>
+            <w:r>
+              <w:rPr>
+                <w:rFonts w:ascii="Consolas" w:hAnsi="Consolas"/>
+                <w:b w:val="0"/>
+                <w:i w:val="0"/>
+                <w:sz w:val="17"/>
+              </w:rPr>
+              <w:t>EirCalculationService</w:t>
+            </w:r>
+            <w:r>
+              <w:rPr>
+                <w:b w:val="0"/>
+                <w:i w:val="0"/>
+                <w:sz w:val="17"/>
+              </w:rPr>
+              <w:t xml:space="preserve"> or the legacy writers</w:t>
+            </w:r>
+          </w:p>
+        </w:tc>
+        <w:tc>
+          <w:tcPr>
+            <w:tcW w:type="dxa" w:w="2493"/>
+          </w:tcPr>
+          <w:p>
+            <w:r>
+              <w:rPr>
+                <w:b w:val="0"/>
+                <w:sz w:val="17"/>
+              </w:rPr>
+            </w:r>
+            <w:r>
+              <w:rPr>
+                <w:rFonts w:ascii="Consolas" w:hAnsi="Consolas"/>
+                <w:b w:val="0"/>
+                <w:i w:val="0"/>
+                <w:sz w:val="17"/>
+              </w:rPr>
+              <w:t>WriteOffRegisterService</w:t>
+            </w:r>
+            <w:r>
+              <w:rPr>
+                <w:b w:val="0"/>
+                <w:i w:val="0"/>
+                <w:sz w:val="17"/>
+              </w:rPr>
+              <w:t xml:space="preserve"> checks it</w:t>
+            </w:r>
+          </w:p>
+        </w:tc>
+      </w:tr>
+      <w:tr>
+        <w:tc>
+          <w:tcPr>
+            <w:tcW w:type="dxa" w:w="2493"/>
+          </w:tcPr>
+          <w:p>
+            <w:r>
+              <w:rPr>
+                <w:b w:val="0"/>
+                <w:sz w:val="17"/>
+              </w:rPr>
+            </w:r>
+            <w:r>
+              <w:rPr>
+                <w:b w:val="0"/>
+                <w:i w:val="0"/>
+                <w:sz w:val="17"/>
+              </w:rPr>
+              <w:t>H5</w:t>
+            </w:r>
+          </w:p>
+        </w:tc>
+        <w:tc>
+          <w:tcPr>
+            <w:tcW w:type="dxa" w:w="2493"/>
+          </w:tcPr>
+          <w:p>
+            <w:r>
+              <w:rPr>
+                <w:b w:val="0"/>
+                <w:sz w:val="17"/>
+              </w:rPr>
+            </w:r>
+            <w:r>
+              <w:rPr>
+                <w:b w:val="0"/>
+                <w:i w:val="0"/>
+                <w:sz w:val="17"/>
+              </w:rPr>
+              <w:t>BUILT</w:t>
+            </w:r>
+          </w:p>
+        </w:tc>
+        <w:tc>
+          <w:tcPr>
+            <w:tcW w:type="dxa" w:w="2493"/>
+          </w:tcPr>
+          <w:p>
+            <w:r>
+              <w:rPr>
+                <w:b w:val="0"/>
+                <w:sz w:val="17"/>
+              </w:rPr>
+            </w:r>
+            <w:r>
+              <w:rPr>
+                <w:b w:val="0"/>
+                <w:i w:val="0"/>
+                <w:sz w:val="17"/>
+              </w:rPr>
+              <w:t xml:space="preserve">Readers split by </w:t>
+            </w:r>
+            <w:r>
+              <w:rPr>
+                <w:rFonts w:ascii="Consolas" w:hAnsi="Consolas"/>
+                <w:b w:val="0"/>
+                <w:i w:val="0"/>
+                <w:sz w:val="17"/>
+              </w:rPr>
+              <w:t>ifrs9stage_post_qualitative</w:t>
+            </w:r>
+          </w:p>
+        </w:tc>
+        <w:tc>
+          <w:tcPr>
+            <w:tcW w:type="dxa" w:w="2493"/>
+          </w:tcPr>
+          <w:p>
+            <w:r>
+              <w:rPr>
+                <w:b w:val="0"/>
+                <w:sz w:val="17"/>
+              </w:rPr>
+            </w:r>
+            <w:r>
+              <w:rPr>
+                <w:b w:val="0"/>
+                <w:i w:val="0"/>
+                <w:sz w:val="17"/>
+              </w:rPr>
+              <w:t>None</w:t>
+            </w:r>
+          </w:p>
+        </w:tc>
+      </w:tr>
+      <w:tr>
+        <w:tc>
+          <w:tcPr>
+            <w:tcW w:type="dxa" w:w="2493"/>
+          </w:tcPr>
+          <w:p>
+            <w:r>
+              <w:rPr>
+                <w:b w:val="0"/>
+                <w:sz w:val="17"/>
+              </w:rPr>
+            </w:r>
+            <w:r>
+              <w:rPr>
+                <w:b w:val="0"/>
+                <w:i w:val="0"/>
+                <w:sz w:val="17"/>
+              </w:rPr>
+              <w:t>H6</w:t>
+            </w:r>
+          </w:p>
+        </w:tc>
+        <w:tc>
+          <w:tcPr>
+            <w:tcW w:type="dxa" w:w="2493"/>
+          </w:tcPr>
+          <w:p>
+            <w:r>
+              <w:rPr>
+                <w:b w:val="0"/>
+                <w:sz w:val="17"/>
+              </w:rPr>
+            </w:r>
+            <w:r>
+              <w:rPr>
+                <w:b w:val="0"/>
+                <w:i w:val="0"/>
+                <w:sz w:val="17"/>
+              </w:rPr>
+              <w:t>BUILT</w:t>
+            </w:r>
+          </w:p>
+        </w:tc>
+        <w:tc>
+          <w:tcPr>
+            <w:tcW w:type="dxa" w:w="2493"/>
+          </w:tcPr>
+          <w:p>
+            <w:r>
+              <w:rPr>
+                <w:b w:val="0"/>
+                <w:sz w:val="17"/>
+              </w:rPr>
+            </w:r>
+            <w:r>
+              <w:rPr>
+                <w:rFonts w:ascii="Consolas" w:hAnsi="Consolas"/>
+                <w:b w:val="0"/>
+                <w:i w:val="0"/>
+                <w:sz w:val="17"/>
+              </w:rPr>
+              <w:t>Ifrs9NoteService.php:193,220</w:t>
+            </w:r>
+          </w:p>
+        </w:tc>
+        <w:tc>
+          <w:tcPr>
+            <w:tcW w:type="dxa" w:w="2493"/>
+          </w:tcPr>
+          <w:p>
+            <w:r>
+              <w:rPr>
+                <w:b w:val="0"/>
+                <w:sz w:val="17"/>
+              </w:rPr>
+            </w:r>
+            <w:r>
+              <w:rPr>
+                <w:b w:val="0"/>
+                <w:i w:val="0"/>
+                <w:sz w:val="17"/>
+              </w:rPr>
+              <w:t>None</w:t>
+            </w:r>
+          </w:p>
+        </w:tc>
+      </w:tr>
+      <w:tr>
+        <w:tc>
+          <w:tcPr>
+            <w:tcW w:type="dxa" w:w="2493"/>
+          </w:tcPr>
+          <w:p>
+            <w:r>
+              <w:rPr>
+                <w:b w:val="0"/>
+                <w:sz w:val="17"/>
+              </w:rPr>
+            </w:r>
+            <w:r>
+              <w:rPr>
+                <w:b w:val="0"/>
+                <w:i w:val="0"/>
+                <w:sz w:val="17"/>
+              </w:rPr>
+              <w:t>H7</w:t>
+            </w:r>
+          </w:p>
+        </w:tc>
+        <w:tc>
+          <w:tcPr>
+            <w:tcW w:type="dxa" w:w="2493"/>
+          </w:tcPr>
+          <w:p>
+            <w:r>
+              <w:rPr>
+                <w:b w:val="0"/>
+                <w:sz w:val="17"/>
+              </w:rPr>
+            </w:r>
+            <w:r>
+              <w:rPr>
+                <w:b w:val="0"/>
+                <w:i w:val="0"/>
+                <w:sz w:val="17"/>
+              </w:rPr>
+              <w:t>PARTLY</w:t>
+            </w:r>
+          </w:p>
+        </w:tc>
+        <w:tc>
+          <w:tcPr>
+            <w:tcW w:type="dxa" w:w="2493"/>
+          </w:tcPr>
+          <w:p>
+            <w:r>
+              <w:rPr>
+                <w:b w:val="0"/>
+                <w:sz w:val="17"/>
+              </w:rPr>
+            </w:r>
+            <w:r>
+              <w:rPr>
+                <w:rFonts w:ascii="Consolas" w:hAnsi="Consolas"/>
+                <w:b w:val="0"/>
+                <w:i w:val="0"/>
+                <w:sz w:val="17"/>
+              </w:rPr>
+              <w:t>LgdEngineService.php:73-140</w:t>
+            </w:r>
+            <w:r>
+              <w:rPr>
+                <w:b w:val="0"/>
+                <w:i w:val="0"/>
+                <w:sz w:val="17"/>
+              </w:rPr>
+              <w:t>; no collateral</w:t>
+            </w:r>
+          </w:p>
+        </w:tc>
+        <w:tc>
+          <w:tcPr>
+            <w:tcW w:type="dxa" w:w="2493"/>
+          </w:tcPr>
+          <w:p>
+            <w:r>
+              <w:rPr>
+                <w:b w:val="0"/>
+                <w:sz w:val="17"/>
+              </w:rPr>
+            </w:r>
+            <w:r>
+              <w:rPr>
+                <w:rFonts w:ascii="Consolas" w:hAnsi="Consolas"/>
+                <w:b w:val="0"/>
+                <w:i w:val="0"/>
+                <w:sz w:val="17"/>
+              </w:rPr>
+              <w:t>216aee2</w:t>
+            </w:r>
+            <w:r>
+              <w:rPr>
+                <w:b w:val="0"/>
+                <w:i w:val="0"/>
+                <w:sz w:val="17"/>
+              </w:rPr>
+              <w:t>: a written-off loan left at nil is no longer counted as a cure</w:t>
+            </w:r>
+          </w:p>
+        </w:tc>
+      </w:tr>
+      <w:tr>
+        <w:tc>
+          <w:tcPr>
+            <w:tcW w:type="dxa" w:w="2493"/>
+          </w:tcPr>
+          <w:p>
+            <w:r>
+              <w:rPr>
+                <w:b w:val="0"/>
+                <w:sz w:val="17"/>
+              </w:rPr>
+            </w:r>
+            <w:r>
+              <w:rPr>
+                <w:b w:val="0"/>
+                <w:i w:val="0"/>
+                <w:sz w:val="17"/>
+              </w:rPr>
+              <w:t>H8</w:t>
+            </w:r>
+          </w:p>
+        </w:tc>
+        <w:tc>
+          <w:tcPr>
+            <w:tcW w:type="dxa" w:w="2493"/>
+          </w:tcPr>
+          <w:p>
+            <w:r>
+              <w:rPr>
+                <w:b w:val="0"/>
+                <w:sz w:val="17"/>
+              </w:rPr>
+            </w:r>
+            <w:r>
+              <w:rPr>
+                <w:b w:val="0"/>
+                <w:i w:val="0"/>
+                <w:sz w:val="17"/>
+              </w:rPr>
+              <w:t>BUILT</w:t>
+            </w:r>
+          </w:p>
+        </w:tc>
+        <w:tc>
+          <w:tcPr>
+            <w:tcW w:type="dxa" w:w="2493"/>
+          </w:tcPr>
+          <w:p>
+            <w:r>
+              <w:rPr>
+                <w:b w:val="0"/>
+                <w:sz w:val="17"/>
+              </w:rPr>
+            </w:r>
+            <w:r>
+              <w:rPr>
+                <w:rFonts w:ascii="Consolas" w:hAnsi="Consolas"/>
+                <w:b w:val="0"/>
+                <w:i w:val="0"/>
+                <w:sz w:val="17"/>
+              </w:rPr>
+              <w:t>PdEngineService.php:66-67</w:t>
+            </w:r>
+            <w:r>
+              <w:rPr>
+                <w:b w:val="0"/>
+                <w:i w:val="0"/>
+                <w:sz w:val="17"/>
+              </w:rPr>
+              <w:t xml:space="preserve">; </w:t>
+            </w:r>
+            <w:r>
+              <w:rPr>
+                <w:rFonts w:ascii="Consolas" w:hAnsi="Consolas"/>
+                <w:b w:val="0"/>
+                <w:i w:val="0"/>
+                <w:sz w:val="17"/>
+              </w:rPr>
+              <w:t>PdAndLgdEngineTest</w:t>
+            </w:r>
+          </w:p>
+        </w:tc>
+        <w:tc>
+          <w:tcPr>
+            <w:tcW w:type="dxa" w:w="2493"/>
+          </w:tcPr>
+          <w:p>
+            <w:r>
+              <w:rPr>
+                <w:b w:val="0"/>
+                <w:sz w:val="17"/>
+              </w:rPr>
+            </w:r>
+            <w:r>
+              <w:rPr>
+                <w:b w:val="0"/>
+                <w:i w:val="0"/>
+                <w:sz w:val="17"/>
+              </w:rPr>
+              <w:t>None</w:t>
+            </w:r>
+          </w:p>
+        </w:tc>
+      </w:tr>
+      <w:tr>
+        <w:tc>
+          <w:tcPr>
+            <w:tcW w:type="dxa" w:w="2493"/>
+          </w:tcPr>
+          <w:p>
+            <w:r>
+              <w:rPr>
+                <w:b w:val="0"/>
+                <w:sz w:val="17"/>
+              </w:rPr>
+            </w:r>
+            <w:r>
+              <w:rPr>
+                <w:b w:val="0"/>
+                <w:i w:val="0"/>
+                <w:sz w:val="17"/>
+              </w:rPr>
+              <w:t>H9</w:t>
+            </w:r>
+          </w:p>
+        </w:tc>
+        <w:tc>
+          <w:tcPr>
+            <w:tcW w:type="dxa" w:w="2493"/>
+          </w:tcPr>
+          <w:p>
+            <w:r>
+              <w:rPr>
+                <w:b w:val="0"/>
+                <w:sz w:val="17"/>
+              </w:rPr>
+            </w:r>
+            <w:r>
+              <w:rPr>
+                <w:b w:val="0"/>
+                <w:i w:val="0"/>
+                <w:sz w:val="17"/>
+              </w:rPr>
+              <w:t>PARTLY</w:t>
+            </w:r>
+          </w:p>
+        </w:tc>
+        <w:tc>
+          <w:tcPr>
+            <w:tcW w:type="dxa" w:w="2493"/>
+          </w:tcPr>
+          <w:p>
+            <w:r>
+              <w:rPr>
+                <w:b w:val="0"/>
+                <w:sz w:val="17"/>
+              </w:rPr>
+            </w:r>
+            <w:r>
+              <w:rPr>
+                <w:b w:val="0"/>
+                <w:i w:val="0"/>
+                <w:sz w:val="17"/>
+              </w:rPr>
+              <w:t>Override governed (</w:t>
+            </w:r>
+            <w:r>
+              <w:rPr>
+                <w:rFonts w:ascii="Consolas" w:hAnsi="Consolas"/>
+                <w:b w:val="0"/>
+                <w:i w:val="0"/>
+                <w:sz w:val="17"/>
+              </w:rPr>
+              <w:t>GovernanceService.php:462</w:t>
+            </w:r>
+            <w:r>
+              <w:rPr>
+                <w:b w:val="0"/>
+                <w:i w:val="0"/>
+                <w:sz w:val="17"/>
+              </w:rPr>
+              <w:t xml:space="preserve">); </w:t>
+            </w:r>
+            <w:r>
+              <w:rPr>
+                <w:rFonts w:ascii="Consolas" w:hAnsi="Consolas"/>
+                <w:b w:val="0"/>
+                <w:i w:val="0"/>
+                <w:sz w:val="17"/>
+              </w:rPr>
+              <w:t>ScheduleWorkflowService.php:305-319</w:t>
+            </w:r>
+            <w:r>
+              <w:rPr>
+                <w:b w:val="0"/>
+                <w:i w:val="0"/>
+                <w:sz w:val="17"/>
+              </w:rPr>
+              <w:t xml:space="preserve"> has no different-person check; </w:t>
+            </w:r>
+            <w:r>
+              <w:rPr>
+                <w:rFonts w:ascii="Consolas" w:hAnsi="Consolas"/>
+                <w:b w:val="0"/>
+                <w:i w:val="0"/>
+                <w:sz w:val="17"/>
+              </w:rPr>
+              <w:t>schedule_approval_control</w:t>
+            </w:r>
+            <w:r>
+              <w:rPr>
+                <w:b w:val="0"/>
+                <w:i w:val="0"/>
+                <w:sz w:val="17"/>
+              </w:rPr>
+              <w:t xml:space="preserve"> unread</w:t>
+            </w:r>
+          </w:p>
+        </w:tc>
+        <w:tc>
+          <w:tcPr>
+            <w:tcW w:type="dxa" w:w="2493"/>
+          </w:tcPr>
+          <w:p>
+            <w:r>
+              <w:rPr>
+                <w:b w:val="0"/>
+                <w:sz w:val="17"/>
+              </w:rPr>
+            </w:r>
+            <w:r>
+              <w:rPr>
+                <w:b w:val="0"/>
+                <w:i w:val="0"/>
+                <w:sz w:val="17"/>
+              </w:rPr>
+              <w:t>None</w:t>
+            </w:r>
+          </w:p>
+        </w:tc>
+      </w:tr>
+      <w:tr>
+        <w:tc>
+          <w:tcPr>
+            <w:tcW w:type="dxa" w:w="2493"/>
+          </w:tcPr>
+          <w:p>
+            <w:r>
+              <w:rPr>
+                <w:b w:val="0"/>
+                <w:sz w:val="17"/>
+              </w:rPr>
+            </w:r>
+            <w:r>
+              <w:rPr>
+                <w:b w:val="0"/>
+                <w:i w:val="0"/>
+                <w:sz w:val="17"/>
+              </w:rPr>
+              <w:t>H10</w:t>
+            </w:r>
+          </w:p>
+        </w:tc>
+        <w:tc>
+          <w:tcPr>
+            <w:tcW w:type="dxa" w:w="2493"/>
+          </w:tcPr>
+          <w:p>
+            <w:r>
+              <w:rPr>
+                <w:b w:val="0"/>
+                <w:sz w:val="17"/>
+              </w:rPr>
+            </w:r>
+            <w:r>
+              <w:rPr>
+                <w:b w:val="0"/>
+                <w:i w:val="0"/>
+                <w:sz w:val="17"/>
+              </w:rPr>
+              <w:t>BUILT</w:t>
+            </w:r>
+          </w:p>
+        </w:tc>
+        <w:tc>
+          <w:tcPr>
+            <w:tcW w:type="dxa" w:w="2493"/>
+          </w:tcPr>
+          <w:p>
+            <w:r>
+              <w:rPr>
+                <w:b w:val="0"/>
+                <w:sz w:val="17"/>
+              </w:rPr>
+            </w:r>
+            <w:r>
+              <w:rPr>
+                <w:rFonts w:ascii="Consolas" w:hAnsi="Consolas"/>
+                <w:b w:val="0"/>
+                <w:i w:val="0"/>
+                <w:sz w:val="17"/>
+              </w:rPr>
+              <w:t>GovernanceSettingsSeeder</w:t>
+            </w:r>
+            <w:r>
+              <w:rPr>
+                <w:b w:val="0"/>
+                <w:i w:val="0"/>
+                <w:sz w:val="17"/>
+              </w:rPr>
+              <w:t xml:space="preserve"> (1900-01-01) and the backdating migration</w:t>
+            </w:r>
+          </w:p>
+        </w:tc>
+        <w:tc>
+          <w:tcPr>
+            <w:tcW w:type="dxa" w:w="2493"/>
+          </w:tcPr>
+          <w:p>
+            <w:r>
+              <w:rPr>
+                <w:b w:val="0"/>
+                <w:sz w:val="17"/>
+              </w:rPr>
+            </w:r>
+            <w:r>
+              <w:rPr>
+                <w:b w:val="0"/>
+                <w:i w:val="0"/>
+                <w:sz w:val="17"/>
+              </w:rPr>
+              <w:t>None</w:t>
+            </w:r>
+          </w:p>
+        </w:tc>
+      </w:tr>
+      <w:tr>
+        <w:tc>
+          <w:tcPr>
+            <w:tcW w:type="dxa" w:w="2493"/>
+          </w:tcPr>
+          <w:p>
+            <w:r>
+              <w:rPr>
+                <w:b w:val="0"/>
+                <w:sz w:val="17"/>
+              </w:rPr>
+            </w:r>
+            <w:r>
+              <w:rPr>
+                <w:b w:val="0"/>
+                <w:i w:val="0"/>
+                <w:sz w:val="17"/>
+              </w:rPr>
+              <w:t>H11</w:t>
+            </w:r>
+          </w:p>
+        </w:tc>
+        <w:tc>
+          <w:tcPr>
+            <w:tcW w:type="dxa" w:w="2493"/>
+          </w:tcPr>
+          <w:p>
+            <w:r>
+              <w:rPr>
+                <w:b w:val="0"/>
+                <w:sz w:val="17"/>
+              </w:rPr>
+            </w:r>
+            <w:r>
+              <w:rPr>
+                <w:b w:val="0"/>
+                <w:i w:val="0"/>
+                <w:sz w:val="17"/>
+              </w:rPr>
+              <w:t>PARTLY</w:t>
+            </w:r>
+          </w:p>
+        </w:tc>
+        <w:tc>
+          <w:tcPr>
+            <w:tcW w:type="dxa" w:w="2493"/>
+          </w:tcPr>
+          <w:p>
+            <w:r>
+              <w:rPr>
+                <w:b w:val="0"/>
+                <w:sz w:val="17"/>
+              </w:rPr>
+            </w:r>
+            <w:r>
+              <w:rPr>
+                <w:b w:val="0"/>
+                <w:i w:val="0"/>
+                <w:sz w:val="17"/>
+              </w:rPr>
+              <w:t xml:space="preserve">Period-end resolution in </w:t>
+            </w:r>
+            <w:r>
+              <w:rPr>
+                <w:rFonts w:ascii="Consolas" w:hAnsi="Consolas"/>
+                <w:b w:val="0"/>
+                <w:i w:val="0"/>
+                <w:sz w:val="17"/>
+              </w:rPr>
+              <w:t>StagingService</w:t>
+            </w:r>
+            <w:r>
+              <w:rPr>
+                <w:b w:val="0"/>
+                <w:i w:val="0"/>
+                <w:sz w:val="17"/>
+              </w:rPr>
+              <w:t xml:space="preserve">; no maker-checker on </w:t>
+            </w:r>
+            <w:r>
+              <w:rPr>
+                <w:rFonts w:ascii="Consolas" w:hAnsi="Consolas"/>
+                <w:b w:val="0"/>
+                <w:i w:val="0"/>
+                <w:sz w:val="17"/>
+              </w:rPr>
+              <w:t>staging_thresholds</w:t>
+            </w:r>
+            <w:r>
+              <w:rPr>
+                <w:b w:val="0"/>
+                <w:i w:val="0"/>
+                <w:sz w:val="17"/>
+              </w:rPr>
+              <w:t xml:space="preserve">; </w:t>
+            </w:r>
+            <w:r>
+              <w:rPr>
+                <w:rFonts w:ascii="Consolas" w:hAnsi="Consolas"/>
+                <w:b w:val="0"/>
+                <w:i w:val="0"/>
+                <w:sz w:val="17"/>
+              </w:rPr>
+              <w:t>StagingClassifier.php:84,95</w:t>
+            </w:r>
+            <w:r>
+              <w:rPr>
+                <w:b w:val="0"/>
+                <w:i w:val="0"/>
+                <w:sz w:val="17"/>
+              </w:rPr>
+              <w:t xml:space="preserve"> uses today and 31/181</w:t>
+            </w:r>
+          </w:p>
+        </w:tc>
+        <w:tc>
+          <w:tcPr>
+            <w:tcW w:type="dxa" w:w="2493"/>
+          </w:tcPr>
+          <w:p>
+            <w:r>
+              <w:rPr>
+                <w:b w:val="0"/>
+                <w:sz w:val="17"/>
+              </w:rPr>
+            </w:r>
+            <w:r>
+              <w:rPr>
+                <w:b w:val="0"/>
+                <w:i w:val="0"/>
+                <w:sz w:val="17"/>
+              </w:rPr>
+              <w:t>None</w:t>
+            </w:r>
+          </w:p>
+        </w:tc>
+      </w:tr>
+      <w:tr>
+        <w:tc>
+          <w:tcPr>
+            <w:tcW w:type="dxa" w:w="2493"/>
+          </w:tcPr>
+          <w:p>
+            <w:r>
+              <w:rPr>
+                <w:b w:val="0"/>
+                <w:sz w:val="17"/>
+              </w:rPr>
+            </w:r>
+            <w:r>
+              <w:rPr>
+                <w:b w:val="0"/>
+                <w:i w:val="0"/>
+                <w:sz w:val="17"/>
+              </w:rPr>
+              <w:t>H12</w:t>
+            </w:r>
+          </w:p>
+        </w:tc>
+        <w:tc>
+          <w:tcPr>
+            <w:tcW w:type="dxa" w:w="2493"/>
+          </w:tcPr>
+          <w:p>
+            <w:r>
+              <w:rPr>
+                <w:b w:val="0"/>
+                <w:sz w:val="17"/>
+              </w:rPr>
+            </w:r>
+            <w:r>
+              <w:rPr>
+                <w:b w:val="0"/>
+                <w:i w:val="0"/>
+                <w:sz w:val="17"/>
+              </w:rPr>
+              <w:t>WAITING ON MAIIC</w:t>
+            </w:r>
+          </w:p>
+        </w:tc>
+        <w:tc>
+          <w:tcPr>
+            <w:tcW w:type="dxa" w:w="2493"/>
+          </w:tcPr>
+          <w:p>
+            <w:r>
+              <w:rPr>
+                <w:b w:val="0"/>
+                <w:sz w:val="17"/>
+              </w:rPr>
+            </w:r>
+            <w:r>
+              <w:rPr>
+                <w:b w:val="0"/>
+                <w:i w:val="0"/>
+                <w:sz w:val="17"/>
+              </w:rPr>
+              <w:t xml:space="preserve">D30. </w:t>
+            </w:r>
+            <w:r>
+              <w:rPr>
+                <w:rFonts w:ascii="Consolas" w:hAnsi="Consolas"/>
+                <w:b w:val="0"/>
+                <w:i w:val="0"/>
+                <w:sz w:val="17"/>
+              </w:rPr>
+              <w:t>MegaFarmEclService.php:93,166</w:t>
+            </w:r>
+            <w:r>
+              <w:rPr>
+                <w:b w:val="0"/>
+                <w:i w:val="0"/>
+                <w:sz w:val="17"/>
+              </w:rPr>
+              <w:t xml:space="preserve">; separation </w:t>
+            </w:r>
+            <w:r>
+              <w:rPr>
+                <w:rFonts w:ascii="Consolas" w:hAnsi="Consolas"/>
+                <w:b w:val="0"/>
+                <w:i w:val="0"/>
+                <w:sz w:val="17"/>
+              </w:rPr>
+              <w:t>SegmentEcl.php:69-72,121-126</w:t>
+            </w:r>
+            <w:r>
+              <w:rPr>
+                <w:b w:val="0"/>
+                <w:i w:val="0"/>
+                <w:sz w:val="17"/>
+              </w:rPr>
+              <w:t xml:space="preserve">, </w:t>
+            </w:r>
+            <w:r>
+              <w:rPr>
+                <w:rFonts w:ascii="Consolas" w:hAnsi="Consolas"/>
+                <w:b w:val="0"/>
+                <w:i w:val="0"/>
+                <w:sz w:val="17"/>
+              </w:rPr>
+              <w:t>MegaFarmProgrammeSeparationTest</w:t>
+            </w:r>
+          </w:p>
+        </w:tc>
+        <w:tc>
+          <w:tcPr>
+            <w:tcW w:type="dxa" w:w="2493"/>
+          </w:tcPr>
+          <w:p>
+            <w:r>
+              <w:rPr>
+                <w:b w:val="0"/>
+                <w:sz w:val="17"/>
+              </w:rPr>
+            </w:r>
+            <w:r>
+              <w:rPr>
+                <w:rFonts w:ascii="Consolas" w:hAnsi="Consolas"/>
+                <w:b w:val="0"/>
+                <w:i w:val="0"/>
+                <w:sz w:val="17"/>
+              </w:rPr>
+              <w:t>216aee2</w:t>
+            </w:r>
+            <w:r>
+              <w:rPr>
+                <w:b w:val="0"/>
+                <w:i w:val="0"/>
+                <w:sz w:val="17"/>
+              </w:rPr>
+              <w:t>: programme separated, so a portfolio run no longer restores it to 100 percent</w:t>
+            </w:r>
+          </w:p>
+        </w:tc>
+      </w:tr>
+      <w:tr>
+        <w:tc>
+          <w:tcPr>
+            <w:tcW w:type="dxa" w:w="2493"/>
+          </w:tcPr>
+          <w:p>
+            <w:r>
+              <w:rPr>
+                <w:b w:val="0"/>
+                <w:sz w:val="17"/>
+              </w:rPr>
+            </w:r>
+            <w:r>
+              <w:rPr>
+                <w:b w:val="0"/>
+                <w:i w:val="0"/>
+                <w:sz w:val="17"/>
+              </w:rPr>
+              <w:t>H13</w:t>
+            </w:r>
+          </w:p>
+        </w:tc>
+        <w:tc>
+          <w:tcPr>
+            <w:tcW w:type="dxa" w:w="2493"/>
+          </w:tcPr>
+          <w:p>
+            <w:r>
+              <w:rPr>
+                <w:b w:val="0"/>
+                <w:sz w:val="17"/>
+              </w:rPr>
+            </w:r>
+            <w:r>
+              <w:rPr>
+                <w:b w:val="0"/>
+                <w:i w:val="0"/>
+                <w:sz w:val="17"/>
+              </w:rPr>
+              <w:t>PARTLY</w:t>
+            </w:r>
+          </w:p>
+        </w:tc>
+        <w:tc>
+          <w:tcPr>
+            <w:tcW w:type="dxa" w:w="2493"/>
+          </w:tcPr>
+          <w:p>
+            <w:r>
+              <w:rPr>
+                <w:b w:val="0"/>
+                <w:sz w:val="17"/>
+              </w:rPr>
+            </w:r>
+            <w:r>
+              <w:rPr>
+                <w:rFonts w:ascii="Consolas" w:hAnsi="Consolas"/>
+                <w:b w:val="0"/>
+                <w:i w:val="0"/>
+                <w:sz w:val="17"/>
+              </w:rPr>
+              <w:t>BaselineService.php:27-81</w:t>
+            </w:r>
+            <w:r>
+              <w:rPr>
+                <w:b w:val="0"/>
+                <w:i w:val="0"/>
+                <w:sz w:val="17"/>
+              </w:rPr>
+              <w:t>: 5 kinds of check against 16 rows of spec section 9</w:t>
+            </w:r>
+          </w:p>
+        </w:tc>
+        <w:tc>
+          <w:tcPr>
+            <w:tcW w:type="dxa" w:w="2493"/>
+          </w:tcPr>
+          <w:p>
+            <w:r>
+              <w:rPr>
+                <w:b w:val="0"/>
+                <w:sz w:val="17"/>
+              </w:rPr>
+            </w:r>
+            <w:r>
+              <w:rPr>
+                <w:b w:val="0"/>
+                <w:i w:val="0"/>
+                <w:sz w:val="17"/>
+              </w:rPr>
+              <w:t>One Mega Farm line reported (not tested); method B tie scoped to in-scope GLs (</w:t>
+            </w:r>
+            <w:r>
+              <w:rPr>
+                <w:rFonts w:ascii="Consolas" w:hAnsi="Consolas"/>
+                <w:b w:val="0"/>
+                <w:i w:val="0"/>
+                <w:sz w:val="17"/>
+              </w:rPr>
+              <w:t>7c512ff</w:t>
+            </w:r>
+            <w:r>
+              <w:rPr>
+                <w:b w:val="0"/>
+                <w:i w:val="0"/>
+                <w:sz w:val="17"/>
+              </w:rPr>
+              <w:t>)</w:t>
+            </w:r>
+          </w:p>
+        </w:tc>
+      </w:tr>
+      <w:tr>
+        <w:tc>
+          <w:tcPr>
+            <w:tcW w:type="dxa" w:w="2493"/>
+          </w:tcPr>
+          <w:p>
+            <w:r>
+              <w:rPr>
+                <w:b w:val="0"/>
+                <w:sz w:val="17"/>
+              </w:rPr>
+            </w:r>
+            <w:r>
+              <w:rPr>
+                <w:b w:val="0"/>
+                <w:i w:val="0"/>
+                <w:sz w:val="17"/>
+              </w:rPr>
+              <w:t>H14</w:t>
+            </w:r>
+          </w:p>
+        </w:tc>
+        <w:tc>
+          <w:tcPr>
+            <w:tcW w:type="dxa" w:w="2493"/>
+          </w:tcPr>
+          <w:p>
+            <w:r>
+              <w:rPr>
+                <w:b w:val="0"/>
+                <w:sz w:val="17"/>
+              </w:rPr>
+            </w:r>
+            <w:r>
+              <w:rPr>
+                <w:b w:val="0"/>
+                <w:i w:val="0"/>
+                <w:sz w:val="17"/>
+              </w:rPr>
+              <w:t>PARTLY</w:t>
+            </w:r>
+          </w:p>
+        </w:tc>
+        <w:tc>
+          <w:tcPr>
+            <w:tcW w:type="dxa" w:w="2493"/>
+          </w:tcPr>
+          <w:p>
+            <w:r>
+              <w:rPr>
+                <w:b w:val="0"/>
+                <w:sz w:val="17"/>
+              </w:rPr>
+            </w:r>
+            <w:r>
+              <w:rPr>
+                <w:rFonts w:ascii="Consolas" w:hAnsi="Consolas"/>
+                <w:b w:val="0"/>
+                <w:i w:val="0"/>
+                <w:sz w:val="17"/>
+              </w:rPr>
+              <w:t>tests/TestCase.php:19</w:t>
+            </w:r>
+            <w:r>
+              <w:rPr>
+                <w:b w:val="0"/>
+                <w:i w:val="0"/>
+                <w:sz w:val="17"/>
+              </w:rPr>
+              <w:t xml:space="preserve">; </w:t>
+            </w:r>
+            <w:r>
+              <w:rPr>
+                <w:rFonts w:ascii="Consolas" w:hAnsi="Consolas"/>
+                <w:b w:val="0"/>
+                <w:i w:val="0"/>
+                <w:sz w:val="17"/>
+              </w:rPr>
+              <w:t>Bootstrap.php:348,495</w:t>
+            </w:r>
+            <w:r>
+              <w:rPr>
+                <w:b w:val="0"/>
+                <w:i w:val="0"/>
+                <w:sz w:val="17"/>
+              </w:rPr>
+              <w:t xml:space="preserve">, </w:t>
+            </w:r>
+            <w:r>
+              <w:rPr>
+                <w:rFonts w:ascii="Consolas" w:hAnsi="Consolas"/>
+                <w:b w:val="0"/>
+                <w:i w:val="0"/>
+                <w:sz w:val="17"/>
+              </w:rPr>
+              <w:t>SegmentEcl.php:82</w:t>
+            </w:r>
+            <w:r>
+              <w:rPr>
+                <w:b w:val="0"/>
+                <w:i w:val="0"/>
+                <w:sz w:val="17"/>
+              </w:rPr>
+              <w:t xml:space="preserve">, </w:t>
+            </w:r>
+            <w:r>
+              <w:rPr>
+                <w:rFonts w:ascii="Consolas" w:hAnsi="Consolas"/>
+                <w:b w:val="0"/>
+                <w:i w:val="0"/>
+                <w:sz w:val="17"/>
+              </w:rPr>
+              <w:t>SmokeIfrs9Reports.php:39</w:t>
+            </w:r>
+            <w:r>
+              <w:rPr>
+                <w:b w:val="0"/>
+                <w:i w:val="0"/>
+                <w:sz w:val="17"/>
+              </w:rPr>
+              <w:t>; 8 controllers still set 300</w:t>
+            </w:r>
+          </w:p>
+        </w:tc>
+        <w:tc>
+          <w:tcPr>
+            <w:tcW w:type="dxa" w:w="2493"/>
+          </w:tcPr>
+          <w:p>
+            <w:r>
+              <w:rPr>
+                <w:b w:val="0"/>
+                <w:sz w:val="17"/>
+              </w:rPr>
+            </w:r>
+            <w:r>
+              <w:rPr>
+                <w:rFonts w:ascii="Consolas" w:hAnsi="Consolas"/>
+                <w:b w:val="0"/>
+                <w:i w:val="0"/>
+                <w:sz w:val="17"/>
+              </w:rPr>
+              <w:t>216aee2</w:t>
+            </w:r>
+            <w:r>
+              <w:rPr>
+                <w:b w:val="0"/>
+                <w:i w:val="0"/>
+                <w:sz w:val="17"/>
+              </w:rPr>
+              <w:t>: CLI runs unlimited. ECL controller sets 300 for the web only (uncommitted)</w:t>
+            </w:r>
+          </w:p>
+        </w:tc>
+      </w:tr>
+      <w:tr>
+        <w:tc>
+          <w:tcPr>
+            <w:tcW w:type="dxa" w:w="2493"/>
+          </w:tcPr>
+          <w:p>
+            <w:r>
+              <w:rPr>
+                <w:b w:val="0"/>
+                <w:sz w:val="17"/>
+              </w:rPr>
+            </w:r>
+            <w:r>
+              <w:rPr>
+                <w:b w:val="0"/>
+                <w:i w:val="0"/>
+                <w:sz w:val="17"/>
+              </w:rPr>
+              <w:t>M1</w:t>
+            </w:r>
+          </w:p>
+        </w:tc>
+        <w:tc>
+          <w:tcPr>
+            <w:tcW w:type="dxa" w:w="2493"/>
+          </w:tcPr>
+          <w:p>
+            <w:r>
+              <w:rPr>
+                <w:b w:val="0"/>
+                <w:sz w:val="17"/>
+              </w:rPr>
+            </w:r>
+            <w:r>
+              <w:rPr>
+                <w:b w:val="0"/>
+                <w:i w:val="0"/>
+                <w:sz w:val="17"/>
+              </w:rPr>
+              <w:t>BUILT</w:t>
+            </w:r>
+          </w:p>
+        </w:tc>
+        <w:tc>
+          <w:tcPr>
+            <w:tcW w:type="dxa" w:w="2493"/>
+          </w:tcPr>
+          <w:p>
+            <w:r>
+              <w:rPr>
+                <w:b w:val="0"/>
+                <w:sz w:val="17"/>
+              </w:rPr>
+            </w:r>
+            <w:r>
+              <w:rPr>
+                <w:rFonts w:ascii="Consolas" w:hAnsi="Consolas"/>
+                <w:b w:val="0"/>
+                <w:i w:val="0"/>
+                <w:sz w:val="17"/>
+              </w:rPr>
+              <w:t>TrialBalanceLandingService.php</w:t>
+            </w:r>
+            <w:r>
+              <w:rPr>
+                <w:b w:val="0"/>
+                <w:i w:val="0"/>
+                <w:sz w:val="17"/>
+              </w:rPr>
+              <w:t xml:space="preserve"> (TB_01, route TRIAL_BALANCE_FILE)</w:t>
+            </w:r>
+          </w:p>
+        </w:tc>
+        <w:tc>
+          <w:tcPr>
+            <w:tcW w:type="dxa" w:w="2493"/>
+          </w:tcPr>
+          <w:p>
+            <w:r>
+              <w:rPr>
+                <w:b w:val="0"/>
+                <w:sz w:val="17"/>
+              </w:rPr>
+            </w:r>
+            <w:r>
+              <w:rPr>
+                <w:b w:val="0"/>
+                <w:i w:val="0"/>
+                <w:sz w:val="17"/>
+              </w:rPr>
+              <w:t>None</w:t>
+            </w:r>
+          </w:p>
+        </w:tc>
+      </w:tr>
+      <w:tr>
+        <w:tc>
+          <w:tcPr>
+            <w:tcW w:type="dxa" w:w="2493"/>
+          </w:tcPr>
+          <w:p>
+            <w:r>
+              <w:rPr>
+                <w:b w:val="0"/>
+                <w:sz w:val="17"/>
+              </w:rPr>
+            </w:r>
+            <w:r>
+              <w:rPr>
+                <w:b w:val="0"/>
+                <w:i w:val="0"/>
+                <w:sz w:val="17"/>
+              </w:rPr>
+              <w:t>M2</w:t>
+            </w:r>
+          </w:p>
+        </w:tc>
+        <w:tc>
+          <w:tcPr>
+            <w:tcW w:type="dxa" w:w="2493"/>
+          </w:tcPr>
+          <w:p>
+            <w:r>
+              <w:rPr>
+                <w:b w:val="0"/>
+                <w:sz w:val="17"/>
+              </w:rPr>
+            </w:r>
+            <w:r>
+              <w:rPr>
+                <w:b w:val="0"/>
+                <w:i w:val="0"/>
+                <w:sz w:val="17"/>
+              </w:rPr>
+              <w:t>PARTLY</w:t>
+            </w:r>
+          </w:p>
+        </w:tc>
+        <w:tc>
+          <w:tcPr>
+            <w:tcW w:type="dxa" w:w="2493"/>
+          </w:tcPr>
+          <w:p>
+            <w:r>
+              <w:rPr>
+                <w:b w:val="0"/>
+                <w:sz w:val="17"/>
+              </w:rPr>
+            </w:r>
+            <w:r>
+              <w:rPr>
+                <w:rFonts w:ascii="Consolas" w:hAnsi="Consolas"/>
+                <w:b w:val="0"/>
+                <w:i w:val="0"/>
+                <w:sz w:val="17"/>
+              </w:rPr>
+              <w:t>PackGates.php:144,228,273</w:t>
+            </w:r>
+            <w:r>
+              <w:rPr>
+                <w:b w:val="0"/>
+                <w:i w:val="0"/>
+                <w:sz w:val="17"/>
+              </w:rPr>
+              <w:t xml:space="preserve"> only warn; fee GL gate </w:t>
+            </w:r>
+            <w:r>
+              <w:rPr>
+                <w:rFonts w:ascii="Consolas" w:hAnsi="Consolas"/>
+                <w:b w:val="0"/>
+                <w:i w:val="0"/>
+                <w:sz w:val="17"/>
+              </w:rPr>
+              <w:t>GlFeeBuildService.php:286-312</w:t>
+            </w:r>
+            <w:r>
+              <w:rPr>
+                <w:b w:val="0"/>
+                <w:i w:val="0"/>
+                <w:sz w:val="17"/>
+              </w:rPr>
+              <w:t xml:space="preserve"> is a report</w:t>
+            </w:r>
+          </w:p>
+        </w:tc>
+        <w:tc>
+          <w:tcPr>
+            <w:tcW w:type="dxa" w:w="2493"/>
+          </w:tcPr>
+          <w:p>
+            <w:r>
+              <w:rPr>
+                <w:b w:val="0"/>
+                <w:sz w:val="17"/>
+              </w:rPr>
+            </w:r>
+            <w:r>
+              <w:rPr>
+                <w:rFonts w:ascii="Consolas" w:hAnsi="Consolas"/>
+                <w:b w:val="0"/>
+                <w:i w:val="0"/>
+                <w:sz w:val="17"/>
+              </w:rPr>
+              <w:t>216aee2</w:t>
+            </w:r>
+            <w:r>
+              <w:rPr>
+                <w:b w:val="0"/>
+                <w:i w:val="0"/>
+                <w:sz w:val="17"/>
+              </w:rPr>
+              <w:t>: fee GL gate built as a report</w:t>
+            </w:r>
+          </w:p>
+        </w:tc>
+      </w:tr>
+      <w:tr>
+        <w:tc>
+          <w:tcPr>
+            <w:tcW w:type="dxa" w:w="2493"/>
+          </w:tcPr>
+          <w:p>
+            <w:r>
+              <w:rPr>
+                <w:b w:val="0"/>
+                <w:sz w:val="17"/>
+              </w:rPr>
+            </w:r>
+            <w:r>
+              <w:rPr>
+                <w:b w:val="0"/>
+                <w:i w:val="0"/>
+                <w:sz w:val="17"/>
+              </w:rPr>
+              <w:t>M3</w:t>
+            </w:r>
+          </w:p>
+        </w:tc>
+        <w:tc>
+          <w:tcPr>
+            <w:tcW w:type="dxa" w:w="2493"/>
+          </w:tcPr>
+          <w:p>
+            <w:r>
+              <w:rPr>
+                <w:b w:val="0"/>
+                <w:sz w:val="17"/>
+              </w:rPr>
+            </w:r>
+            <w:r>
+              <w:rPr>
+                <w:b w:val="0"/>
+                <w:i w:val="0"/>
+                <w:sz w:val="17"/>
+              </w:rPr>
+              <w:t>BUILT</w:t>
+            </w:r>
+          </w:p>
+        </w:tc>
+        <w:tc>
+          <w:tcPr>
+            <w:tcW w:type="dxa" w:w="2493"/>
+          </w:tcPr>
+          <w:p>
+            <w:r>
+              <w:rPr>
+                <w:b w:val="0"/>
+                <w:sz w:val="17"/>
+              </w:rPr>
+            </w:r>
+            <w:r>
+              <w:rPr>
+                <w:rFonts w:ascii="Consolas" w:hAnsi="Consolas"/>
+                <w:b w:val="0"/>
+                <w:i w:val="0"/>
+                <w:sz w:val="17"/>
+              </w:rPr>
+              <w:t>OverlayService</w:t>
+            </w:r>
+            <w:r>
+              <w:rPr>
+                <w:b w:val="0"/>
+                <w:i w:val="0"/>
+                <w:sz w:val="17"/>
+              </w:rPr>
+              <w:t xml:space="preserve">; </w:t>
+            </w:r>
+            <w:r>
+              <w:rPr>
+                <w:rFonts w:ascii="Consolas" w:hAnsi="Consolas"/>
+                <w:b w:val="0"/>
+                <w:i w:val="0"/>
+                <w:sz w:val="17"/>
+              </w:rPr>
+              <w:t>OverlayServiceTest</w:t>
+            </w:r>
+          </w:p>
+        </w:tc>
+        <w:tc>
+          <w:tcPr>
+            <w:tcW w:type="dxa" w:w="2493"/>
+          </w:tcPr>
+          <w:p>
+            <w:r>
+              <w:rPr>
+                <w:b w:val="0"/>
+                <w:sz w:val="17"/>
+              </w:rPr>
+            </w:r>
+            <w:r>
+              <w:rPr>
+                <w:b w:val="0"/>
+                <w:i w:val="0"/>
+                <w:sz w:val="17"/>
+              </w:rPr>
+              <w:t>None</w:t>
+            </w:r>
+          </w:p>
+        </w:tc>
+      </w:tr>
+      <w:tr>
+        <w:tc>
+          <w:tcPr>
+            <w:tcW w:type="dxa" w:w="2493"/>
+          </w:tcPr>
+          <w:p>
+            <w:r>
+              <w:rPr>
+                <w:b w:val="0"/>
+                <w:sz w:val="17"/>
+              </w:rPr>
+            </w:r>
+            <w:r>
+              <w:rPr>
+                <w:b w:val="0"/>
+                <w:i w:val="0"/>
+                <w:sz w:val="17"/>
+              </w:rPr>
+              <w:t>M4</w:t>
+            </w:r>
+          </w:p>
+        </w:tc>
+        <w:tc>
+          <w:tcPr>
+            <w:tcW w:type="dxa" w:w="2493"/>
+          </w:tcPr>
+          <w:p>
+            <w:r>
+              <w:rPr>
+                <w:b w:val="0"/>
+                <w:sz w:val="17"/>
+              </w:rPr>
+            </w:r>
+            <w:r>
+              <w:rPr>
+                <w:b w:val="0"/>
+                <w:i w:val="0"/>
+                <w:sz w:val="17"/>
+              </w:rPr>
+              <w:t>BUILT</w:t>
+            </w:r>
+          </w:p>
+        </w:tc>
+        <w:tc>
+          <w:tcPr>
+            <w:tcW w:type="dxa" w:w="2493"/>
+          </w:tcPr>
+          <w:p>
+            <w:r>
+              <w:rPr>
+                <w:b w:val="0"/>
+                <w:sz w:val="17"/>
+              </w:rPr>
+            </w:r>
+            <w:r>
+              <w:rPr>
+                <w:rFonts w:ascii="Consolas" w:hAnsi="Consolas"/>
+                <w:b w:val="0"/>
+                <w:i w:val="0"/>
+                <w:sz w:val="17"/>
+              </w:rPr>
+              <w:t>ScenarioSetService::lock</w:t>
+            </w:r>
+          </w:p>
+        </w:tc>
+        <w:tc>
+          <w:tcPr>
+            <w:tcW w:type="dxa" w:w="2493"/>
+          </w:tcPr>
+          <w:p>
+            <w:r>
+              <w:rPr>
+                <w:b w:val="0"/>
+                <w:sz w:val="17"/>
+              </w:rPr>
+            </w:r>
+            <w:r>
+              <w:rPr>
+                <w:b w:val="0"/>
+                <w:i w:val="0"/>
+                <w:sz w:val="17"/>
+              </w:rPr>
+              <w:t>None</w:t>
+            </w:r>
+          </w:p>
+        </w:tc>
+      </w:tr>
+      <w:tr>
+        <w:tc>
+          <w:tcPr>
+            <w:tcW w:type="dxa" w:w="2493"/>
+          </w:tcPr>
+          <w:p>
+            <w:r>
+              <w:rPr>
+                <w:b w:val="0"/>
+                <w:sz w:val="17"/>
+              </w:rPr>
+            </w:r>
+            <w:r>
+              <w:rPr>
+                <w:b w:val="0"/>
+                <w:i w:val="0"/>
+                <w:sz w:val="17"/>
+              </w:rPr>
+              <w:t>M5</w:t>
+            </w:r>
+          </w:p>
+        </w:tc>
+        <w:tc>
+          <w:tcPr>
+            <w:tcW w:type="dxa" w:w="2493"/>
+          </w:tcPr>
+          <w:p>
+            <w:r>
+              <w:rPr>
+                <w:b w:val="0"/>
+                <w:sz w:val="17"/>
+              </w:rPr>
+            </w:r>
+            <w:r>
+              <w:rPr>
+                <w:b w:val="0"/>
+                <w:i w:val="0"/>
+                <w:sz w:val="17"/>
+              </w:rPr>
+              <w:t>BUILT</w:t>
+            </w:r>
+          </w:p>
+        </w:tc>
+        <w:tc>
+          <w:tcPr>
+            <w:tcW w:type="dxa" w:w="2493"/>
+          </w:tcPr>
+          <w:p>
+            <w:r>
+              <w:rPr>
+                <w:b w:val="0"/>
+                <w:sz w:val="17"/>
+              </w:rPr>
+            </w:r>
+            <w:r>
+              <w:rPr>
+                <w:rFonts w:ascii="Consolas" w:hAnsi="Consolas"/>
+                <w:b w:val="0"/>
+                <w:i w:val="0"/>
+                <w:sz w:val="17"/>
+              </w:rPr>
+              <w:t>ScenarioSetController</w:t>
+            </w:r>
+            <w:r>
+              <w:rPr>
+                <w:b w:val="0"/>
+                <w:i w:val="0"/>
+                <w:sz w:val="17"/>
+              </w:rPr>
+              <w:t xml:space="preserve">; </w:t>
+            </w:r>
+            <w:r>
+              <w:rPr>
+                <w:rFonts w:ascii="Consolas" w:hAnsi="Consolas"/>
+                <w:b w:val="0"/>
+                <w:i w:val="0"/>
+                <w:sz w:val="17"/>
+              </w:rPr>
+              <w:t>ScenarioSets.vue</w:t>
+            </w:r>
+          </w:p>
+        </w:tc>
+        <w:tc>
+          <w:tcPr>
+            <w:tcW w:type="dxa" w:w="2493"/>
+          </w:tcPr>
+          <w:p>
+            <w:r>
+              <w:rPr>
+                <w:b w:val="0"/>
+                <w:sz w:val="17"/>
+              </w:rPr>
+            </w:r>
+            <w:r>
+              <w:rPr>
+                <w:b w:val="0"/>
+                <w:i w:val="0"/>
+                <w:sz w:val="17"/>
+              </w:rPr>
+              <w:t>None</w:t>
+            </w:r>
+          </w:p>
+        </w:tc>
+      </w:tr>
+      <w:tr>
+        <w:tc>
+          <w:tcPr>
+            <w:tcW w:type="dxa" w:w="2493"/>
+          </w:tcPr>
+          <w:p>
+            <w:r>
+              <w:rPr>
+                <w:b w:val="0"/>
+                <w:sz w:val="17"/>
+              </w:rPr>
+            </w:r>
+            <w:r>
+              <w:rPr>
+                <w:b w:val="0"/>
+                <w:i w:val="0"/>
+                <w:sz w:val="17"/>
+              </w:rPr>
+              <w:t>M6</w:t>
+            </w:r>
+          </w:p>
+        </w:tc>
+        <w:tc>
+          <w:tcPr>
+            <w:tcW w:type="dxa" w:w="2493"/>
+          </w:tcPr>
+          <w:p>
+            <w:r>
+              <w:rPr>
+                <w:b w:val="0"/>
+                <w:sz w:val="17"/>
+              </w:rPr>
+            </w:r>
+            <w:r>
+              <w:rPr>
+                <w:b w:val="0"/>
+                <w:i w:val="0"/>
+                <w:sz w:val="17"/>
+              </w:rPr>
+              <w:t>BUILT</w:t>
+            </w:r>
+          </w:p>
+        </w:tc>
+        <w:tc>
+          <w:tcPr>
+            <w:tcW w:type="dxa" w:w="2493"/>
+          </w:tcPr>
+          <w:p>
+            <w:r>
+              <w:rPr>
+                <w:b w:val="0"/>
+                <w:sz w:val="17"/>
+              </w:rPr>
+            </w:r>
+            <w:r>
+              <w:rPr>
+                <w:b w:val="0"/>
+                <w:i w:val="0"/>
+                <w:sz w:val="17"/>
+              </w:rPr>
+              <w:t>Legacy regression off the menu</w:t>
+            </w:r>
+          </w:p>
+        </w:tc>
+        <w:tc>
+          <w:tcPr>
+            <w:tcW w:type="dxa" w:w="2493"/>
+          </w:tcPr>
+          <w:p>
+            <w:r>
+              <w:rPr>
+                <w:b w:val="0"/>
+                <w:sz w:val="17"/>
+              </w:rPr>
+            </w:r>
+            <w:r>
+              <w:rPr>
+                <w:b w:val="0"/>
+                <w:i w:val="0"/>
+                <w:sz w:val="17"/>
+              </w:rPr>
+              <w:t>None</w:t>
+            </w:r>
+          </w:p>
+        </w:tc>
+      </w:tr>
+      <w:tr>
+        <w:tc>
+          <w:tcPr>
+            <w:tcW w:type="dxa" w:w="2493"/>
+          </w:tcPr>
+          <w:p>
+            <w:r>
+              <w:rPr>
+                <w:b w:val="0"/>
+                <w:sz w:val="17"/>
+              </w:rPr>
+            </w:r>
+            <w:r>
+              <w:rPr>
+                <w:b w:val="0"/>
+                <w:i w:val="0"/>
+                <w:sz w:val="17"/>
+              </w:rPr>
+              <w:t>M7</w:t>
+            </w:r>
+          </w:p>
+        </w:tc>
+        <w:tc>
+          <w:tcPr>
+            <w:tcW w:type="dxa" w:w="2493"/>
+          </w:tcPr>
+          <w:p>
+            <w:r>
+              <w:rPr>
+                <w:b w:val="0"/>
+                <w:sz w:val="17"/>
+              </w:rPr>
+            </w:r>
+            <w:r>
+              <w:rPr>
+                <w:b w:val="0"/>
+                <w:i w:val="0"/>
+                <w:sz w:val="17"/>
+              </w:rPr>
+              <w:t>BUILT</w:t>
+            </w:r>
+          </w:p>
+        </w:tc>
+        <w:tc>
+          <w:tcPr>
+            <w:tcW w:type="dxa" w:w="2493"/>
+          </w:tcPr>
+          <w:p>
+            <w:r>
+              <w:rPr>
+                <w:b w:val="0"/>
+                <w:sz w:val="17"/>
+              </w:rPr>
+            </w:r>
+            <w:r>
+              <w:rPr>
+                <w:rFonts w:ascii="Consolas" w:hAnsi="Consolas"/>
+                <w:b w:val="0"/>
+                <w:i w:val="0"/>
+                <w:sz w:val="17"/>
+              </w:rPr>
+              <w:t>TakeonLandingService</w:t>
+            </w:r>
+          </w:p>
+        </w:tc>
+        <w:tc>
+          <w:tcPr>
+            <w:tcW w:type="dxa" w:w="2493"/>
+          </w:tcPr>
+          <w:p>
+            <w:r>
+              <w:rPr>
+                <w:b w:val="0"/>
+                <w:sz w:val="17"/>
+              </w:rPr>
+            </w:r>
+            <w:r>
+              <w:rPr>
+                <w:rFonts w:ascii="Consolas" w:hAnsi="Consolas"/>
+                <w:b w:val="0"/>
+                <w:i w:val="0"/>
+                <w:sz w:val="17"/>
+              </w:rPr>
+              <w:t>216aee2</w:t>
+            </w:r>
+            <w:r>
+              <w:rPr>
+                <w:b w:val="0"/>
+                <w:i w:val="0"/>
+                <w:sz w:val="17"/>
+              </w:rPr>
+              <w:t xml:space="preserve">: take-on EIRs checked by </w:t>
+            </w:r>
+            <w:r>
+              <w:rPr>
+                <w:rFonts w:ascii="Consolas" w:hAnsi="Consolas"/>
+                <w:b w:val="0"/>
+                <w:i w:val="0"/>
+                <w:sz w:val="17"/>
+              </w:rPr>
+              <w:t>takeon_eir_plausibility</w:t>
+            </w:r>
+            <w:r>
+              <w:rPr>
+                <w:b w:val="0"/>
+                <w:i w:val="0"/>
+                <w:sz w:val="17"/>
+              </w:rPr>
+              <w:t xml:space="preserve"> and taken through Schedule Review and the normal lock</w:t>
+            </w:r>
+          </w:p>
+        </w:tc>
+      </w:tr>
+      <w:tr>
+        <w:tc>
+          <w:tcPr>
+            <w:tcW w:type="dxa" w:w="2493"/>
+          </w:tcPr>
+          <w:p>
+            <w:r>
+              <w:rPr>
+                <w:b w:val="0"/>
+                <w:sz w:val="17"/>
+              </w:rPr>
+            </w:r>
+            <w:r>
+              <w:rPr>
+                <w:b w:val="0"/>
+                <w:i w:val="0"/>
+                <w:sz w:val="17"/>
+              </w:rPr>
+              <w:t>M8</w:t>
+            </w:r>
+          </w:p>
+        </w:tc>
+        <w:tc>
+          <w:tcPr>
+            <w:tcW w:type="dxa" w:w="2493"/>
+          </w:tcPr>
+          <w:p>
+            <w:r>
+              <w:rPr>
+                <w:b w:val="0"/>
+                <w:sz w:val="17"/>
+              </w:rPr>
+            </w:r>
+            <w:r>
+              <w:rPr>
+                <w:b w:val="0"/>
+                <w:i w:val="0"/>
+                <w:sz w:val="17"/>
+              </w:rPr>
+              <w:t>PARTLY</w:t>
+            </w:r>
+          </w:p>
+        </w:tc>
+        <w:tc>
+          <w:tcPr>
+            <w:tcW w:type="dxa" w:w="2493"/>
+          </w:tcPr>
+          <w:p>
+            <w:r>
+              <w:rPr>
+                <w:b w:val="0"/>
+                <w:sz w:val="17"/>
+              </w:rPr>
+            </w:r>
+            <w:r>
+              <w:rPr>
+                <w:rFonts w:ascii="Consolas" w:hAnsi="Consolas"/>
+                <w:b w:val="0"/>
+                <w:i w:val="0"/>
+                <w:sz w:val="17"/>
+              </w:rPr>
+              <w:t>Bootstrap.php:314</w:t>
+            </w:r>
+            <w:r>
+              <w:rPr>
+                <w:b w:val="0"/>
+                <w:i w:val="0"/>
+                <w:sz w:val="17"/>
+              </w:rPr>
+              <w:t xml:space="preserve"> locks by administrator override</w:t>
+            </w:r>
+          </w:p>
+        </w:tc>
+        <w:tc>
+          <w:tcPr>
+            <w:tcW w:type="dxa" w:w="2493"/>
+          </w:tcPr>
+          <w:p>
+            <w:r>
+              <w:rPr>
+                <w:b w:val="0"/>
+                <w:sz w:val="17"/>
+              </w:rPr>
+            </w:r>
+            <w:r>
+              <w:rPr>
+                <w:b w:val="0"/>
+                <w:i w:val="0"/>
+                <w:sz w:val="17"/>
+              </w:rPr>
+              <w:t>The run note names the override</w:t>
+            </w:r>
+          </w:p>
+        </w:tc>
+      </w:tr>
+      <w:tr>
+        <w:tc>
+          <w:tcPr>
+            <w:tcW w:type="dxa" w:w="2493"/>
+          </w:tcPr>
+          <w:p>
+            <w:r>
+              <w:rPr>
+                <w:b w:val="0"/>
+                <w:sz w:val="17"/>
+              </w:rPr>
+            </w:r>
+            <w:r>
+              <w:rPr>
+                <w:b w:val="0"/>
+                <w:i w:val="0"/>
+                <w:sz w:val="17"/>
+              </w:rPr>
+              <w:t>M9</w:t>
+            </w:r>
+          </w:p>
+        </w:tc>
+        <w:tc>
+          <w:tcPr>
+            <w:tcW w:type="dxa" w:w="2493"/>
+          </w:tcPr>
+          <w:p>
+            <w:r>
+              <w:rPr>
+                <w:b w:val="0"/>
+                <w:sz w:val="17"/>
+              </w:rPr>
+            </w:r>
+            <w:r>
+              <w:rPr>
+                <w:b w:val="0"/>
+                <w:i w:val="0"/>
+                <w:sz w:val="17"/>
+              </w:rPr>
+              <w:t>PARTLY</w:t>
+            </w:r>
+          </w:p>
+        </w:tc>
+        <w:tc>
+          <w:tcPr>
+            <w:tcW w:type="dxa" w:w="2493"/>
+          </w:tcPr>
+          <w:p>
+            <w:r>
+              <w:rPr>
+                <w:b w:val="0"/>
+                <w:sz w:val="17"/>
+              </w:rPr>
+            </w:r>
+            <w:r>
+              <w:rPr>
+                <w:rFonts w:ascii="Consolas" w:hAnsi="Consolas"/>
+                <w:b w:val="0"/>
+                <w:i w:val="0"/>
+                <w:sz w:val="17"/>
+              </w:rPr>
+              <w:t>ScenarioSetService.php:557</w:t>
+            </w:r>
+            <w:r>
+              <w:rPr>
+                <w:b w:val="0"/>
+                <w:i w:val="0"/>
+                <w:sz w:val="17"/>
+              </w:rPr>
+              <w:t xml:space="preserve">, </w:t>
+            </w:r>
+            <w:r>
+              <w:rPr>
+                <w:rFonts w:ascii="Consolas" w:hAnsi="Consolas"/>
+                <w:b w:val="0"/>
+                <w:i w:val="0"/>
+                <w:sz w:val="17"/>
+              </w:rPr>
+              <w:t>OverlayService.php:226</w:t>
+            </w:r>
+            <w:r>
+              <w:rPr>
+                <w:b w:val="0"/>
+                <w:i w:val="0"/>
+                <w:sz w:val="17"/>
+              </w:rPr>
+              <w:t xml:space="preserve">, </w:t>
+            </w:r>
+            <w:r>
+              <w:rPr>
+                <w:rFonts w:ascii="Consolas" w:hAnsi="Consolas"/>
+                <w:b w:val="0"/>
+                <w:i w:val="0"/>
+                <w:sz w:val="17"/>
+              </w:rPr>
+              <w:t>SeedReportFields.php:81</w:t>
+            </w:r>
+          </w:p>
+        </w:tc>
+        <w:tc>
+          <w:tcPr>
+            <w:tcW w:type="dxa" w:w="2493"/>
+          </w:tcPr>
+          <w:p>
+            <w:r>
+              <w:rPr>
+                <w:b w:val="0"/>
+                <w:sz w:val="17"/>
+              </w:rPr>
+            </w:r>
+            <w:r>
+              <w:rPr>
+                <w:b w:val="0"/>
+                <w:i w:val="0"/>
+                <w:sz w:val="17"/>
+              </w:rPr>
+              <w:t>None</w:t>
+            </w:r>
+          </w:p>
+        </w:tc>
+      </w:tr>
+      <w:tr>
+        <w:tc>
+          <w:tcPr>
+            <w:tcW w:type="dxa" w:w="2493"/>
+          </w:tcPr>
+          <w:p>
+            <w:r>
+              <w:rPr>
+                <w:b w:val="0"/>
+                <w:sz w:val="17"/>
+              </w:rPr>
+            </w:r>
+            <w:r>
+              <w:rPr>
+                <w:b w:val="0"/>
+                <w:i w:val="0"/>
+                <w:sz w:val="17"/>
+              </w:rPr>
+              <w:t>M10</w:t>
+            </w:r>
+          </w:p>
+        </w:tc>
+        <w:tc>
+          <w:tcPr>
+            <w:tcW w:type="dxa" w:w="2493"/>
+          </w:tcPr>
+          <w:p>
+            <w:r>
+              <w:rPr>
+                <w:b w:val="0"/>
+                <w:sz w:val="17"/>
+              </w:rPr>
+            </w:r>
+            <w:r>
+              <w:rPr>
+                <w:b w:val="0"/>
+                <w:i w:val="0"/>
+                <w:sz w:val="17"/>
+              </w:rPr>
+              <w:t>BUILT</w:t>
+            </w:r>
+          </w:p>
+        </w:tc>
+        <w:tc>
+          <w:tcPr>
+            <w:tcW w:type="dxa" w:w="2493"/>
+          </w:tcPr>
+          <w:p>
+            <w:r>
+              <w:rPr>
+                <w:b w:val="0"/>
+                <w:sz w:val="17"/>
+              </w:rPr>
+            </w:r>
+            <w:r>
+              <w:rPr>
+                <w:rFonts w:ascii="Consolas" w:hAnsi="Consolas"/>
+                <w:b w:val="0"/>
+                <w:i w:val="0"/>
+                <w:sz w:val="17"/>
+              </w:rPr>
+              <w:t>PdEngineService</w:t>
+            </w:r>
+            <w:r>
+              <w:rPr>
+                <w:b w:val="0"/>
+                <w:i w:val="0"/>
+                <w:sz w:val="17"/>
+              </w:rPr>
+              <w:t xml:space="preserve">; </w:t>
+            </w:r>
+            <w:r>
+              <w:rPr>
+                <w:rFonts w:ascii="Consolas" w:hAnsi="Consolas"/>
+                <w:b w:val="0"/>
+                <w:i w:val="0"/>
+                <w:sz w:val="17"/>
+              </w:rPr>
+              <w:t>PdAndLgdEngineTest</w:t>
+            </w:r>
+          </w:p>
+        </w:tc>
+        <w:tc>
+          <w:tcPr>
+            <w:tcW w:type="dxa" w:w="2493"/>
+          </w:tcPr>
+          <w:p>
+            <w:r>
+              <w:rPr>
+                <w:b w:val="0"/>
+                <w:sz w:val="17"/>
+              </w:rPr>
+            </w:r>
+            <w:r>
+              <w:rPr>
+                <w:rFonts w:ascii="Consolas" w:hAnsi="Consolas"/>
+                <w:b w:val="0"/>
+                <w:i w:val="0"/>
+                <w:sz w:val="17"/>
+              </w:rPr>
+              <w:t>216aee2</w:t>
+            </w:r>
+            <w:r>
+              <w:rPr>
+                <w:b w:val="0"/>
+                <w:i w:val="0"/>
+                <w:sz w:val="17"/>
+              </w:rPr>
+              <w:t>: PD cohort leaves out nil or credit starts and counts write-offs as defaults</w:t>
+            </w:r>
+          </w:p>
+        </w:tc>
+      </w:tr>
+      <w:tr>
+        <w:tc>
+          <w:tcPr>
+            <w:tcW w:type="dxa" w:w="2493"/>
+          </w:tcPr>
+          <w:p>
+            <w:r>
+              <w:rPr>
+                <w:b w:val="0"/>
+                <w:sz w:val="17"/>
+              </w:rPr>
+            </w:r>
+            <w:r>
+              <w:rPr>
+                <w:b w:val="0"/>
+                <w:i w:val="0"/>
+                <w:sz w:val="17"/>
+              </w:rPr>
+              <w:t>M11</w:t>
+            </w:r>
+          </w:p>
+        </w:tc>
+        <w:tc>
+          <w:tcPr>
+            <w:tcW w:type="dxa" w:w="2493"/>
+          </w:tcPr>
+          <w:p>
+            <w:r>
+              <w:rPr>
+                <w:b w:val="0"/>
+                <w:sz w:val="17"/>
+              </w:rPr>
+            </w:r>
+            <w:r>
+              <w:rPr>
+                <w:b w:val="0"/>
+                <w:i w:val="0"/>
+                <w:sz w:val="17"/>
+              </w:rPr>
+              <w:t>BUILT</w:t>
+            </w:r>
+          </w:p>
+        </w:tc>
+        <w:tc>
+          <w:tcPr>
+            <w:tcW w:type="dxa" w:w="2493"/>
+          </w:tcPr>
+          <w:p>
+            <w:r>
+              <w:rPr>
+                <w:b w:val="0"/>
+                <w:sz w:val="17"/>
+              </w:rPr>
+            </w:r>
+            <w:r>
+              <w:rPr>
+                <w:rFonts w:ascii="Consolas" w:hAnsi="Consolas"/>
+                <w:b w:val="0"/>
+                <w:i w:val="0"/>
+                <w:sz w:val="17"/>
+              </w:rPr>
+              <w:t>StagingService</w:t>
+            </w:r>
+            <w:r>
+              <w:rPr>
+                <w:b w:val="0"/>
+                <w:i w:val="0"/>
+                <w:sz w:val="17"/>
+              </w:rPr>
+              <w:t xml:space="preserve"> (</w:t>
+            </w:r>
+            <w:r>
+              <w:rPr>
+                <w:rFonts w:ascii="Consolas" w:hAnsi="Consolas"/>
+                <w:b w:val="0"/>
+                <w:i w:val="0"/>
+                <w:sz w:val="17"/>
+              </w:rPr>
+              <w:t>stage_cure_months</w:t>
+            </w:r>
+            <w:r>
+              <w:rPr>
+                <w:b w:val="0"/>
+                <w:i w:val="0"/>
+                <w:sz w:val="17"/>
+              </w:rPr>
+              <w:t xml:space="preserve">); </w:t>
+            </w:r>
+            <w:r>
+              <w:rPr>
+                <w:rFonts w:ascii="Consolas" w:hAnsi="Consolas"/>
+                <w:b w:val="0"/>
+                <w:i w:val="0"/>
+                <w:sz w:val="17"/>
+              </w:rPr>
+              <w:t>StagingServiceTest</w:t>
+            </w:r>
+          </w:p>
+        </w:tc>
+        <w:tc>
+          <w:tcPr>
+            <w:tcW w:type="dxa" w:w="2493"/>
+          </w:tcPr>
+          <w:p>
+            <w:r>
+              <w:rPr>
+                <w:b w:val="0"/>
+                <w:sz w:val="17"/>
+              </w:rPr>
+            </w:r>
+            <w:r>
+              <w:rPr>
+                <w:rFonts w:ascii="Consolas" w:hAnsi="Consolas"/>
+                <w:b w:val="0"/>
+                <w:i w:val="0"/>
+                <w:sz w:val="17"/>
+              </w:rPr>
+              <w:t>216aee2</w:t>
+            </w:r>
+            <w:r>
+              <w:rPr>
+                <w:b w:val="0"/>
+                <w:i w:val="0"/>
+                <w:sz w:val="17"/>
+              </w:rPr>
+              <w:t>: staging reads the instalment chart in force (</w:t>
+            </w:r>
+            <w:r>
+              <w:rPr>
+                <w:rFonts w:ascii="Consolas" w:hAnsi="Consolas"/>
+                <w:b w:val="0"/>
+                <w:i w:val="0"/>
+                <w:sz w:val="17"/>
+              </w:rPr>
+              <w:t>InstalmentChartHistory</w:t>
+            </w:r>
+            <w:r>
+              <w:rPr>
+                <w:b w:val="0"/>
+                <w:i w:val="0"/>
+                <w:sz w:val="17"/>
+              </w:rPr>
+              <w:t xml:space="preserve">, </w:t>
+            </w:r>
+            <w:r>
+              <w:rPr>
+                <w:rFonts w:ascii="Consolas" w:hAnsi="Consolas"/>
+                <w:b w:val="0"/>
+                <w:i w:val="0"/>
+                <w:sz w:val="17"/>
+              </w:rPr>
+              <w:t>InstalmentChartHistoryTest</w:t>
+            </w:r>
+            <w:r>
+              <w:rPr>
+                <w:b w:val="0"/>
+                <w:i w:val="0"/>
+                <w:sz w:val="17"/>
+              </w:rPr>
+              <w:t>)</w:t>
+            </w:r>
+          </w:p>
+        </w:tc>
+      </w:tr>
+      <w:tr>
+        <w:tc>
+          <w:tcPr>
+            <w:tcW w:type="dxa" w:w="2493"/>
+          </w:tcPr>
+          <w:p>
+            <w:r>
+              <w:rPr>
+                <w:b w:val="0"/>
+                <w:sz w:val="17"/>
+              </w:rPr>
+            </w:r>
+            <w:r>
+              <w:rPr>
+                <w:b w:val="0"/>
+                <w:i w:val="0"/>
+                <w:sz w:val="17"/>
+              </w:rPr>
+              <w:t>M12</w:t>
+            </w:r>
+          </w:p>
+        </w:tc>
+        <w:tc>
+          <w:tcPr>
+            <w:tcW w:type="dxa" w:w="2493"/>
+          </w:tcPr>
+          <w:p>
+            <w:r>
+              <w:rPr>
+                <w:b w:val="0"/>
+                <w:sz w:val="17"/>
+              </w:rPr>
+            </w:r>
+            <w:r>
+              <w:rPr>
+                <w:b w:val="0"/>
+                <w:i w:val="0"/>
+                <w:sz w:val="17"/>
+              </w:rPr>
+              <w:t>PARTLY</w:t>
+            </w:r>
+          </w:p>
+        </w:tc>
+        <w:tc>
+          <w:tcPr>
+            <w:tcW w:type="dxa" w:w="2493"/>
+          </w:tcPr>
+          <w:p>
+            <w:r>
+              <w:rPr>
+                <w:b w:val="0"/>
+                <w:sz w:val="17"/>
+              </w:rPr>
+            </w:r>
+            <w:r>
+              <w:rPr>
+                <w:b w:val="0"/>
+                <w:i w:val="0"/>
+                <w:sz w:val="17"/>
+              </w:rPr>
+              <w:t xml:space="preserve">20 of 61 catalogue settings unread; </w:t>
+            </w:r>
+            <w:r>
+              <w:rPr>
+                <w:rFonts w:ascii="Consolas" w:hAnsi="Consolas"/>
+                <w:b w:val="0"/>
+                <w:i w:val="0"/>
+                <w:sz w:val="17"/>
+              </w:rPr>
+              <w:t>governed_parameters</w:t>
+            </w:r>
+            <w:r>
+              <w:rPr>
+                <w:b w:val="0"/>
+                <w:i w:val="0"/>
+                <w:sz w:val="17"/>
+              </w:rPr>
+              <w:t xml:space="preserve"> remains</w:t>
+            </w:r>
+          </w:p>
+        </w:tc>
+        <w:tc>
+          <w:tcPr>
+            <w:tcW w:type="dxa" w:w="2493"/>
+          </w:tcPr>
+          <w:p>
+            <w:r>
+              <w:rPr>
+                <w:b w:val="0"/>
+                <w:sz w:val="17"/>
+              </w:rPr>
+            </w:r>
+            <w:r>
+              <w:rPr>
+                <w:rFonts w:ascii="Consolas" w:hAnsi="Consolas"/>
+                <w:b w:val="0"/>
+                <w:i w:val="0"/>
+                <w:sz w:val="17"/>
+              </w:rPr>
+              <w:t>partly_drawn_interest_basis</w:t>
+            </w:r>
+            <w:r>
+              <w:rPr>
+                <w:b w:val="0"/>
+                <w:i w:val="0"/>
+                <w:sz w:val="17"/>
+              </w:rPr>
+              <w:t xml:space="preserve">, </w:t>
+            </w:r>
+            <w:r>
+              <w:rPr>
+                <w:rFonts w:ascii="Consolas" w:hAnsi="Consolas"/>
+                <w:b w:val="0"/>
+                <w:i w:val="0"/>
+                <w:sz w:val="17"/>
+              </w:rPr>
+              <w:t>fee_source_precedence</w:t>
+            </w:r>
+            <w:r>
+              <w:rPr>
+                <w:b w:val="0"/>
+                <w:i w:val="0"/>
+                <w:sz w:val="17"/>
+              </w:rPr>
+              <w:t xml:space="preserve"> and </w:t>
+            </w:r>
+            <w:r>
+              <w:rPr>
+                <w:rFonts w:ascii="Consolas" w:hAnsi="Consolas"/>
+                <w:b w:val="0"/>
+                <w:i w:val="0"/>
+                <w:sz w:val="17"/>
+              </w:rPr>
+              <w:t>takeon_eir_plausibility</w:t>
+            </w:r>
+            <w:r>
+              <w:rPr>
+                <w:b w:val="0"/>
+                <w:i w:val="0"/>
+                <w:sz w:val="17"/>
+              </w:rPr>
+              <w:t xml:space="preserve"> now read</w:t>
+            </w:r>
+          </w:p>
+        </w:tc>
+      </w:tr>
+      <w:tr>
+        <w:tc>
+          <w:tcPr>
+            <w:tcW w:type="dxa" w:w="2493"/>
+          </w:tcPr>
+          <w:p>
+            <w:r>
+              <w:rPr>
+                <w:b w:val="0"/>
+                <w:sz w:val="17"/>
+              </w:rPr>
+            </w:r>
+            <w:r>
+              <w:rPr>
+                <w:b w:val="0"/>
+                <w:i w:val="0"/>
+                <w:sz w:val="17"/>
+              </w:rPr>
+              <w:t>M13</w:t>
+            </w:r>
+          </w:p>
+        </w:tc>
+        <w:tc>
+          <w:tcPr>
+            <w:tcW w:type="dxa" w:w="2493"/>
+          </w:tcPr>
+          <w:p>
+            <w:r>
+              <w:rPr>
+                <w:b w:val="0"/>
+                <w:sz w:val="17"/>
+              </w:rPr>
+            </w:r>
+            <w:r>
+              <w:rPr>
+                <w:b w:val="0"/>
+                <w:i w:val="0"/>
+                <w:sz w:val="17"/>
+              </w:rPr>
+              <w:t>BUILT</w:t>
+            </w:r>
+          </w:p>
+        </w:tc>
+        <w:tc>
+          <w:tcPr>
+            <w:tcW w:type="dxa" w:w="2493"/>
+          </w:tcPr>
+          <w:p>
+            <w:r>
+              <w:rPr>
+                <w:b w:val="0"/>
+                <w:sz w:val="17"/>
+              </w:rPr>
+            </w:r>
+            <w:r>
+              <w:rPr>
+                <w:rFonts w:ascii="Consolas" w:hAnsi="Consolas"/>
+                <w:b w:val="0"/>
+                <w:i w:val="0"/>
+                <w:sz w:val="17"/>
+              </w:rPr>
+              <w:t>EirAsAtController</w:t>
+            </w:r>
+            <w:r>
+              <w:rPr>
+                <w:b w:val="0"/>
+                <w:i w:val="0"/>
+                <w:sz w:val="17"/>
+              </w:rPr>
+              <w:t xml:space="preserve">; </w:t>
+            </w:r>
+            <w:r>
+              <w:rPr>
+                <w:rFonts w:ascii="Consolas" w:hAnsi="Consolas"/>
+                <w:b w:val="0"/>
+                <w:i w:val="0"/>
+                <w:sz w:val="17"/>
+              </w:rPr>
+              <w:t>EirAsAtServiceTest</w:t>
+            </w:r>
+          </w:p>
+        </w:tc>
+        <w:tc>
+          <w:tcPr>
+            <w:tcW w:type="dxa" w:w="2493"/>
+          </w:tcPr>
+          <w:p>
+            <w:r>
+              <w:rPr>
+                <w:b w:val="0"/>
+                <w:sz w:val="17"/>
+              </w:rPr>
+            </w:r>
+            <w:r>
+              <w:rPr>
+                <w:b w:val="0"/>
+                <w:i w:val="0"/>
+                <w:sz w:val="17"/>
+              </w:rPr>
+              <w:t>None. R12 (part-month labelled EIR) is open</w:t>
+            </w:r>
+          </w:p>
+        </w:tc>
+      </w:tr>
+      <w:tr>
+        <w:tc>
+          <w:tcPr>
+            <w:tcW w:type="dxa" w:w="2493"/>
+          </w:tcPr>
+          <w:p>
+            <w:r>
+              <w:rPr>
+                <w:b w:val="0"/>
+                <w:sz w:val="17"/>
+              </w:rPr>
+            </w:r>
+            <w:r>
+              <w:rPr>
+                <w:b w:val="0"/>
+                <w:i w:val="0"/>
+                <w:sz w:val="17"/>
+              </w:rPr>
+              <w:t>M14</w:t>
+            </w:r>
+          </w:p>
+        </w:tc>
+        <w:tc>
+          <w:tcPr>
+            <w:tcW w:type="dxa" w:w="2493"/>
+          </w:tcPr>
+          <w:p>
+            <w:r>
+              <w:rPr>
+                <w:b w:val="0"/>
+                <w:sz w:val="17"/>
+              </w:rPr>
+            </w:r>
+            <w:r>
+              <w:rPr>
+                <w:b w:val="0"/>
+                <w:i w:val="0"/>
+                <w:sz w:val="17"/>
+              </w:rPr>
+              <w:t>BUILT</w:t>
+            </w:r>
+          </w:p>
+        </w:tc>
+        <w:tc>
+          <w:tcPr>
+            <w:tcW w:type="dxa" w:w="2493"/>
+          </w:tcPr>
+          <w:p>
+            <w:r>
+              <w:rPr>
+                <w:b w:val="0"/>
+                <w:sz w:val="17"/>
+              </w:rPr>
+            </w:r>
+            <w:r>
+              <w:rPr>
+                <w:rFonts w:ascii="Consolas" w:hAnsi="Consolas"/>
+                <w:b w:val="0"/>
+                <w:i w:val="0"/>
+                <w:sz w:val="17"/>
+              </w:rPr>
+              <w:t>FeedZip</w:t>
+            </w:r>
+            <w:r>
+              <w:rPr>
+                <w:b w:val="0"/>
+                <w:i w:val="0"/>
+                <w:sz w:val="17"/>
+              </w:rPr>
+              <w:t xml:space="preserve">; </w:t>
+            </w:r>
+            <w:r>
+              <w:rPr>
+                <w:rFonts w:ascii="Consolas" w:hAnsi="Consolas"/>
+                <w:b w:val="0"/>
+                <w:i w:val="0"/>
+                <w:sz w:val="17"/>
+              </w:rPr>
+              <w:t>FeedZipGuardTest</w:t>
+            </w:r>
+          </w:p>
+        </w:tc>
+        <w:tc>
+          <w:tcPr>
+            <w:tcW w:type="dxa" w:w="2493"/>
+          </w:tcPr>
+          <w:p>
+            <w:r>
+              <w:rPr>
+                <w:b w:val="0"/>
+                <w:sz w:val="17"/>
+              </w:rPr>
+            </w:r>
+            <w:r>
+              <w:rPr>
+                <w:b w:val="0"/>
+                <w:i w:val="0"/>
+                <w:sz w:val="17"/>
+              </w:rPr>
+              <w:t>None</w:t>
+            </w:r>
+          </w:p>
+        </w:tc>
+      </w:tr>
+      <w:tr>
+        <w:tc>
+          <w:tcPr>
+            <w:tcW w:type="dxa" w:w="2493"/>
+          </w:tcPr>
+          <w:p>
+            <w:r>
+              <w:rPr>
+                <w:b w:val="0"/>
+                <w:sz w:val="17"/>
+              </w:rPr>
+            </w:r>
+            <w:r>
+              <w:rPr>
+                <w:b w:val="0"/>
+                <w:i w:val="0"/>
+                <w:sz w:val="17"/>
+              </w:rPr>
+              <w:t>M15</w:t>
+            </w:r>
+          </w:p>
+        </w:tc>
+        <w:tc>
+          <w:tcPr>
+            <w:tcW w:type="dxa" w:w="2493"/>
+          </w:tcPr>
+          <w:p>
+            <w:r>
+              <w:rPr>
+                <w:b w:val="0"/>
+                <w:sz w:val="17"/>
+              </w:rPr>
+            </w:r>
+            <w:r>
+              <w:rPr>
+                <w:b w:val="0"/>
+                <w:i w:val="0"/>
+                <w:sz w:val="17"/>
+              </w:rPr>
+              <w:t>PARTLY</w:t>
+            </w:r>
+          </w:p>
+        </w:tc>
+        <w:tc>
+          <w:tcPr>
+            <w:tcW w:type="dxa" w:w="2493"/>
+          </w:tcPr>
+          <w:p>
+            <w:r>
+              <w:rPr>
+                <w:b w:val="0"/>
+                <w:sz w:val="17"/>
+              </w:rPr>
+            </w:r>
+            <w:r>
+              <w:rPr>
+                <w:rFonts w:ascii="Consolas" w:hAnsi="Consolas"/>
+                <w:b w:val="0"/>
+                <w:i w:val="0"/>
+                <w:sz w:val="17"/>
+              </w:rPr>
+              <w:t>EirRevenueService.php:29</w:t>
+            </w:r>
+            <w:r>
+              <w:rPr>
+                <w:b w:val="0"/>
+                <w:i w:val="0"/>
+                <w:sz w:val="17"/>
+              </w:rPr>
+              <w:t xml:space="preserve"> fixed; </w:t>
+            </w:r>
+            <w:r>
+              <w:rPr>
+                <w:rFonts w:ascii="Consolas" w:hAnsi="Consolas"/>
+                <w:b w:val="0"/>
+                <w:i w:val="0"/>
+                <w:sz w:val="17"/>
+              </w:rPr>
+              <w:t>EirLedgerCashService.php:85</w:t>
+            </w:r>
+            <w:r>
+              <w:rPr>
+                <w:b w:val="0"/>
+                <w:i w:val="0"/>
+                <w:sz w:val="17"/>
+              </w:rPr>
+              <w:t xml:space="preserve">; </w:t>
+            </w:r>
+            <w:r>
+              <w:rPr>
+                <w:rFonts w:ascii="Consolas" w:hAnsi="Consolas"/>
+                <w:b w:val="0"/>
+                <w:i w:val="0"/>
+                <w:sz w:val="17"/>
+              </w:rPr>
+              <w:t>ContractMasterImport.php:71-75</w:t>
+            </w:r>
+          </w:p>
+        </w:tc>
+        <w:tc>
+          <w:tcPr>
+            <w:tcW w:type="dxa" w:w="2493"/>
+          </w:tcPr>
+          <w:p>
+            <w:r>
+              <w:rPr>
+                <w:b w:val="0"/>
+                <w:sz w:val="17"/>
+              </w:rPr>
+            </w:r>
+            <w:r>
+              <w:rPr>
+                <w:b w:val="0"/>
+                <w:i w:val="0"/>
+                <w:sz w:val="17"/>
+              </w:rPr>
+              <w:t>None</w:t>
+            </w:r>
+          </w:p>
+        </w:tc>
+      </w:tr>
+      <w:tr>
+        <w:tc>
+          <w:tcPr>
+            <w:tcW w:type="dxa" w:w="2493"/>
+          </w:tcPr>
+          <w:p>
+            <w:r>
+              <w:rPr>
+                <w:b w:val="0"/>
+                <w:sz w:val="17"/>
+              </w:rPr>
+            </w:r>
+            <w:r>
+              <w:rPr>
+                <w:b w:val="0"/>
+                <w:i w:val="0"/>
+                <w:sz w:val="17"/>
+              </w:rPr>
+              <w:t>M16</w:t>
+            </w:r>
+          </w:p>
+        </w:tc>
+        <w:tc>
+          <w:tcPr>
+            <w:tcW w:type="dxa" w:w="2493"/>
+          </w:tcPr>
+          <w:p>
+            <w:r>
+              <w:rPr>
+                <w:b w:val="0"/>
+                <w:sz w:val="17"/>
+              </w:rPr>
+            </w:r>
+            <w:r>
+              <w:rPr>
+                <w:b w:val="0"/>
+                <w:i w:val="0"/>
+                <w:sz w:val="17"/>
+              </w:rPr>
+              <w:t>BUILT</w:t>
+            </w:r>
+          </w:p>
+        </w:tc>
+        <w:tc>
+          <w:tcPr>
+            <w:tcW w:type="dxa" w:w="2493"/>
+          </w:tcPr>
+          <w:p>
+            <w:r>
+              <w:rPr>
+                <w:b w:val="0"/>
+                <w:sz w:val="17"/>
+              </w:rPr>
+            </w:r>
+            <w:r>
+              <w:rPr>
+                <w:rFonts w:ascii="Consolas" w:hAnsi="Consolas"/>
+                <w:b w:val="0"/>
+                <w:i w:val="0"/>
+                <w:sz w:val="17"/>
+              </w:rPr>
+              <w:t>AuditFindingM16ScreensTest</w:t>
+            </w:r>
+          </w:p>
+        </w:tc>
+        <w:tc>
+          <w:tcPr>
+            <w:tcW w:type="dxa" w:w="2493"/>
+          </w:tcPr>
+          <w:p>
+            <w:r>
+              <w:rPr>
+                <w:b w:val="0"/>
+                <w:sz w:val="17"/>
+              </w:rPr>
+            </w:r>
+            <w:r>
+              <w:rPr>
+                <w:b w:val="0"/>
+                <w:i w:val="0"/>
+                <w:sz w:val="17"/>
+              </w:rPr>
+              <w:t>None</w:t>
+            </w:r>
+          </w:p>
+        </w:tc>
+      </w:tr>
+      <w:tr>
+        <w:tc>
+          <w:tcPr>
+            <w:tcW w:type="dxa" w:w="2493"/>
+          </w:tcPr>
+          <w:p>
+            <w:r>
+              <w:rPr>
+                <w:b w:val="0"/>
+                <w:sz w:val="17"/>
+              </w:rPr>
+            </w:r>
+            <w:r>
+              <w:rPr>
+                <w:b w:val="0"/>
+                <w:i w:val="0"/>
+                <w:sz w:val="17"/>
+              </w:rPr>
+              <w:t>M17</w:t>
+            </w:r>
+          </w:p>
+        </w:tc>
+        <w:tc>
+          <w:tcPr>
+            <w:tcW w:type="dxa" w:w="2493"/>
+          </w:tcPr>
+          <w:p>
+            <w:r>
+              <w:rPr>
+                <w:b w:val="0"/>
+                <w:sz w:val="17"/>
+              </w:rPr>
+            </w:r>
+            <w:r>
+              <w:rPr>
+                <w:b w:val="0"/>
+                <w:i w:val="0"/>
+                <w:sz w:val="17"/>
+              </w:rPr>
+              <w:t>PARTLY</w:t>
+            </w:r>
+          </w:p>
+        </w:tc>
+        <w:tc>
+          <w:tcPr>
+            <w:tcW w:type="dxa" w:w="2493"/>
+          </w:tcPr>
+          <w:p>
+            <w:r>
+              <w:rPr>
+                <w:b w:val="0"/>
+                <w:sz w:val="17"/>
+              </w:rPr>
+            </w:r>
+            <w:r>
+              <w:rPr>
+                <w:rFonts w:ascii="Consolas" w:hAnsi="Consolas"/>
+                <w:b w:val="0"/>
+                <w:i w:val="0"/>
+                <w:sz w:val="17"/>
+              </w:rPr>
+              <w:t>Bootstrap.php:330-361</w:t>
+            </w:r>
+            <w:r>
+              <w:rPr>
+                <w:b w:val="0"/>
+                <w:i w:val="0"/>
+                <w:sz w:val="17"/>
+              </w:rPr>
+              <w:t xml:space="preserve"> every period; </w:t>
+            </w:r>
+            <w:r>
+              <w:rPr>
+                <w:rFonts w:ascii="Consolas" w:hAnsi="Consolas"/>
+                <w:b w:val="0"/>
+                <w:i w:val="0"/>
+                <w:sz w:val="17"/>
+              </w:rPr>
+              <w:t>:379-451</w:t>
+            </w:r>
+            <w:r>
+              <w:rPr>
+                <w:b w:val="0"/>
+                <w:i w:val="0"/>
+                <w:sz w:val="17"/>
+              </w:rPr>
+              <w:t xml:space="preserve"> last period only</w:t>
+            </w:r>
+          </w:p>
+        </w:tc>
+        <w:tc>
+          <w:tcPr>
+            <w:tcW w:type="dxa" w:w="2493"/>
+          </w:tcPr>
+          <w:p>
+            <w:r>
+              <w:rPr>
+                <w:b w:val="0"/>
+                <w:sz w:val="17"/>
+              </w:rPr>
+            </w:r>
+            <w:r>
+              <w:rPr>
+                <w:rFonts w:ascii="Consolas" w:hAnsi="Consolas"/>
+                <w:b w:val="0"/>
+                <w:i w:val="0"/>
+                <w:sz w:val="17"/>
+              </w:rPr>
+              <w:t>216aee2</w:t>
+            </w:r>
+            <w:r>
+              <w:rPr>
+                <w:b w:val="0"/>
+                <w:i w:val="0"/>
+                <w:sz w:val="17"/>
+              </w:rPr>
+              <w:t>: PD, LGD, FLI route, discounted ECL and Mega Farm now run every period</w:t>
+            </w:r>
+          </w:p>
+        </w:tc>
+      </w:tr>
+      <w:tr>
+        <w:tc>
+          <w:tcPr>
+            <w:tcW w:type="dxa" w:w="2493"/>
+          </w:tcPr>
+          <w:p>
+            <w:r>
+              <w:rPr>
+                <w:b w:val="0"/>
+                <w:sz w:val="17"/>
+              </w:rPr>
+            </w:r>
+            <w:r>
+              <w:rPr>
+                <w:b w:val="0"/>
+                <w:i w:val="0"/>
+                <w:sz w:val="17"/>
+              </w:rPr>
+              <w:t>M18</w:t>
+            </w:r>
+          </w:p>
+        </w:tc>
+        <w:tc>
+          <w:tcPr>
+            <w:tcW w:type="dxa" w:w="2493"/>
+          </w:tcPr>
+          <w:p>
+            <w:r>
+              <w:rPr>
+                <w:b w:val="0"/>
+                <w:sz w:val="17"/>
+              </w:rPr>
+            </w:r>
+            <w:r>
+              <w:rPr>
+                <w:b w:val="0"/>
+                <w:i w:val="0"/>
+                <w:sz w:val="17"/>
+              </w:rPr>
+              <w:t>WAITING ON MAIIC</w:t>
+            </w:r>
+          </w:p>
+        </w:tc>
+        <w:tc>
+          <w:tcPr>
+            <w:tcW w:type="dxa" w:w="2493"/>
+          </w:tcPr>
+          <w:p>
+            <w:r>
+              <w:rPr>
+                <w:b w:val="0"/>
+                <w:sz w:val="17"/>
+              </w:rPr>
+            </w:r>
+            <w:r>
+              <w:rPr>
+                <w:b w:val="0"/>
+                <w:i w:val="0"/>
+                <w:sz w:val="17"/>
+              </w:rPr>
+              <w:t xml:space="preserve">D30. </w:t>
+            </w:r>
+            <w:r>
+              <w:rPr>
+                <w:rFonts w:ascii="Consolas" w:hAnsi="Consolas"/>
+                <w:b w:val="0"/>
+                <w:i w:val="0"/>
+                <w:sz w:val="17"/>
+              </w:rPr>
+              <w:t>MegaFarmEclService.php:117-120,228-244</w:t>
+            </w:r>
+          </w:p>
+        </w:tc>
+        <w:tc>
+          <w:tcPr>
+            <w:tcW w:type="dxa" w:w="2493"/>
+          </w:tcPr>
+          <w:p>
+            <w:r>
+              <w:rPr>
+                <w:b w:val="0"/>
+                <w:sz w:val="17"/>
+              </w:rPr>
+            </w:r>
+            <w:r>
+              <w:rPr>
+                <w:rFonts w:ascii="Consolas" w:hAnsi="Consolas"/>
+                <w:b w:val="0"/>
+                <w:i w:val="0"/>
+                <w:sz w:val="17"/>
+              </w:rPr>
+              <w:t>216aee2</w:t>
+            </w:r>
+            <w:r>
+              <w:rPr>
+                <w:b w:val="0"/>
+                <w:i w:val="0"/>
+                <w:sz w:val="17"/>
+              </w:rPr>
+              <w:t>: programme LGD on its own cohort; no typed scalar</w:t>
+            </w:r>
+          </w:p>
+        </w:tc>
+      </w:tr>
+      <w:tr>
+        <w:tc>
+          <w:tcPr>
+            <w:tcW w:type="dxa" w:w="2493"/>
+          </w:tcPr>
+          <w:p>
+            <w:r>
+              <w:rPr>
+                <w:b w:val="0"/>
+                <w:sz w:val="17"/>
+              </w:rPr>
+            </w:r>
+            <w:r>
+              <w:rPr>
+                <w:b w:val="0"/>
+                <w:i w:val="0"/>
+                <w:sz w:val="17"/>
+              </w:rPr>
+              <w:t>L1</w:t>
+            </w:r>
+          </w:p>
+        </w:tc>
+        <w:tc>
+          <w:tcPr>
+            <w:tcW w:type="dxa" w:w="2493"/>
+          </w:tcPr>
+          <w:p>
+            <w:r>
+              <w:rPr>
+                <w:b w:val="0"/>
+                <w:sz w:val="17"/>
+              </w:rPr>
+            </w:r>
+            <w:r>
+              <w:rPr>
+                <w:b w:val="0"/>
+                <w:i w:val="0"/>
+                <w:sz w:val="17"/>
+              </w:rPr>
+              <w:t>NOT BUILT</w:t>
+            </w:r>
+          </w:p>
+        </w:tc>
+        <w:tc>
+          <w:tcPr>
+            <w:tcW w:type="dxa" w:w="2493"/>
+          </w:tcPr>
+          <w:p>
+            <w:r>
+              <w:rPr>
+                <w:b w:val="0"/>
+                <w:sz w:val="17"/>
+              </w:rPr>
+            </w:r>
+            <w:r>
+              <w:rPr>
+                <w:rFonts w:ascii="Consolas" w:hAnsi="Consolas"/>
+                <w:b w:val="0"/>
+                <w:i w:val="0"/>
+                <w:sz w:val="17"/>
+              </w:rPr>
+              <w:t>corporate/</w:t>
+            </w:r>
+            <w:r>
+              <w:rPr>
+                <w:b w:val="0"/>
+                <w:i w:val="0"/>
+                <w:sz w:val="17"/>
+              </w:rPr>
+              <w:t xml:space="preserve"> (715 files) and </w:t>
+            </w:r>
+            <w:r>
+              <w:rPr>
+                <w:rFonts w:ascii="Consolas" w:hAnsi="Consolas"/>
+                <w:b w:val="0"/>
+                <w:i w:val="0"/>
+                <w:sz w:val="17"/>
+              </w:rPr>
+              <w:t>storage/app/icd10cm_tabular_2021.xml</w:t>
+            </w:r>
+            <w:r>
+              <w:rPr>
+                <w:b w:val="0"/>
+                <w:i w:val="0"/>
+                <w:sz w:val="17"/>
+              </w:rPr>
+              <w:t xml:space="preserve"> still tracked</w:t>
+            </w:r>
+          </w:p>
+        </w:tc>
+        <w:tc>
+          <w:tcPr>
+            <w:tcW w:type="dxa" w:w="2493"/>
+          </w:tcPr>
+          <w:p>
+            <w:r>
+              <w:rPr>
+                <w:b w:val="0"/>
+                <w:sz w:val="17"/>
+              </w:rPr>
+            </w:r>
+            <w:r>
+              <w:rPr>
+                <w:b w:val="0"/>
+                <w:i w:val="0"/>
+                <w:sz w:val="17"/>
+              </w:rPr>
+              <w:t>None</w:t>
+            </w:r>
+          </w:p>
+        </w:tc>
+      </w:tr>
+      <w:tr>
+        <w:tc>
+          <w:tcPr>
+            <w:tcW w:type="dxa" w:w="2493"/>
+          </w:tcPr>
+          <w:p>
+            <w:r>
+              <w:rPr>
+                <w:b w:val="0"/>
+                <w:sz w:val="17"/>
+              </w:rPr>
+            </w:r>
+            <w:r>
+              <w:rPr>
+                <w:b w:val="0"/>
+                <w:i w:val="0"/>
+                <w:sz w:val="17"/>
+              </w:rPr>
+              <w:t>L2</w:t>
+            </w:r>
+          </w:p>
+        </w:tc>
+        <w:tc>
+          <w:tcPr>
+            <w:tcW w:type="dxa" w:w="2493"/>
+          </w:tcPr>
+          <w:p>
+            <w:r>
+              <w:rPr>
+                <w:b w:val="0"/>
+                <w:sz w:val="17"/>
+              </w:rPr>
+            </w:r>
+            <w:r>
+              <w:rPr>
+                <w:b w:val="0"/>
+                <w:i w:val="0"/>
+                <w:sz w:val="17"/>
+              </w:rPr>
+              <w:t>PARTLY</w:t>
+            </w:r>
+          </w:p>
+        </w:tc>
+        <w:tc>
+          <w:tcPr>
+            <w:tcW w:type="dxa" w:w="2493"/>
+          </w:tcPr>
+          <w:p>
+            <w:r>
+              <w:rPr>
+                <w:b w:val="0"/>
+                <w:sz w:val="17"/>
+              </w:rPr>
+            </w:r>
+            <w:r>
+              <w:rPr>
+                <w:b w:val="0"/>
+                <w:i w:val="0"/>
+                <w:sz w:val="17"/>
+              </w:rPr>
+              <w:t xml:space="preserve">FDH keys in </w:t>
+            </w:r>
+            <w:r>
+              <w:rPr>
+                <w:rFonts w:ascii="Consolas" w:hAnsi="Consolas"/>
+                <w:b w:val="0"/>
+                <w:i w:val="0"/>
+                <w:sz w:val="17"/>
+              </w:rPr>
+              <w:t>AdjustmentMethods.php:39-40</w:t>
+            </w:r>
+            <w:r>
+              <w:rPr>
+                <w:b w:val="0"/>
+                <w:i w:val="0"/>
+                <w:sz w:val="17"/>
+              </w:rPr>
+              <w:t xml:space="preserve">, </w:t>
+            </w:r>
+            <w:r>
+              <w:rPr>
+                <w:rFonts w:ascii="Consolas" w:hAnsi="Consolas"/>
+                <w:b w:val="0"/>
+                <w:i w:val="0"/>
+                <w:sz w:val="17"/>
+              </w:rPr>
+              <w:t>TransmissionMethodCatalogue</w:t>
+            </w:r>
+            <w:r>
+              <w:rPr>
+                <w:b w:val="0"/>
+                <w:i w:val="0"/>
+                <w:sz w:val="17"/>
+              </w:rPr>
+              <w:t xml:space="preserve">, </w:t>
+            </w:r>
+            <w:r>
+              <w:rPr>
+                <w:rFonts w:ascii="Consolas" w:hAnsi="Consolas"/>
+                <w:b w:val="0"/>
+                <w:i w:val="0"/>
+                <w:sz w:val="17"/>
+              </w:rPr>
+              <w:t>GovernedValues</w:t>
+            </w:r>
+            <w:r>
+              <w:rPr>
+                <w:b w:val="0"/>
+                <w:i w:val="0"/>
+                <w:sz w:val="17"/>
+              </w:rPr>
+              <w:t xml:space="preserve">, </w:t>
+            </w:r>
+            <w:r>
+              <w:rPr>
+                <w:rFonts w:ascii="Consolas" w:hAnsi="Consolas"/>
+                <w:b w:val="0"/>
+                <w:i w:val="0"/>
+                <w:sz w:val="17"/>
+              </w:rPr>
+              <w:t>StressTestingController</w:t>
+            </w:r>
+            <w:r>
+              <w:rPr>
+                <w:b w:val="0"/>
+                <w:i w:val="0"/>
+                <w:sz w:val="17"/>
+              </w:rPr>
+              <w:t xml:space="preserve">; ZNBS in </w:t>
+            </w:r>
+            <w:r>
+              <w:rPr>
+                <w:rFonts w:ascii="Consolas" w:hAnsi="Consolas"/>
+                <w:b w:val="0"/>
+                <w:i w:val="0"/>
+                <w:sz w:val="17"/>
+              </w:rPr>
+              <w:t>TicketSeeder.php:234,253</w:t>
+            </w:r>
+          </w:p>
+        </w:tc>
+        <w:tc>
+          <w:tcPr>
+            <w:tcW w:type="dxa" w:w="2493"/>
+          </w:tcPr>
+          <w:p>
+            <w:r>
+              <w:rPr>
+                <w:b w:val="0"/>
+                <w:sz w:val="17"/>
+              </w:rPr>
+            </w:r>
+            <w:r>
+              <w:rPr>
+                <w:b w:val="0"/>
+                <w:i w:val="0"/>
+                <w:sz w:val="17"/>
+              </w:rPr>
+              <w:t>None</w:t>
+            </w:r>
+          </w:p>
+        </w:tc>
+      </w:tr>
+      <w:tr>
+        <w:tc>
+          <w:tcPr>
+            <w:tcW w:type="dxa" w:w="2493"/>
+          </w:tcPr>
+          <w:p>
+            <w:r>
+              <w:rPr>
+                <w:b w:val="0"/>
+                <w:sz w:val="17"/>
+              </w:rPr>
+            </w:r>
+            <w:r>
+              <w:rPr>
+                <w:b w:val="0"/>
+                <w:i w:val="0"/>
+                <w:sz w:val="17"/>
+              </w:rPr>
+              <w:t>L3</w:t>
+            </w:r>
+          </w:p>
+        </w:tc>
+        <w:tc>
+          <w:tcPr>
+            <w:tcW w:type="dxa" w:w="2493"/>
+          </w:tcPr>
+          <w:p>
+            <w:r>
+              <w:rPr>
+                <w:b w:val="0"/>
+                <w:sz w:val="17"/>
+              </w:rPr>
+            </w:r>
+            <w:r>
+              <w:rPr>
+                <w:b w:val="0"/>
+                <w:i w:val="0"/>
+                <w:sz w:val="17"/>
+              </w:rPr>
+              <w:t>NOT BUILT</w:t>
+            </w:r>
+          </w:p>
+        </w:tc>
+        <w:tc>
+          <w:tcPr>
+            <w:tcW w:type="dxa" w:w="2493"/>
+          </w:tcPr>
+          <w:p>
+            <w:r>
+              <w:rPr>
+                <w:b w:val="0"/>
+                <w:sz w:val="17"/>
+              </w:rPr>
+            </w:r>
+            <w:r>
+              <w:rPr>
+                <w:b w:val="0"/>
+                <w:i w:val="0"/>
+                <w:sz w:val="17"/>
+              </w:rPr>
+              <w:t xml:space="preserve">No change to </w:t>
+            </w:r>
+            <w:r>
+              <w:rPr>
+                <w:rFonts w:ascii="Consolas" w:hAnsi="Consolas"/>
+                <w:b w:val="0"/>
+                <w:i w:val="0"/>
+                <w:sz w:val="17"/>
+              </w:rPr>
+              <w:t>composer.lock</w:t>
+            </w:r>
+            <w:r>
+              <w:rPr>
+                <w:b w:val="0"/>
+                <w:i w:val="0"/>
+                <w:sz w:val="17"/>
+              </w:rPr>
+              <w:t xml:space="preserve"> or </w:t>
+            </w:r>
+            <w:r>
+              <w:rPr>
+                <w:rFonts w:ascii="Consolas" w:hAnsi="Consolas"/>
+                <w:b w:val="0"/>
+                <w:i w:val="0"/>
+                <w:sz w:val="17"/>
+              </w:rPr>
+              <w:t>package-lock.json</w:t>
+            </w:r>
+            <w:r>
+              <w:rPr>
+                <w:b w:val="0"/>
+                <w:i w:val="0"/>
+                <w:sz w:val="17"/>
+              </w:rPr>
+              <w:t xml:space="preserve"> since 9 October (audit not re-run)</w:t>
+            </w:r>
+          </w:p>
+        </w:tc>
+        <w:tc>
+          <w:tcPr>
+            <w:tcW w:type="dxa" w:w="2493"/>
+          </w:tcPr>
+          <w:p>
+            <w:r>
+              <w:rPr>
+                <w:b w:val="0"/>
+                <w:sz w:val="17"/>
+              </w:rPr>
+            </w:r>
+            <w:r>
+              <w:rPr>
+                <w:b w:val="0"/>
+                <w:i w:val="0"/>
+                <w:sz w:val="17"/>
+              </w:rPr>
+              <w:t>None</w:t>
+            </w:r>
+          </w:p>
+        </w:tc>
+      </w:tr>
+      <w:tr>
+        <w:tc>
+          <w:tcPr>
+            <w:tcW w:type="dxa" w:w="2493"/>
+          </w:tcPr>
+          <w:p>
+            <w:r>
+              <w:rPr>
+                <w:b w:val="0"/>
+                <w:sz w:val="17"/>
+              </w:rPr>
+            </w:r>
+            <w:r>
+              <w:rPr>
+                <w:b w:val="0"/>
+                <w:i w:val="0"/>
+                <w:sz w:val="17"/>
+              </w:rPr>
+              <w:t>L4</w:t>
+            </w:r>
+          </w:p>
+        </w:tc>
+        <w:tc>
+          <w:tcPr>
+            <w:tcW w:type="dxa" w:w="2493"/>
+          </w:tcPr>
+          <w:p>
+            <w:r>
+              <w:rPr>
+                <w:b w:val="0"/>
+                <w:sz w:val="17"/>
+              </w:rPr>
+            </w:r>
+            <w:r>
+              <w:rPr>
+                <w:b w:val="0"/>
+                <w:i w:val="0"/>
+                <w:sz w:val="17"/>
+              </w:rPr>
+              <w:t>PARTLY</w:t>
+            </w:r>
+          </w:p>
+        </w:tc>
+        <w:tc>
+          <w:tcPr>
+            <w:tcW w:type="dxa" w:w="2493"/>
+          </w:tcPr>
+          <w:p>
+            <w:r>
+              <w:rPr>
+                <w:b w:val="0"/>
+                <w:sz w:val="17"/>
+              </w:rPr>
+            </w:r>
+            <w:r>
+              <w:rPr>
+                <w:b w:val="0"/>
+                <w:i w:val="0"/>
+                <w:sz w:val="17"/>
+              </w:rPr>
+              <w:t xml:space="preserve">Cache prefix fixed; </w:t>
+            </w:r>
+            <w:r>
+              <w:rPr>
+                <w:rFonts w:ascii="Consolas" w:hAnsi="Consolas"/>
+                <w:b w:val="0"/>
+                <w:i w:val="0"/>
+                <w:sz w:val="17"/>
+              </w:rPr>
+              <w:t>config/session.php:171</w:t>
+            </w:r>
+            <w:r>
+              <w:rPr>
+                <w:b w:val="0"/>
+                <w:i w:val="0"/>
+                <w:sz w:val="17"/>
+              </w:rPr>
+              <w:t xml:space="preserve"> secure cookie unset; </w:t>
+            </w:r>
+            <w:r>
+              <w:rPr>
+                <w:rFonts w:ascii="Consolas" w:hAnsi="Consolas"/>
+                <w:b w:val="0"/>
+                <w:i w:val="0"/>
+                <w:sz w:val="17"/>
+              </w:rPr>
+              <w:t>VerifyCsrfToken.php:15</w:t>
+            </w:r>
+            <w:r>
+              <w:rPr>
+                <w:b w:val="0"/>
+                <w:i w:val="0"/>
+                <w:sz w:val="17"/>
+              </w:rPr>
+              <w:t xml:space="preserve"> still excludes </w:t>
+            </w:r>
+            <w:r>
+              <w:rPr>
+                <w:rFonts w:ascii="Consolas" w:hAnsi="Consolas"/>
+                <w:b w:val="0"/>
+                <w:i w:val="0"/>
+                <w:sz w:val="17"/>
+              </w:rPr>
+              <w:t>file/upload</w:t>
+            </w:r>
+          </w:p>
+        </w:tc>
+        <w:tc>
+          <w:tcPr>
+            <w:tcW w:type="dxa" w:w="2493"/>
+          </w:tcPr>
+          <w:p>
+            <w:r>
+              <w:rPr>
+                <w:b w:val="0"/>
+                <w:sz w:val="17"/>
+              </w:rPr>
+            </w:r>
+            <w:r>
+              <w:rPr>
+                <w:b w:val="0"/>
+                <w:i w:val="0"/>
+                <w:sz w:val="17"/>
+              </w:rPr>
+              <w:t>None</w:t>
+            </w:r>
+          </w:p>
+        </w:tc>
+      </w:tr>
+      <w:tr>
+        <w:tc>
+          <w:tcPr>
+            <w:tcW w:type="dxa" w:w="2493"/>
+          </w:tcPr>
+          <w:p>
+            <w:r>
+              <w:rPr>
+                <w:b w:val="0"/>
+                <w:sz w:val="17"/>
+              </w:rPr>
+            </w:r>
+            <w:r>
+              <w:rPr>
+                <w:b w:val="0"/>
+                <w:i w:val="0"/>
+                <w:sz w:val="17"/>
+              </w:rPr>
+              <w:t>L5</w:t>
+            </w:r>
+          </w:p>
+        </w:tc>
+        <w:tc>
+          <w:tcPr>
+            <w:tcW w:type="dxa" w:w="2493"/>
+          </w:tcPr>
+          <w:p>
+            <w:r>
+              <w:rPr>
+                <w:b w:val="0"/>
+                <w:sz w:val="17"/>
+              </w:rPr>
+            </w:r>
+            <w:r>
+              <w:rPr>
+                <w:b w:val="0"/>
+                <w:i w:val="0"/>
+                <w:sz w:val="17"/>
+              </w:rPr>
+              <w:t>PARTLY</w:t>
+            </w:r>
+          </w:p>
+        </w:tc>
+        <w:tc>
+          <w:tcPr>
+            <w:tcW w:type="dxa" w:w="2493"/>
+          </w:tcPr>
+          <w:p>
+            <w:r>
+              <w:rPr>
+                <w:b w:val="0"/>
+                <w:sz w:val="17"/>
+              </w:rPr>
+            </w:r>
+            <w:r>
+              <w:rPr>
+                <w:b w:val="0"/>
+                <w:i w:val="0"/>
+                <w:sz w:val="17"/>
+              </w:rPr>
+              <w:t>Rate above 1 read as a percent (</w:t>
+            </w:r>
+            <w:r>
+              <w:rPr>
+                <w:rFonts w:ascii="Consolas" w:hAnsi="Consolas"/>
+                <w:b w:val="0"/>
+                <w:i w:val="0"/>
+                <w:sz w:val="17"/>
+              </w:rPr>
+              <w:t>ScheduleWorkflowService.php:97</w:t>
+            </w:r>
+            <w:r>
+              <w:rPr>
+                <w:b w:val="0"/>
+                <w:i w:val="0"/>
+                <w:sz w:val="17"/>
+              </w:rPr>
+              <w:t xml:space="preserve">); </w:t>
+            </w:r>
+            <w:r>
+              <w:rPr>
+                <w:rFonts w:ascii="Consolas" w:hAnsi="Consolas"/>
+                <w:b w:val="0"/>
+                <w:i w:val="0"/>
+                <w:sz w:val="17"/>
+              </w:rPr>
+              <w:t>lifetime_pd</w:t>
+            </w:r>
+            <w:r>
+              <w:rPr>
+                <w:b w:val="0"/>
+                <w:i w:val="0"/>
+                <w:sz w:val="17"/>
+              </w:rPr>
+              <w:t xml:space="preserve"> and </w:t>
+            </w:r>
+            <w:r>
+              <w:rPr>
+                <w:rFonts w:ascii="Consolas" w:hAnsi="Consolas"/>
+                <w:b w:val="0"/>
+                <w:i w:val="0"/>
+                <w:sz w:val="17"/>
+              </w:rPr>
+              <w:t>12m_pd</w:t>
+            </w:r>
+            <w:r>
+              <w:rPr>
+                <w:b w:val="0"/>
+                <w:i w:val="0"/>
+                <w:sz w:val="17"/>
+              </w:rPr>
+              <w:t xml:space="preserve"> decimal(8,2); 30/360 and 30E/360 one rule (</w:t>
+            </w:r>
+            <w:r>
+              <w:rPr>
+                <w:rFonts w:ascii="Consolas" w:hAnsi="Consolas"/>
+                <w:b w:val="0"/>
+                <w:i w:val="0"/>
+                <w:sz w:val="17"/>
+              </w:rPr>
+              <w:t>CalculateEirService.php:87</w:t>
+            </w:r>
+            <w:r>
+              <w:rPr>
+                <w:b w:val="0"/>
+                <w:i w:val="0"/>
+                <w:sz w:val="17"/>
+              </w:rPr>
+              <w:t>)</w:t>
+            </w:r>
+          </w:p>
+        </w:tc>
+        <w:tc>
+          <w:tcPr>
+            <w:tcW w:type="dxa" w:w="2493"/>
+          </w:tcPr>
+          <w:p>
+            <w:r>
+              <w:rPr>
+                <w:b w:val="0"/>
+                <w:sz w:val="17"/>
+              </w:rPr>
+            </w:r>
+            <w:r>
+              <w:rPr>
+                <w:rFonts w:ascii="Consolas" w:hAnsi="Consolas"/>
+                <w:b w:val="0"/>
+                <w:i w:val="0"/>
+                <w:sz w:val="17"/>
+              </w:rPr>
+              <w:t>216aee2</w:t>
+            </w:r>
+            <w:r>
+              <w:rPr>
+                <w:b w:val="0"/>
+                <w:i w:val="0"/>
+                <w:sz w:val="17"/>
+              </w:rPr>
+              <w:t>: staging strips commas from TRANSAMT (</w:t>
+            </w:r>
+            <w:r>
+              <w:rPr>
+                <w:rFonts w:ascii="Consolas" w:hAnsi="Consolas"/>
+                <w:b w:val="0"/>
+                <w:i w:val="0"/>
+                <w:sz w:val="17"/>
+              </w:rPr>
+              <w:t>StagingService.php:241</w:t>
+            </w:r>
+            <w:r>
+              <w:rPr>
+                <w:b w:val="0"/>
+                <w:i w:val="0"/>
+                <w:sz w:val="17"/>
+              </w:rPr>
+              <w:t>)</w:t>
+            </w:r>
+          </w:p>
+        </w:tc>
+      </w:tr>
+      <w:tr>
+        <w:tc>
+          <w:tcPr>
+            <w:tcW w:type="dxa" w:w="2493"/>
+          </w:tcPr>
+          <w:p>
+            <w:r>
+              <w:rPr>
+                <w:b w:val="0"/>
+                <w:sz w:val="17"/>
+              </w:rPr>
+            </w:r>
+            <w:r>
+              <w:rPr>
+                <w:b w:val="0"/>
+                <w:i w:val="0"/>
+                <w:sz w:val="17"/>
+              </w:rPr>
+              <w:t>L6</w:t>
+            </w:r>
+          </w:p>
+        </w:tc>
+        <w:tc>
+          <w:tcPr>
+            <w:tcW w:type="dxa" w:w="2493"/>
+          </w:tcPr>
+          <w:p>
+            <w:r>
+              <w:rPr>
+                <w:b w:val="0"/>
+                <w:sz w:val="17"/>
+              </w:rPr>
+            </w:r>
+            <w:r>
+              <w:rPr>
+                <w:b w:val="0"/>
+                <w:i w:val="0"/>
+                <w:sz w:val="17"/>
+              </w:rPr>
+              <w:t>NOT BUILT</w:t>
+            </w:r>
+          </w:p>
+        </w:tc>
+        <w:tc>
+          <w:tcPr>
+            <w:tcW w:type="dxa" w:w="2493"/>
+          </w:tcPr>
+          <w:p>
+            <w:r>
+              <w:rPr>
+                <w:b w:val="0"/>
+                <w:sz w:val="17"/>
+              </w:rPr>
+            </w:r>
+            <w:r>
+              <w:rPr>
+                <w:b w:val="0"/>
+                <w:i w:val="0"/>
+                <w:sz w:val="17"/>
+              </w:rPr>
+              <w:t xml:space="preserve">Medical, inventory and Jetstream tests remain under </w:t>
+            </w:r>
+            <w:r>
+              <w:rPr>
+                <w:rFonts w:ascii="Consolas" w:hAnsi="Consolas"/>
+                <w:b w:val="0"/>
+                <w:i w:val="0"/>
+                <w:sz w:val="17"/>
+              </w:rPr>
+              <w:t>tests/Feature</w:t>
+            </w:r>
+          </w:p>
+        </w:tc>
+        <w:tc>
+          <w:tcPr>
+            <w:tcW w:type="dxa" w:w="2493"/>
+          </w:tcPr>
+          <w:p>
+            <w:r>
+              <w:rPr>
+                <w:b w:val="0"/>
+                <w:sz w:val="17"/>
+              </w:rPr>
+            </w:r>
+            <w:r>
+              <w:rPr>
+                <w:b w:val="0"/>
+                <w:i w:val="0"/>
+                <w:sz w:val="17"/>
+              </w:rPr>
+              <w:t>None</w:t>
+            </w:r>
+          </w:p>
+        </w:tc>
+      </w:tr>
+    </w:tbl>
+    <w:p/>
+    <w:p>
+      <w:pPr>
+        <w:spacing w:after="120"/>
+      </w:pPr>
+      <w:r>
+        <w:rPr>
+          <w:b w:val="0"/>
+          <w:i w:val="0"/>
+        </w:rPr>
+        <w:t>Count on 14 October 2026:</w:t>
+      </w:r>
+    </w:p>
+    <w:tbl>
+      <w:tblPr>
+        <w:tblStyle w:val="TableGrid"/>
+        <w:tblW w:type="auto" w:w="0"/>
+        <w:tblLook w:firstColumn="1" w:firstRow="1" w:lastColumn="0" w:lastRow="0" w:noHBand="0" w:noVBand="1" w:val="04A0"/>
+      </w:tblPr>
+      <w:tblGrid>
+        <w:gridCol w:w="4986"/>
+        <w:gridCol w:w="4986"/>
+      </w:tblGrid>
+      <w:tr>
+        <w:tc>
+          <w:tcPr>
+            <w:tcW w:type="dxa" w:w="4986"/>
+            <w:shd w:val="clear" w:color="auto" w:fill="1B2A41"/>
+          </w:tcPr>
+          <w:p>
+            <w:r>
+              <w:rPr>
+                <w:b/>
+                <w:color w:val="FFFFFF"/>
+                <w:sz w:val="17"/>
+              </w:rPr>
+            </w:r>
+            <w:r>
+              <w:rPr>
+                <w:b/>
+                <w:i w:val="0"/>
+                <w:color w:val="FFFFFF"/>
+                <w:sz w:val="17"/>
+              </w:rPr>
+              <w:t>Status</w:t>
+            </w:r>
+          </w:p>
+        </w:tc>
+        <w:tc>
+          <w:tcPr>
+            <w:tcW w:type="dxa" w:w="4986"/>
+            <w:shd w:val="clear" w:color="auto" w:fill="1B2A41"/>
+          </w:tcPr>
+          <w:p>
+            <w:r>
+              <w:rPr>
+                <w:b/>
+                <w:color w:val="FFFFFF"/>
+                <w:sz w:val="17"/>
+              </w:rPr>
+            </w:r>
+            <w:r>
+              <w:rPr>
+                <w:b/>
+                <w:i w:val="0"/>
+                <w:color w:val="FFFFFF"/>
+                <w:sz w:val="17"/>
+              </w:rPr>
+              <w:t>Count</w:t>
+            </w:r>
+          </w:p>
+        </w:tc>
+      </w:tr>
+      <w:tr>
+        <w:tc>
+          <w:tcPr>
+            <w:tcW w:type="dxa" w:w="4986"/>
+          </w:tcPr>
+          <w:p>
+            <w:r>
+              <w:rPr>
+                <w:b w:val="0"/>
+                <w:sz w:val="17"/>
+              </w:rPr>
+            </w:r>
+            <w:r>
+              <w:rPr>
+                <w:b w:val="0"/>
+                <w:i w:val="0"/>
+                <w:sz w:val="17"/>
+              </w:rPr>
+              <w:t>BUILT</w:t>
+            </w:r>
+          </w:p>
+        </w:tc>
+        <w:tc>
+          <w:tcPr>
+            <w:tcW w:type="dxa" w:w="4986"/>
+          </w:tcPr>
+          <w:p>
+            <w:r>
+              <w:rPr>
+                <w:b w:val="0"/>
+                <w:sz w:val="17"/>
+              </w:rPr>
+            </w:r>
+            <w:r>
+              <w:rPr>
+                <w:b w:val="0"/>
+                <w:i w:val="0"/>
+                <w:sz w:val="17"/>
+              </w:rPr>
+              <w:t>24</w:t>
+            </w:r>
+          </w:p>
+        </w:tc>
+      </w:tr>
+      <w:tr>
+        <w:tc>
+          <w:tcPr>
+            <w:tcW w:type="dxa" w:w="4986"/>
+          </w:tcPr>
+          <w:p>
+            <w:r>
+              <w:rPr>
+                <w:b w:val="0"/>
+                <w:sz w:val="17"/>
+              </w:rPr>
+            </w:r>
+            <w:r>
+              <w:rPr>
+                <w:b w:val="0"/>
+                <w:i w:val="0"/>
+                <w:sz w:val="17"/>
+              </w:rPr>
+              <w:t>PARTLY</w:t>
+            </w:r>
+          </w:p>
+        </w:tc>
+        <w:tc>
+          <w:tcPr>
+            <w:tcW w:type="dxa" w:w="4986"/>
+          </w:tcPr>
+          <w:p>
+            <w:r>
+              <w:rPr>
+                <w:b w:val="0"/>
+                <w:sz w:val="17"/>
+              </w:rPr>
+            </w:r>
+            <w:r>
+              <w:rPr>
+                <w:b w:val="0"/>
+                <w:i w:val="0"/>
+                <w:sz w:val="17"/>
+              </w:rPr>
+              <w:t>18</w:t>
+            </w:r>
+          </w:p>
+        </w:tc>
+      </w:tr>
+      <w:tr>
+        <w:tc>
+          <w:tcPr>
+            <w:tcW w:type="dxa" w:w="4986"/>
+          </w:tcPr>
+          <w:p>
+            <w:r>
+              <w:rPr>
+                <w:b w:val="0"/>
+                <w:sz w:val="17"/>
+              </w:rPr>
+            </w:r>
+            <w:r>
+              <w:rPr>
+                <w:b w:val="0"/>
+                <w:i w:val="0"/>
+                <w:sz w:val="17"/>
+              </w:rPr>
+              <w:t>NOT BUILT</w:t>
+            </w:r>
+          </w:p>
+        </w:tc>
+        <w:tc>
+          <w:tcPr>
+            <w:tcW w:type="dxa" w:w="4986"/>
+          </w:tcPr>
+          <w:p>
+            <w:r>
+              <w:rPr>
+                <w:b w:val="0"/>
+                <w:sz w:val="17"/>
+              </w:rPr>
+            </w:r>
+            <w:r>
+              <w:rPr>
+                <w:b w:val="0"/>
+                <w:i w:val="0"/>
+                <w:sz w:val="17"/>
+              </w:rPr>
+              <w:t>3</w:t>
+            </w:r>
+          </w:p>
+        </w:tc>
+      </w:tr>
+      <w:tr>
+        <w:tc>
+          <w:tcPr>
+            <w:tcW w:type="dxa" w:w="4986"/>
+          </w:tcPr>
+          <w:p>
+            <w:r>
+              <w:rPr>
+                <w:b w:val="0"/>
+                <w:sz w:val="17"/>
+              </w:rPr>
+            </w:r>
+            <w:r>
+              <w:rPr>
+                <w:b w:val="0"/>
+                <w:i w:val="0"/>
+                <w:sz w:val="17"/>
+              </w:rPr>
+              <w:t>WAITING ON MAIIC</w:t>
+            </w:r>
+          </w:p>
+        </w:tc>
+        <w:tc>
+          <w:tcPr>
+            <w:tcW w:type="dxa" w:w="4986"/>
+          </w:tcPr>
+          <w:p>
+            <w:r>
+              <w:rPr>
+                <w:b w:val="0"/>
+                <w:sz w:val="17"/>
+              </w:rPr>
+            </w:r>
+            <w:r>
+              <w:rPr>
+                <w:b w:val="0"/>
+                <w:i w:val="0"/>
+                <w:sz w:val="17"/>
+              </w:rPr>
+              <w:t>2</w:t>
+            </w:r>
+          </w:p>
+        </w:tc>
+      </w:tr>
+      <w:tr>
+        <w:tc>
+          <w:tcPr>
+            <w:tcW w:type="dxa" w:w="4986"/>
+          </w:tcPr>
+          <w:p>
+            <w:r>
+              <w:rPr>
+                <w:b w:val="0"/>
+                <w:sz w:val="17"/>
+              </w:rPr>
+            </w:r>
+            <w:r>
+              <w:rPr>
+                <w:b/>
+                <w:i w:val="0"/>
+                <w:sz w:val="17"/>
+              </w:rPr>
+              <w:t>Total</w:t>
+            </w:r>
+          </w:p>
+        </w:tc>
+        <w:tc>
+          <w:tcPr>
+            <w:tcW w:type="dxa" w:w="4986"/>
+          </w:tcPr>
+          <w:p>
+            <w:r>
+              <w:rPr>
+                <w:b w:val="0"/>
+                <w:sz w:val="17"/>
+              </w:rPr>
+            </w:r>
+            <w:r>
+              <w:rPr>
+                <w:b/>
+                <w:i w:val="0"/>
+                <w:sz w:val="17"/>
+              </w:rPr>
+              <w:t>47</w:t>
+            </w:r>
+          </w:p>
+        </w:tc>
+      </w:tr>
+    </w:tbl>
+    <w:p/>
+    <w:p>
+      <w:pPr>
+        <w:spacing w:after="120"/>
+      </w:pPr>
+      <w:r>
+        <w:rPr>
+          <w:b w:val="0"/>
+          <w:i w:val="0"/>
+        </w:rPr>
+        <w:t>Most consequential for 31 October 2026:</w:t>
+      </w:r>
+    </w:p>
+    <w:p>
+      <w:pPr>
+        <w:pStyle w:val="ListNumber"/>
+      </w:pPr>
+      <w:r>
+        <w:rPr>
+          <w:b w:val="0"/>
+          <w:i w:val="0"/>
+        </w:rPr>
+        <w:t>The FS note and reports carry the undiscounted ECL (C1).</w:t>
+      </w:r>
+    </w:p>
+    <w:p>
+      <w:pPr>
+        <w:pStyle w:val="ListNumber"/>
+      </w:pPr>
+      <w:r>
+        <w:rPr>
+          <w:b w:val="0"/>
+          <w:i w:val="0"/>
+        </w:rPr>
+        <w:t>The legacy synthetic scenario set is still approved (H3).</w:t>
+      </w:r>
+    </w:p>
+    <w:p>
+      <w:pPr>
+        <w:pStyle w:val="ListNumber"/>
+      </w:pPr>
+      <w:r>
+        <w:rPr>
+          <w:b w:val="0"/>
+          <w:i w:val="0"/>
+        </w:rPr>
+        <w:t>The controls of H4, H9, H11 and M8 are incomplete.</w:t>
+      </w:r>
+    </w:p>
+    <w:p>
+      <w:pPr>
+        <w:pStyle w:val="ListNumber"/>
+      </w:pPr>
+      <w:r>
+        <w:rPr>
+          <w:b w:val="0"/>
+          <w:i w:val="0"/>
+        </w:rPr>
+        <w:t>Write-offs are nil in the IFRS 7 reconciliation (H1 follow-on).</w:t>
+      </w:r>
+    </w:p>
+    <w:p>
+      <w:pPr>
+        <w:pStyle w:val="ListNumber"/>
+      </w:pPr>
+      <w:r>
+        <w:rPr>
+          <w:rFonts w:ascii="Consolas" w:hAnsi="Consolas"/>
+          <w:b w:val="0"/>
+          <w:i w:val="0"/>
+          <w:sz w:val="18"/>
+        </w:rPr>
+        <w:t>--verify</w:t>
+      </w:r>
+      <w:r>
+        <w:rPr>
+          <w:b w:val="0"/>
+          <w:i w:val="0"/>
+        </w:rPr>
+        <w:t xml:space="preserve"> checks 5 of 16 baselines (H13).</w:t>
+      </w:r>
+    </w:p>
+    <w:p>
+      <w:pPr>
+        <w:pStyle w:val="ListNumber"/>
+      </w:pPr>
+      <w:r>
+        <w:rPr>
+          <w:b w:val="0"/>
+          <w:i w:val="0"/>
+        </w:rPr>
+        <w:t>The hygiene items L1, L3 and L6 are not done.</w:t>
       </w:r>
     </w:p>
     <w:sectPr>
